--- a/zht/docx/28.content.docx
+++ b/zht/docx/28.content.docx
@@ -28,22 +28,6 @@
       </w:r>
     </w:p>
     <w:p>
-      <w:pPr>
-        <w:pStyle w:val="Heading2"/>
-      </w:pPr>
-      <w:r>
-        <w:rPr>
-          <w:lang w:val="zh_TW" w:bidi="zh_TW"/>
-        </w:rPr>
-        <w:t>License Information</w:t>
-      </w:r>
-      <w:r>
-        <w:rPr>
-          <w:lang w:val="zh_TW" w:bidi="zh_TW"/>
-        </w:rPr>
-      </w:r>
-    </w:p>
-    <w:p>
       <w:pPr/>
       <w:r>
         <w:rPr>
@@ -55,19 +39,21 @@
           <w:b/>
           <w:lang w:val="zh_TW" w:bidi="zh_TW"/>
         </w:rPr>
-        <w:t>研讀筆記 (Tyndale)</w:t>
-      </w:r>
-      <w:r>
-        <w:rPr>
-          <w:lang w:val="zh_TW" w:bidi="zh_TW"/>
-        </w:rPr>
-        <w:t xml:space="preserve"> (Chinese (Traditional)) is based on</w:t>
-      </w:r>
-      <w:r>
-        <w:rPr>
-          <w:lang w:val="zh_TW" w:bidi="zh_TW"/>
-        </w:rPr>
-        <w:t xml:space="preserve">: </w:t>
+        <w:t>Aquifer Open Study Notes</w:t>
+      </w:r>
+    </w:p>
+    <w:p>
+      <w:pPr/>
+      <w:r>
+        <w:rPr>
+          <w:lang w:val="zh_TW" w:bidi="zh_TW"/>
+        </w:rPr>
+      </w:r>
+      <w:r>
+        <w:rPr>
+          <w:lang w:val="zh_TW" w:bidi="zh_TW"/>
+        </w:rPr>
+        <w:t xml:space="preserve">This work is an adaptation of </w:t>
       </w:r>
       <w:r>
         <w:rPr>
@@ -79,62 +65,33 @@
         <w:rPr>
           <w:lang w:val="zh_TW" w:bidi="zh_TW"/>
         </w:rPr>
-        <w:t xml:space="preserve">, </w:t>
-      </w:r>
-      <w:hyperlink r:id="rId13">
-        <w:r>
-          <w:rPr>
-            <w:lang w:val="zh_TW" w:bidi="zh_TW"/>
-          </w:rPr>
-          <w:rPr>
-            <w:color w:val="0000EE"/>
-            <w:u w:val="single"/>
-          </w:rPr>
-          <w:t>Tyndale House Publishers</w:t>
-        </w:r>
-      </w:hyperlink>
-      <w:r>
-        <w:rPr>
-          <w:lang w:val="zh_TW" w:bidi="zh_TW"/>
-        </w:rPr>
-        <w:t xml:space="preserve">, 2019, which is licensed under a </w:t>
-      </w:r>
-      <w:hyperlink r:id="rId14">
-        <w:r>
-          <w:rPr>
-            <w:lang w:val="zh_TW" w:bidi="zh_TW"/>
-          </w:rPr>
-          <w:rPr>
-            <w:color w:val="0000EE"/>
-            <w:u w:val="single"/>
-          </w:rPr>
-          <w:t>CC BY-SA 4.0 license</w:t>
-        </w:r>
-      </w:hyperlink>
-      <w:r>
-        <w:rPr>
-          <w:lang w:val="zh_TW" w:bidi="zh_TW"/>
-        </w:rPr>
-        <w:t>.</w:t>
-      </w:r>
-      <w:r>
-        <w:rPr>
-          <w:lang w:val="zh_TW" w:bidi="zh_TW"/>
-        </w:rPr>
-      </w:r>
-    </w:p>
-    <w:p>
-      <w:pPr/>
-      <w:r>
-        <w:rPr>
-          <w:lang w:val="zh_TW" w:bidi="zh_TW"/>
-        </w:rPr>
-      </w:r>
-      <w:r>
-        <w:rPr>
-          <w:lang w:val="zh_TW" w:bidi="zh_TW"/>
-        </w:rPr>
-        <w:t>This PDF version is provided under the same license.</w:t>
+        <w:t xml:space="preserve"> © 2023 Tyndale House Publishers, licensed under the CC BY-SA 4.0 license. The adaptation, </w:t>
+      </w:r>
+      <w:r>
+        <w:rPr>
+          <w:lang w:val="zh_TW" w:bidi="zh_TW"/>
+        </w:rPr>
+        <w:t>Aquifer Open Study Notes</w:t>
+      </w:r>
+      <w:r>
+        <w:rPr>
+          <w:lang w:val="zh_TW" w:bidi="zh_TW"/>
+        </w:rPr>
+        <w:t>, was created by Mission Mutual and is also licensed under CC BY-SA 4.0.</w:t>
+      </w:r>
+    </w:p>
+    <w:p>
+      <w:pPr/>
+      <w:r>
+        <w:rPr>
+          <w:lang w:val="zh_TW" w:bidi="zh_TW"/>
+        </w:rPr>
+      </w:r>
+      <w:r>
+        <w:rPr>
+          <w:lang w:val="zh_TW" w:bidi="zh_TW"/>
+        </w:rPr>
+        <w:t>This resource has been adapted into multiple languages, including English, Tok Pisin, Arabic (عربي), French (Français), Hindi (हिंदी), Indonesian (Bahasa Indonesia), Portuguese (Português), Russian (Русский), Spanish (Español), Swahili (Kiswahili), and Simplified Chinese (简体中文).</w:t>
       </w:r>
       <w:r>
         <w:rPr>
@@ -318,7 +275,7 @@
         </w:rPr>
         <w:t>（參</w:t>
       </w:r>
-      <w:hyperlink r:id="rId15">
+      <w:hyperlink r:id="rId13">
         <w:r>
           <w:rPr>
             <w:lang w:val="zh_TW" w:bidi="zh_TW"/>
@@ -336,7 +293,7 @@
         </w:rPr>
         <w:t>；</w:t>
       </w:r>
-      <w:hyperlink r:id="rId16">
+      <w:hyperlink r:id="rId14">
         <w:r>
           <w:rPr>
             <w:lang w:val="zh_TW" w:bidi="zh_TW"/>
@@ -354,7 +311,7 @@
         </w:rPr>
         <w:t>；</w:t>
       </w:r>
-      <w:hyperlink r:id="rId17">
+      <w:hyperlink r:id="rId15">
         <w:r>
           <w:rPr>
             <w:lang w:val="zh_TW" w:bidi="zh_TW"/>
@@ -402,7 +359,7 @@
         </w:rPr>
         <w:t>；在希伯來文中的拼寫相同；</w:t>
       </w:r>
-      <w:hyperlink r:id="rId18">
+      <w:hyperlink r:id="rId16">
         <w:r>
           <w:rPr>
             <w:lang w:val="zh_TW" w:bidi="zh_TW"/>
@@ -420,7 +377,7 @@
         </w:rPr>
         <w:t>；</w:t>
       </w:r>
-      <w:hyperlink r:id="rId19">
+      <w:hyperlink r:id="rId17">
         <w:r>
           <w:rPr>
             <w:lang w:val="zh_TW" w:bidi="zh_TW"/>
@@ -676,7 +633,7 @@
         </w:rPr>
         <w:t>耶戶在耶斯列犯下的謀殺案記載於</w:t>
       </w:r>
-      <w:hyperlink r:id="rId20">
+      <w:hyperlink r:id="rId18">
         <w:r>
           <w:rPr>
             <w:lang w:val="zh_TW" w:bidi="zh_TW"/>
@@ -790,7 +747,7 @@
         </w:rPr>
         <w:t>羅‧路哈瑪：何西阿的孩子們的名字是他預言信息的一部份（參</w:t>
       </w:r>
-      <w:hyperlink r:id="rId21">
+      <w:hyperlink r:id="rId19">
         <w:r>
           <w:rPr>
             <w:lang w:val="zh_TW" w:bidi="zh_TW"/>
@@ -932,7 +889,7 @@
         </w:rPr>
         <w:t>活出盟約時被賜予的（</w:t>
       </w:r>
-      <w:hyperlink r:id="rId22">
+      <w:hyperlink r:id="rId20">
         <w:r>
           <w:rPr>
             <w:lang w:val="zh_TW" w:bidi="zh_TW"/>
@@ -950,7 +907,7 @@
         </w:rPr>
         <w:t>；另見</w:t>
       </w:r>
-      <w:hyperlink r:id="rId23">
+      <w:hyperlink r:id="rId21">
         <w:r>
           <w:rPr>
             <w:lang w:val="zh_TW" w:bidi="zh_TW"/>
@@ -1004,7 +961,7 @@
         </w:rPr>
         <w:t>『我是』」（參</w:t>
       </w:r>
-      <w:hyperlink r:id="rId24">
+      <w:hyperlink r:id="rId22">
         <w:r>
           <w:rPr>
             <w:lang w:val="zh_TW" w:bidi="zh_TW"/>
@@ -1074,7 +1031,7 @@
         </w:rPr>
         <w:t>海沙：這令讀者憶起神對族長亞伯拉罕和雅各的應許，預示了神的子民將人數倍增（</w:t>
       </w:r>
-      <w:hyperlink r:id="rId25">
+      <w:hyperlink r:id="rId23">
         <w:r>
           <w:rPr>
             <w:lang w:val="zh_TW" w:bidi="zh_TW"/>
@@ -1092,7 +1049,7 @@
         </w:rPr>
         <w:t>，</w:t>
       </w:r>
-      <w:hyperlink r:id="rId26">
+      <w:hyperlink r:id="rId24">
         <w:r>
           <w:rPr>
             <w:lang w:val="zh_TW" w:bidi="zh_TW"/>
@@ -1128,7 +1085,7 @@
         </w:rPr>
         <w:t>你們是永生神的兒子：這種表達方式在舊約聖經中別處皆未出現，但保羅引用了這節經文（</w:t>
       </w:r>
-      <w:hyperlink r:id="rId27">
+      <w:hyperlink r:id="rId25">
         <w:r>
           <w:rPr>
             <w:lang w:val="zh_TW" w:bidi="zh_TW"/>
@@ -1258,7 +1215,7 @@
         </w:rPr>
         <w:t>：將近200年來，以色列和猶大因政治競爭而分裂成兩個獨立國加。當神恢復祂的子民時，必如大衛時代一樣，在一位君王的統治下使分裂的王國重新合一，並扭轉被擄的咒詛（另見</w:t>
       </w:r>
-      <w:hyperlink r:id="rId28">
+      <w:hyperlink r:id="rId26">
         <w:r>
           <w:rPr>
             <w:lang w:val="zh_TW" w:bidi="zh_TW"/>
@@ -1424,7 +1381,7 @@
         </w:rPr>
         <w:t>）：乍看之下，耶和華作為受委屈的丈夫，似乎正在對不忠的配偶以色列發出休書（見</w:t>
       </w:r>
-      <w:hyperlink r:id="rId29">
+      <w:hyperlink r:id="rId27">
         <w:r>
           <w:rPr>
             <w:lang w:val="zh_TW" w:bidi="zh_TW"/>
@@ -1442,7 +1399,7 @@
         </w:rPr>
         <w:t>）。然而，隨著經文的推進，神在這場訴訟中的目的明顯不是休妻，而是和好（</w:t>
       </w:r>
-      <w:hyperlink r:id="rId30">
+      <w:hyperlink r:id="rId28">
         <w:r>
           <w:rPr>
             <w:lang w:val="zh_TW" w:bidi="zh_TW"/>
@@ -1460,7 +1417,7 @@
         </w:rPr>
         <w:t>）。神對以色列的控訴旨在喚醒以色列認識她的罪，且給予她回歸真正丈夫的機會。耶和華渴望與以色列和好的意願，在律法明文規定通姦的配偶應處死刑的情況下，顯得尤為令人驚奇（</w:t>
       </w:r>
-      <w:hyperlink r:id="rId31">
+      <w:hyperlink r:id="rId29">
         <w:r>
           <w:rPr>
             <w:lang w:val="zh_TW" w:bidi="zh_TW"/>
@@ -1478,7 +1435,7 @@
         </w:rPr>
         <w:t>；另見</w:t>
       </w:r>
-      <w:hyperlink r:id="rId32">
+      <w:hyperlink r:id="rId30">
         <w:r>
           <w:rPr>
             <w:lang w:val="zh_TW" w:bidi="zh_TW"/>
@@ -1496,7 +1453,7 @@
         </w:rPr>
         <w:t>；</w:t>
       </w:r>
-      <w:hyperlink r:id="rId33">
+      <w:hyperlink r:id="rId31">
         <w:r>
           <w:rPr>
             <w:lang w:val="zh_TW" w:bidi="zh_TW"/>
@@ -1562,7 +1519,7 @@
         </w:rPr>
         <w:t>耶和華警告不忠的以色列，除非她悔改並回到與她立約的伴侶身邊，否則他將剝去她的衣服……使她赤身裸體（另見</w:t>
       </w:r>
-      <w:hyperlink r:id="rId34">
+      <w:hyperlink r:id="rId32">
         <w:r>
           <w:rPr>
             <w:lang w:val="zh_TW" w:bidi="zh_TW"/>
@@ -1580,7 +1537,7 @@
         </w:rPr>
         <w:t>）。以西結也使用了這個審判和羞恥的意象（</w:t>
       </w:r>
-      <w:hyperlink r:id="rId35">
+      <w:hyperlink r:id="rId33">
         <w:r>
           <w:rPr>
             <w:lang w:val="zh_TW" w:bidi="zh_TW"/>
@@ -1719,7 +1676,7 @@
         </w:rPr>
         <w:t>）：</w:t>
       </w:r>
-      <w:hyperlink r:id="rId36">
+      <w:hyperlink r:id="rId34">
         <w:r>
           <w:rPr>
             <w:lang w:val="zh_TW" w:bidi="zh_TW"/>
@@ -1737,7 +1694,7 @@
         </w:rPr>
         <w:t>中開頭的希伯來文字詞（也同樣於</w:t>
       </w:r>
-      <w:hyperlink r:id="rId37">
+      <w:hyperlink r:id="rId35">
         <w:r>
           <w:rPr>
             <w:lang w:val="zh_TW" w:bidi="zh_TW"/>
@@ -1755,7 +1712,7 @@
         </w:rPr>
         <w:t>和</w:t>
       </w:r>
-      <w:hyperlink r:id="rId38">
+      <w:hyperlink r:id="rId36">
         <w:r>
           <w:rPr>
             <w:lang w:val="zh_TW" w:bidi="zh_TW"/>
@@ -1894,7 +1851,7 @@
         </w:rPr>
         <w:t>神的第一次審判（</w:t>
       </w:r>
-      <w:hyperlink r:id="rId39">
+      <w:hyperlink r:id="rId37">
         <w:r>
           <w:rPr>
             <w:lang w:val="zh_TW" w:bidi="zh_TW"/>
@@ -1960,7 +1917,7 @@
         </w:rPr>
         <w:t>從上下文（</w:t>
       </w:r>
-      <w:hyperlink r:id="rId40">
+      <w:hyperlink r:id="rId38">
         <w:r>
           <w:rPr>
             <w:lang w:val="zh_TW" w:bidi="zh_TW"/>
@@ -1978,7 +1935,7 @@
         </w:rPr>
         <w:t>、</w:t>
       </w:r>
-      <w:hyperlink r:id="rId41">
+      <w:hyperlink r:id="rId39">
         <w:r>
           <w:rPr>
             <w:lang w:val="zh_TW" w:bidi="zh_TW"/>
@@ -1996,7 +1953,7 @@
         </w:rPr>
         <w:t>）以及在類似的經文——如</w:t>
       </w:r>
-      <w:hyperlink r:id="rId42">
+      <w:hyperlink r:id="rId40">
         <w:r>
           <w:rPr>
             <w:lang w:val="zh_TW" w:bidi="zh_TW"/>
@@ -2014,7 +1971,7 @@
         </w:rPr>
         <w:t>和</w:t>
       </w:r>
-      <w:hyperlink r:id="rId43">
+      <w:hyperlink r:id="rId41">
         <w:r>
           <w:rPr>
             <w:lang w:val="zh_TW" w:bidi="zh_TW"/>
@@ -2143,7 +2100,7 @@
         </w:rPr>
         <w:t>耶和華相反的作為（參</w:t>
       </w:r>
-      <w:hyperlink r:id="rId44">
+      <w:hyperlink r:id="rId42">
         <w:r>
           <w:rPr>
             <w:lang w:val="zh_TW" w:bidi="zh_TW"/>
@@ -2161,7 +2118,7 @@
         </w:rPr>
         <w:t>，</w:t>
       </w:r>
-      <w:hyperlink r:id="rId45">
+      <w:hyperlink r:id="rId43">
         <w:r>
           <w:rPr>
             <w:lang w:val="zh_TW" w:bidi="zh_TW"/>
@@ -2179,7 +2136,7 @@
         </w:rPr>
         <w:t>；</w:t>
       </w:r>
-      <w:hyperlink r:id="rId46">
+      <w:hyperlink r:id="rId44">
         <w:r>
           <w:rPr>
             <w:lang w:val="zh_TW" w:bidi="zh_TW"/>
@@ -2249,7 +2206,7 @@
         </w:rPr>
         <w:t>第三次審判（見</w:t>
       </w:r>
-      <w:hyperlink r:id="rId39">
+      <w:hyperlink r:id="rId37">
         <w:r>
           <w:rPr>
             <w:lang w:val="zh_TW" w:bidi="zh_TW"/>
@@ -2297,7 +2254,7 @@
         </w:rPr>
         <w:t>谷）是以色列進入應許之地後首次不順服神的地方（</w:t>
       </w:r>
-      <w:hyperlink r:id="rId47">
+      <w:hyperlink r:id="rId45">
         <w:r>
           <w:rPr>
             <w:lang w:val="zh_TW" w:bidi="zh_TW"/>
@@ -2315,7 +2272,7 @@
         </w:rPr>
         <w:t>）。在以色列得罪神和製造麻煩之後，耶和華卻又願意彰顯祂的大能，賜予他們一個新的開始（</w:t>
       </w:r>
-      <w:hyperlink r:id="rId48">
+      <w:hyperlink r:id="rId46">
         <w:r>
           <w:rPr>
             <w:lang w:val="zh_TW" w:bidi="zh_TW"/>
@@ -2385,7 +2342,7 @@
         </w:rPr>
         <w:t>那日：這個看似不起眼的片語在先知書中其實相當重要。它指的是耶和華將來臨的日子（見</w:t>
       </w:r>
-      <w:hyperlink r:id="rId49">
+      <w:hyperlink r:id="rId47">
         <w:r>
           <w:rPr>
             <w:lang w:val="zh_TW" w:bidi="zh_TW"/>
@@ -2403,7 +2360,7 @@
         </w:rPr>
         <w:t>，</w:t>
       </w:r>
-      <w:hyperlink r:id="rId50">
+      <w:hyperlink r:id="rId48">
         <w:r>
           <w:rPr>
             <w:lang w:val="zh_TW" w:bidi="zh_TW"/>
@@ -2421,7 +2378,7 @@
         </w:rPr>
         <w:t>；</w:t>
       </w:r>
-      <w:hyperlink r:id="rId51">
+      <w:hyperlink r:id="rId49">
         <w:r>
           <w:rPr>
             <w:lang w:val="zh_TW" w:bidi="zh_TW"/>
@@ -2517,7 +2474,7 @@
         </w:rPr>
         <w:t>（</w:t>
       </w:r>
-      <w:hyperlink r:id="rId52">
+      <w:hyperlink r:id="rId50">
         <w:r>
           <w:rPr>
             <w:lang w:val="zh_TW" w:bidi="zh_TW"/>
@@ -2710,7 +2667,7 @@
         </w:rPr>
         <w:t>，以及誠實。因此，耶和華說，以色列終將認識我（參</w:t>
       </w:r>
-      <w:hyperlink r:id="rId40">
+      <w:hyperlink r:id="rId38">
         <w:r>
           <w:rPr>
             <w:lang w:val="zh_TW" w:bidi="zh_TW"/>
@@ -2776,7 +2733,7 @@
         </w:rPr>
         <w:t>不忠的以色列以為她的食物和衣服是從她的情人巴力那裡得來的禮物（</w:t>
       </w:r>
-      <w:hyperlink r:id="rId53">
+      <w:hyperlink r:id="rId51">
         <w:r>
           <w:rPr>
             <w:lang w:val="zh_TW" w:bidi="zh_TW"/>
@@ -2842,7 +2799,7 @@
         </w:rPr>
         <w:t>正如神所應許的（</w:t>
       </w:r>
-      <w:hyperlink r:id="rId54">
+      <w:hyperlink r:id="rId52">
         <w:r>
           <w:rPr>
             <w:lang w:val="zh_TW" w:bidi="zh_TW"/>
@@ -3063,7 +3020,7 @@
         </w:rPr>
         <w:t>：聖經文本並未指出為什麼先知需要購買他的妻子。大多數解經家認為，不忠的歌篾可能因負債而成為奴隸。何西阿為她支付的是微薄的價格，這個價格可能表明了歌篾是價值低廉的奴隸（見</w:t>
       </w:r>
-      <w:hyperlink r:id="rId55">
+      <w:hyperlink r:id="rId53">
         <w:r>
           <w:rPr>
             <w:lang w:val="zh_TW" w:bidi="zh_TW"/>
@@ -3081,7 +3038,7 @@
         </w:rPr>
         <w:t>；</w:t>
       </w:r>
-      <w:hyperlink r:id="rId56">
+      <w:hyperlink r:id="rId54">
         <w:r>
           <w:rPr>
             <w:lang w:val="zh_TW" w:bidi="zh_TW"/>
@@ -3297,7 +3254,7 @@
         </w:rPr>
         <w:t>：何西阿對以色列發出了從神而來的控訴，因為他們違背了與耶和華的約（另見</w:t>
       </w:r>
-      <w:hyperlink r:id="rId57">
+      <w:hyperlink r:id="rId55">
         <w:r>
           <w:rPr>
             <w:lang w:val="zh_TW" w:bidi="zh_TW"/>
@@ -3315,7 +3272,7 @@
         </w:rPr>
         <w:t>；</w:t>
       </w:r>
-      <w:hyperlink r:id="rId58">
+      <w:hyperlink r:id="rId56">
         <w:r>
           <w:rPr>
             <w:lang w:val="zh_TW" w:bidi="zh_TW"/>
@@ -3441,7 +3398,7 @@
         </w:rPr>
         <w:t>先知也指責以色列人犯下的罪行，這裡所列出的罪行在十誡中都是被禁止的（</w:t>
       </w:r>
-      <w:hyperlink r:id="rId59">
+      <w:hyperlink r:id="rId57">
         <w:r>
           <w:rPr>
             <w:lang w:val="zh_TW" w:bidi="zh_TW"/>
@@ -3459,7 +3416,7 @@
         </w:rPr>
         <w:t>；</w:t>
       </w:r>
-      <w:hyperlink r:id="rId60">
+      <w:hyperlink r:id="rId58">
         <w:r>
           <w:rPr>
             <w:lang w:val="zh_TW" w:bidi="zh_TW"/>
@@ -3833,7 +3790,7 @@
         </w:rPr>
         <w:t>（</w:t>
       </w:r>
-      <w:hyperlink r:id="rId61">
+      <w:hyperlink r:id="rId59">
         <w:r>
           <w:rPr>
             <w:lang w:val="zh_TW" w:bidi="zh_TW"/>
@@ -3851,7 +3808,7 @@
         </w:rPr>
         <w:t>）。依據聖經的宗教完全拒絕這些行為和信仰（</w:t>
       </w:r>
-      <w:hyperlink r:id="rId62">
+      <w:hyperlink r:id="rId60">
         <w:r>
           <w:rPr>
             <w:lang w:val="zh_TW" w:bidi="zh_TW"/>
@@ -3869,7 +3826,7 @@
         </w:rPr>
         <w:t>；</w:t>
       </w:r>
-      <w:hyperlink r:id="rId63">
+      <w:hyperlink r:id="rId61">
         <w:r>
           <w:rPr>
             <w:lang w:val="zh_TW" w:bidi="zh_TW"/>
@@ -3939,7 +3896,7 @@
         </w:rPr>
         <w:t>許多迦南宗教儀式是在山頂和山丘上進行的。在這些異教的「邱壇」上，神聖的樹木常用於生育的崇拜（</w:t>
       </w:r>
-      <w:hyperlink r:id="rId64">
+      <w:hyperlink r:id="rId62">
         <w:r>
           <w:rPr>
             <w:lang w:val="zh_TW" w:bidi="zh_TW"/>
@@ -3957,7 +3914,7 @@
         </w:rPr>
         <w:t>；</w:t>
       </w:r>
-      <w:hyperlink r:id="rId65">
+      <w:hyperlink r:id="rId63">
         <w:r>
           <w:rPr>
             <w:lang w:val="zh_TW" w:bidi="zh_TW"/>
@@ -4087,7 +4044,7 @@
         </w:rPr>
         <w:t>）：希伯來文指的是那些在巴力的廟宇中奉獻給巴力和亞舍拉的妓女（</w:t>
       </w:r>
-      <w:hyperlink r:id="rId66">
+      <w:hyperlink r:id="rId64">
         <w:r>
           <w:rPr>
             <w:lang w:val="zh_TW" w:bidi="zh_TW"/>
@@ -4153,7 +4110,7 @@
         </w:rPr>
         <w:t>伯‧亞文指的是百姓在伯特利所行的邪惡的行為，伯特利是北方以色列國最重要的敬拜中心（見</w:t>
       </w:r>
-      <w:hyperlink r:id="rId67">
+      <w:hyperlink r:id="rId65">
         <w:r>
           <w:rPr>
             <w:lang w:val="zh_TW" w:bidi="zh_TW"/>
@@ -4171,7 +4128,7 @@
         </w:rPr>
         <w:t>；參</w:t>
       </w:r>
-      <w:hyperlink r:id="rId68">
+      <w:hyperlink r:id="rId66">
         <w:r>
           <w:rPr>
             <w:lang w:val="zh_TW" w:bidi="zh_TW"/>
@@ -4189,7 +4146,7 @@
         </w:rPr>
         <w:t>，</w:t>
       </w:r>
-      <w:hyperlink r:id="rId69">
+      <w:hyperlink r:id="rId67">
         <w:r>
           <w:rPr>
             <w:lang w:val="zh_TW" w:bidi="zh_TW"/>
@@ -4404,7 +4361,7 @@
         </w:rPr>
         <w:t>詞在摩西五經中經常用來描述禮儀上的不潔，這是一種使人無法在聖殿中敬拜神的身體狀況（</w:t>
       </w:r>
-      <w:hyperlink r:id="rId70">
+      <w:hyperlink r:id="rId68">
         <w:r>
           <w:rPr>
             <w:lang w:val="zh_TW" w:bidi="zh_TW"/>
@@ -4434,7 +4391,7 @@
         </w:rPr>
         <w:t>（</w:t>
       </w:r>
-      <w:hyperlink r:id="rId71">
+      <w:hyperlink r:id="rId69">
         <w:r>
           <w:rPr>
             <w:lang w:val="zh_TW" w:bidi="zh_TW"/>
@@ -4452,7 +4409,7 @@
         </w:rPr>
         <w:t>；</w:t>
       </w:r>
-      <w:hyperlink r:id="rId72">
+      <w:hyperlink r:id="rId70">
         <w:r>
           <w:rPr>
             <w:lang w:val="zh_TW" w:bidi="zh_TW"/>
@@ -4770,7 +4727,7 @@
         </w:rPr>
         <w:t>）：耶和華才是土地的擁有者，祂在征服後將土地託付給各支派（見</w:t>
       </w:r>
-      <w:hyperlink r:id="rId73">
+      <w:hyperlink r:id="rId71">
         <w:r>
           <w:rPr>
             <w:lang w:val="zh_TW" w:bidi="zh_TW"/>
@@ -4800,7 +4757,7 @@
         </w:rPr>
         <w:t>並改變神所分配的界限，就是偷竊從神那裡所得的（</w:t>
       </w:r>
-      <w:hyperlink r:id="rId74">
+      <w:hyperlink r:id="rId72">
         <w:r>
           <w:rPr>
             <w:lang w:val="zh_TW" w:bidi="zh_TW"/>
@@ -4818,7 +4775,7 @@
         </w:rPr>
         <w:t>）。這樣的行為理應招致神的懲罰（</w:t>
       </w:r>
-      <w:hyperlink r:id="rId75">
+      <w:hyperlink r:id="rId73">
         <w:r>
           <w:rPr>
             <w:lang w:val="zh_TW" w:bidi="zh_TW"/>
@@ -4938,7 +4895,7 @@
         </w:rPr>
         <w:t>為了避免滅國，以色列人推翻了他們的王比加，並讓新王何細亞登上王位。何細亞隨後向亞述王撒縵以色尋求庇護（</w:t>
       </w:r>
-      <w:hyperlink r:id="rId76">
+      <w:hyperlink r:id="rId74">
         <w:r>
           <w:rPr>
             <w:lang w:val="zh_TW" w:bidi="zh_TW"/>
@@ -4956,7 +4913,7 @@
         </w:rPr>
         <w:t>，</w:t>
       </w:r>
-      <w:hyperlink r:id="rId77">
+      <w:hyperlink r:id="rId75">
         <w:r>
           <w:rPr>
             <w:lang w:val="zh_TW" w:bidi="zh_TW"/>
@@ -5022,7 +4979,7 @@
         </w:rPr>
         <w:t>何西阿再次提醒以色列，神的審判不僅僅是懲罰性的。神的目的是要讓以色列承認他們的罪過並回到耶和華的身邊（見</w:t>
       </w:r>
-      <w:hyperlink r:id="rId78">
+      <w:hyperlink r:id="rId76">
         <w:r>
           <w:rPr>
             <w:lang w:val="zh_TW" w:bidi="zh_TW"/>
@@ -5040,7 +4997,7 @@
         </w:rPr>
         <w:t>、</w:t>
       </w:r>
-      <w:hyperlink r:id="rId38">
+      <w:hyperlink r:id="rId36">
         <w:r>
           <w:rPr>
             <w:lang w:val="zh_TW" w:bidi="zh_TW"/>
@@ -5236,7 +5193,7 @@
         </w:rPr>
         <w:t>在何西阿書的這段關鍵經文中，神指出了以色列人與祂立約的生活中應有的重要特質。首先，耶和華希望祂的子民表現出愛，勝過祂所要的祭祀。愛（希伯來文 khesed）包含了信實（見</w:t>
       </w:r>
-      <w:hyperlink r:id="rId79">
+      <w:hyperlink r:id="rId77">
         <w:r>
           <w:rPr>
             <w:lang w:val="zh_TW" w:bidi="zh_TW"/>
@@ -5254,7 +5211,7 @@
         </w:rPr>
         <w:t>，</w:t>
       </w:r>
-      <w:hyperlink r:id="rId80">
+      <w:hyperlink r:id="rId78">
         <w:r>
           <w:rPr>
             <w:lang w:val="zh_TW" w:bidi="zh_TW"/>
@@ -5272,7 +5229,7 @@
         </w:rPr>
         <w:t>）。神始終是信實的（</w:t>
       </w:r>
-      <w:hyperlink r:id="rId81">
+      <w:hyperlink r:id="rId79">
         <w:r>
           <w:rPr>
             <w:lang w:val="zh_TW" w:bidi="zh_TW"/>
@@ -5314,7 +5271,7 @@
         </w:rPr>
         <w:t>。只有當獻祭是由真正認識和愛神的子民所獻上時，獻祭在以色列宗教中才有其適當的地位（見</w:t>
       </w:r>
-      <w:hyperlink r:id="rId82">
+      <w:hyperlink r:id="rId80">
         <w:r>
           <w:rPr>
             <w:lang w:val="zh_TW" w:bidi="zh_TW"/>
@@ -5332,7 +5289,7 @@
         </w:rPr>
         <w:t>；</w:t>
       </w:r>
-      <w:hyperlink r:id="rId43">
+      <w:hyperlink r:id="rId41">
         <w:r>
           <w:rPr>
             <w:lang w:val="zh_TW" w:bidi="zh_TW"/>
@@ -5350,7 +5307,7 @@
         </w:rPr>
         <w:t>；</w:t>
       </w:r>
-      <w:hyperlink r:id="rId83">
+      <w:hyperlink r:id="rId81">
         <w:r>
           <w:rPr>
             <w:lang w:val="zh_TW" w:bidi="zh_TW"/>
@@ -5476,7 +5433,7 @@
         </w:rPr>
         <w:t>：何西阿再次譴責宗教領袖的罪行（見</w:t>
       </w:r>
-      <w:hyperlink r:id="rId84">
+      <w:hyperlink r:id="rId82">
         <w:r>
           <w:rPr>
             <w:lang w:val="zh_TW" w:bidi="zh_TW"/>
@@ -5554,7 +5511,7 @@
         </w:rPr>
         <w:t>的事：先知使用這個罕見的詞語（另見於</w:t>
       </w:r>
-      <w:hyperlink r:id="rId85">
+      <w:hyperlink r:id="rId83">
         <w:r>
           <w:rPr>
             <w:lang w:val="zh_TW" w:bidi="zh_TW"/>
@@ -5636,7 +5593,7 @@
         </w:rPr>
         <w:t>我想醫治以色列：神極其渴望醫治以色列的淫行（見</w:t>
       </w:r>
-      <w:hyperlink r:id="rId86">
+      <w:hyperlink r:id="rId84">
         <w:r>
           <w:rPr>
             <w:lang w:val="zh_TW" w:bidi="zh_TW"/>
@@ -5822,7 +5779,7 @@
         </w:rPr>
         <w:t>：何西阿書在較早的章節中用這個用語來描述屬靈上的淫亂（</w:t>
       </w:r>
-      <w:hyperlink r:id="rId87">
+      <w:hyperlink r:id="rId85">
         <w:r>
           <w:rPr>
             <w:lang w:val="zh_TW" w:bidi="zh_TW"/>
@@ -6396,7 +6353,7 @@
         </w:rPr>
         <w:t>他們自割自己（和合本譯為：他們......聚集）：自殘是迦南崇拜的特徵（見</w:t>
       </w:r>
-      <w:hyperlink r:id="rId88">
+      <w:hyperlink r:id="rId86">
         <w:r>
           <w:rPr>
             <w:lang w:val="zh_TW" w:bidi="zh_TW"/>
@@ -6414,7 +6371,7 @@
         </w:rPr>
         <w:t>）；這在以色列是被禁止的（</w:t>
       </w:r>
-      <w:hyperlink r:id="rId89">
+      <w:hyperlink r:id="rId87">
         <w:r>
           <w:rPr>
             <w:lang w:val="zh_TW" w:bidi="zh_TW"/>
@@ -6499,7 +6456,7 @@
         </w:rPr>
         <w:t>）弓無法將箭射向目標；這描繪了以色列在沒有神的情況下的徒勞無功（見</w:t>
       </w:r>
-      <w:hyperlink r:id="rId90">
+      <w:hyperlink r:id="rId88">
         <w:r>
           <w:rPr>
             <w:lang w:val="zh_TW" w:bidi="zh_TW"/>
@@ -6517,7 +6474,7 @@
         </w:rPr>
         <w:t>、</w:t>
       </w:r>
-      <w:hyperlink r:id="rId91">
+      <w:hyperlink r:id="rId89">
         <w:r>
           <w:rPr>
             <w:lang w:val="zh_TW" w:bidi="zh_TW"/>
@@ -6593,7 +6550,7 @@
         </w:rPr>
         <w:t>：羊角號（shofar）召集百姓敬拜（</w:t>
       </w:r>
-      <w:hyperlink r:id="rId92">
+      <w:hyperlink r:id="rId90">
         <w:r>
           <w:rPr>
             <w:lang w:val="zh_TW" w:bidi="zh_TW"/>
@@ -6611,7 +6568,7 @@
         </w:rPr>
         <w:t>）；它也（就如此處）是戰鬥的信號（</w:t>
       </w:r>
-      <w:hyperlink r:id="rId93">
+      <w:hyperlink r:id="rId91">
         <w:r>
           <w:rPr>
             <w:lang w:val="zh_TW" w:bidi="zh_TW"/>
@@ -6701,7 +6658,7 @@
         </w:rPr>
         <w:t>耶穌告訴我們，只有神是良善的（</w:t>
       </w:r>
-      <w:hyperlink r:id="rId94">
+      <w:hyperlink r:id="rId92">
         <w:r>
           <w:rPr>
             <w:lang w:val="zh_TW" w:bidi="zh_TW"/>
@@ -6773,7 +6730,7 @@
         </w:rPr>
         <w:t>：以色列人迅速廢黜一位王，並任命另一位王，他們認為這樣做便能拯救他們的國家（見</w:t>
       </w:r>
-      <w:hyperlink r:id="rId95">
+      <w:hyperlink r:id="rId93">
         <w:r>
           <w:rPr>
             <w:lang w:val="zh_TW" w:bidi="zh_TW"/>
@@ -6839,7 +6796,7 @@
         </w:rPr>
         <w:t>牛犢：當北國以色列的第一位國王耶羅波安一世（公元前931–910年）登上王位時，他在但和伯特利兩座城市建立了敬拜場所，好讓百姓不需前往南國首都耶路撒冷的聖殿。在每個地點，他都豎立了一隻金牛犢供百姓敬拜（</w:t>
       </w:r>
-      <w:hyperlink r:id="rId96">
+      <w:hyperlink r:id="rId94">
         <w:r>
           <w:rPr>
             <w:lang w:val="zh_TW" w:bidi="zh_TW"/>
@@ -6917,7 +6874,7 @@
         </w:rPr>
         <w:t>）。透過他們的偶像崇拜和政治陰謀，以色列人種下了自我毀滅的種子（見</w:t>
       </w:r>
-      <w:hyperlink r:id="rId97">
+      <w:hyperlink r:id="rId95">
         <w:r>
           <w:rPr>
             <w:lang w:val="zh_TW" w:bidi="zh_TW"/>
@@ -7001,7 +6958,7 @@
         </w:rPr>
         <w:t>（見</w:t>
       </w:r>
-      <w:hyperlink r:id="rId98">
+      <w:hyperlink r:id="rId96">
         <w:r>
           <w:rPr>
             <w:lang w:val="zh_TW" w:bidi="zh_TW"/>
@@ -7086,7 +7043,7 @@
         </w:rPr>
         <w:t>：雖然神有時承諾要聚集祂的子民以拯救他們（</w:t>
       </w:r>
-      <w:hyperlink r:id="rId99">
+      <w:hyperlink r:id="rId97">
         <w:r>
           <w:rPr>
             <w:lang w:val="zh_TW" w:bidi="zh_TW"/>
@@ -7104,7 +7061,7 @@
         </w:rPr>
         <w:t>），但在這裡，耶和華聚集他們是為了審判他們（</w:t>
       </w:r>
-      <w:hyperlink r:id="rId100">
+      <w:hyperlink r:id="rId98">
         <w:r>
           <w:rPr>
             <w:lang w:val="zh_TW" w:bidi="zh_TW"/>
@@ -7240,7 +7197,7 @@
         </w:rPr>
         <w:t>：見</w:t>
       </w:r>
-      <w:hyperlink r:id="rId101">
+      <w:hyperlink r:id="rId99">
         <w:r>
           <w:rPr>
             <w:lang w:val="zh_TW" w:bidi="zh_TW"/>
@@ -7258,7 +7215,7 @@
         </w:rPr>
         <w:t>；</w:t>
       </w:r>
-      <w:hyperlink r:id="rId82">
+      <w:hyperlink r:id="rId80">
         <w:r>
           <w:rPr>
             <w:lang w:val="zh_TW" w:bidi="zh_TW"/>
@@ -7276,7 +7233,7 @@
         </w:rPr>
         <w:t>；</w:t>
       </w:r>
-      <w:hyperlink r:id="rId43">
+      <w:hyperlink r:id="rId41">
         <w:r>
           <w:rPr>
             <w:lang w:val="zh_TW" w:bidi="zh_TW"/>
@@ -7294,7 +7251,7 @@
         </w:rPr>
         <w:t>；</w:t>
       </w:r>
-      <w:hyperlink r:id="rId83">
+      <w:hyperlink r:id="rId81">
         <w:r>
           <w:rPr>
             <w:lang w:val="zh_TW" w:bidi="zh_TW"/>
@@ -7342,7 +7299,7 @@
         </w:rPr>
         <w:t>埃及，那奴役之地（</w:t>
       </w:r>
-      <w:hyperlink r:id="rId102">
+      <w:hyperlink r:id="rId100">
         <w:r>
           <w:rPr>
             <w:lang w:val="zh_TW" w:bidi="zh_TW"/>
@@ -7360,7 +7317,7 @@
         </w:rPr>
         <w:t>）。神對以色列的行動並未隨著審判而結束。神審判的目的在於回覆以色列至他們出埃及時的地位，以便他們能夠經歷一個全新的開始（見</w:t>
       </w:r>
-      <w:hyperlink r:id="rId103">
+      <w:hyperlink r:id="rId101">
         <w:r>
           <w:rPr>
             <w:lang w:val="zh_TW" w:bidi="zh_TW"/>
@@ -7436,7 +7393,7 @@
         </w:rPr>
         <w:t>：見</w:t>
       </w:r>
-      <w:hyperlink r:id="rId40">
+      <w:hyperlink r:id="rId38">
         <w:r>
           <w:rPr>
             <w:lang w:val="zh_TW" w:bidi="zh_TW"/>
@@ -7496,7 +7453,7 @@
         </w:rPr>
         <w:t>上的火（見</w:t>
       </w:r>
-      <w:hyperlink r:id="rId104">
+      <w:hyperlink r:id="rId102">
         <w:r>
           <w:rPr>
             <w:lang w:val="zh_TW" w:bidi="zh_TW"/>
@@ -7514,7 +7471,7 @@
         </w:rPr>
         <w:t>、</w:t>
       </w:r>
-      <w:hyperlink r:id="rId105">
+      <w:hyperlink r:id="rId103">
         <w:r>
           <w:rPr>
             <w:lang w:val="zh_TW" w:bidi="zh_TW"/>
@@ -7602,7 +7559,7 @@
         </w:rPr>
         <w:t>。這個節日是由神設立的（</w:t>
       </w:r>
-      <w:hyperlink r:id="rId106">
+      <w:hyperlink r:id="rId104">
         <w:r>
           <w:rPr>
             <w:lang w:val="zh_TW" w:bidi="zh_TW"/>
@@ -7723,7 +7680,7 @@
         </w:rPr>
         <w:t>耶和華會減少以色列人的收成，以至他們挨餓，作為對他們行淫的懲罰（參</w:t>
       </w:r>
-      <w:hyperlink r:id="rId107">
+      <w:hyperlink r:id="rId105">
         <w:r>
           <w:rPr>
             <w:lang w:val="zh_TW" w:bidi="zh_TW"/>
@@ -8029,7 +7986,7 @@
         </w:rPr>
         <w:t>守望者站在城牆上以警戒威脅的來臨（例，</w:t>
       </w:r>
-      <w:hyperlink r:id="rId108">
+      <w:hyperlink r:id="rId106">
         <w:r>
           <w:rPr>
             <w:lang w:val="zh_TW" w:bidi="zh_TW"/>
@@ -8047,7 +8004,7 @@
         </w:rPr>
         <w:t>）。同樣地，先知是神的守望者，被派來警告以色列所犯的罪和罪必然帶來的審判（見</w:t>
       </w:r>
-      <w:hyperlink r:id="rId109">
+      <w:hyperlink r:id="rId107">
         <w:r>
           <w:rPr>
             <w:lang w:val="zh_TW" w:bidi="zh_TW"/>
@@ -8065,7 +8022,7 @@
         </w:rPr>
         <w:t>；</w:t>
       </w:r>
-      <w:hyperlink r:id="rId110">
+      <w:hyperlink r:id="rId108">
         <w:r>
           <w:rPr>
             <w:lang w:val="zh_TW" w:bidi="zh_TW"/>
@@ -8137,7 +8094,7 @@
         </w:rPr>
         <w:t>：見</w:t>
       </w:r>
-      <w:hyperlink r:id="rId111">
+      <w:hyperlink r:id="rId109">
         <w:r>
           <w:rPr>
             <w:lang w:val="zh_TW" w:bidi="zh_TW"/>
@@ -8215,7 +8172,7 @@
         </w:rPr>
         <w:t>）：何西阿像以西結一樣（</w:t>
       </w:r>
-      <w:hyperlink r:id="rId112">
+      <w:hyperlink r:id="rId110">
         <w:r>
           <w:rPr>
             <w:lang w:val="zh_TW" w:bidi="zh_TW"/>
@@ -8233,7 +8190,7 @@
         </w:rPr>
         <w:t>），講述耶和華在曠野找到純潔、無辜的以色列，便收養她們。但以色列很快便在巴力‧毗珥因偶像而背棄神（</w:t>
       </w:r>
-      <w:hyperlink r:id="rId113">
+      <w:hyperlink r:id="rId111">
         <w:r>
           <w:rPr>
             <w:lang w:val="zh_TW" w:bidi="zh_TW"/>
@@ -8251,7 +8208,7 @@
         </w:rPr>
         <w:t>）。參與偶像崇拜使以色列人變得卑賤。這個強烈的字詞也可以翻譯為「可憎的」（</w:t>
       </w:r>
-      <w:hyperlink r:id="rId114">
+      <w:hyperlink r:id="rId112">
         <w:r>
           <w:rPr>
             <w:lang w:val="zh_TW" w:bidi="zh_TW"/>
@@ -8269,7 +8226,7 @@
         </w:rPr>
         <w:t>）或「可惡的」（</w:t>
       </w:r>
-      <w:hyperlink r:id="rId115">
+      <w:hyperlink r:id="rId113">
         <w:r>
           <w:rPr>
             <w:lang w:val="zh_TW" w:bidi="zh_TW"/>
@@ -8471,7 +8428,7 @@
         </w:rPr>
         <w:t>：吉甲是約書亞軍隊的基地（</w:t>
       </w:r>
-      <w:hyperlink r:id="rId116">
+      <w:hyperlink r:id="rId114">
         <w:r>
           <w:rPr>
             <w:lang w:val="zh_TW" w:bidi="zh_TW"/>
@@ -8489,7 +8446,7 @@
         </w:rPr>
         <w:t>，</w:t>
       </w:r>
-      <w:hyperlink r:id="rId117">
+      <w:hyperlink r:id="rId115">
         <w:r>
           <w:rPr>
             <w:lang w:val="zh_TW" w:bidi="zh_TW"/>
@@ -8507,7 +8464,7 @@
         </w:rPr>
         <w:t>、</w:t>
       </w:r>
-      <w:hyperlink r:id="rId118">
+      <w:hyperlink r:id="rId116">
         <w:r>
           <w:rPr>
             <w:lang w:val="zh_TW" w:bidi="zh_TW"/>
@@ -8525,7 +8482,7 @@
         </w:rPr>
         <w:t>），也是掃羅被膏立為王的地方（</w:t>
       </w:r>
-      <w:hyperlink r:id="rId119">
+      <w:hyperlink r:id="rId117">
         <w:r>
           <w:rPr>
             <w:lang w:val="zh_TW" w:bidi="zh_TW"/>
@@ -8543,7 +8500,7 @@
         </w:rPr>
         <w:t>）。掃羅在吉甲違背神的命令，又被廢除其王位（</w:t>
       </w:r>
-      <w:hyperlink r:id="rId120">
+      <w:hyperlink r:id="rId118">
         <w:r>
           <w:rPr>
             <w:lang w:val="zh_TW" w:bidi="zh_TW"/>
@@ -8561,7 +8518,7 @@
         </w:rPr>
         <w:t>，</w:t>
       </w:r>
-      <w:hyperlink r:id="rId121">
+      <w:hyperlink r:id="rId119">
         <w:r>
           <w:rPr>
             <w:lang w:val="zh_TW" w:bidi="zh_TW"/>
@@ -8603,7 +8560,7 @@
         </w:rPr>
         <w:t>：雖然這裡使用了不同的希伯來文字詞，但先知性的審判反映了何西阿女兒的名字（</w:t>
       </w:r>
-      <w:hyperlink r:id="rId122">
+      <w:hyperlink r:id="rId120">
         <w:r>
           <w:rPr>
             <w:lang w:val="zh_TW" w:bidi="zh_TW"/>
@@ -8739,7 +8696,7 @@
         </w:rPr>
         <w:t>的葡萄樹（見</w:t>
       </w:r>
-      <w:hyperlink r:id="rId123">
+      <w:hyperlink r:id="rId121">
         <w:r>
           <w:rPr>
             <w:lang w:val="zh_TW" w:bidi="zh_TW"/>
@@ -8757,7 +8714,7 @@
         </w:rPr>
         <w:t>；</w:t>
       </w:r>
-      <w:hyperlink r:id="rId124">
+      <w:hyperlink r:id="rId122">
         <w:r>
           <w:rPr>
             <w:lang w:val="zh_TW" w:bidi="zh_TW"/>
@@ -8775,7 +8732,7 @@
         </w:rPr>
         <w:t>；</w:t>
       </w:r>
-      <w:hyperlink r:id="rId125">
+      <w:hyperlink r:id="rId123">
         <w:r>
           <w:rPr>
             <w:lang w:val="zh_TW" w:bidi="zh_TW"/>
@@ -8829,7 +8786,7 @@
         </w:rPr>
         <w:t>作為紀念物是可接受的（</w:t>
       </w:r>
-      <w:hyperlink r:id="rId126">
+      <w:hyperlink r:id="rId124">
         <w:r>
           <w:rPr>
             <w:lang w:val="zh_TW" w:bidi="zh_TW"/>
@@ -8847,7 +8804,7 @@
         </w:rPr>
         <w:t>；</w:t>
       </w:r>
-      <w:hyperlink r:id="rId127">
+      <w:hyperlink r:id="rId125">
         <w:r>
           <w:rPr>
             <w:lang w:val="zh_TW" w:bidi="zh_TW"/>
@@ -8865,7 +8822,7 @@
         </w:rPr>
         <w:t>），但神禁止以色列人像迦南人那樣在崇拜中使用它們（</w:t>
       </w:r>
-      <w:hyperlink r:id="rId128">
+      <w:hyperlink r:id="rId126">
         <w:r>
           <w:rPr>
             <w:lang w:val="zh_TW" w:bidi="zh_TW"/>
@@ -8883,7 +8840,7 @@
         </w:rPr>
         <w:t>；</w:t>
       </w:r>
-      <w:hyperlink r:id="rId129">
+      <w:hyperlink r:id="rId127">
         <w:r>
           <w:rPr>
             <w:lang w:val="zh_TW" w:bidi="zh_TW"/>
@@ -9003,7 +8960,7 @@
         </w:rPr>
         <w:t>就像苦澀、有毒的雜草一樣（</w:t>
       </w:r>
-      <w:hyperlink r:id="rId130">
+      <w:hyperlink r:id="rId128">
         <w:r>
           <w:rPr>
             <w:lang w:val="zh_TW" w:bidi="zh_TW"/>
@@ -9069,7 +9026,7 @@
         </w:rPr>
         <w:t>以色列的金牛犢（見</w:t>
       </w:r>
-      <w:hyperlink r:id="rId131">
+      <w:hyperlink r:id="rId129">
         <w:r>
           <w:rPr>
             <w:lang w:val="zh_TW" w:bidi="zh_TW"/>
@@ -9195,7 +9152,7 @@
         </w:rPr>
         <w:t>基比亞可怕的事件（</w:t>
       </w:r>
-      <w:hyperlink r:id="rId111">
+      <w:hyperlink r:id="rId109">
         <w:r>
           <w:rPr>
             <w:lang w:val="zh_TW" w:bidi="zh_TW"/>
@@ -9213,7 +9170,7 @@
         </w:rPr>
         <w:t>）為北國以色列人埋下了罪的模式（見</w:t>
       </w:r>
-      <w:hyperlink r:id="rId132">
+      <w:hyperlink r:id="rId130">
         <w:r>
           <w:rPr>
             <w:lang w:val="zh_TW" w:bidi="zh_TW"/>
@@ -9231,7 +9188,7 @@
         </w:rPr>
         <w:t>）。神的懲罰就是他們會在戰爭中被壓倒性地擊敗，像在士師時代一樣（見</w:t>
       </w:r>
-      <w:hyperlink r:id="rId133">
+      <w:hyperlink r:id="rId131">
         <w:r>
           <w:rPr>
             <w:lang w:val="zh_TW" w:bidi="zh_TW"/>
@@ -9357,7 +9314,7 @@
         </w:rPr>
         <w:t>神以農業來比喻祂對祂的子民的要求，並承諾如果他們遵行祂的命令，將會得到祝福（見</w:t>
       </w:r>
-      <w:hyperlink r:id="rId101">
+      <w:hyperlink r:id="rId99">
         <w:r>
           <w:rPr>
             <w:lang w:val="zh_TW" w:bidi="zh_TW"/>
@@ -9375,7 +9332,7 @@
         </w:rPr>
         <w:t>，</w:t>
       </w:r>
-      <w:hyperlink r:id="rId134">
+      <w:hyperlink r:id="rId132">
         <w:r>
           <w:rPr>
             <w:lang w:val="zh_TW" w:bidi="zh_TW"/>
@@ -9507,7 +9464,7 @@
         </w:rPr>
         <w:t>我的兒子：當耶和華將他們從埃及領出來時，耶和華賜給以色列兒女的名份。這節經文在</w:t>
       </w:r>
-      <w:hyperlink r:id="rId135">
+      <w:hyperlink r:id="rId133">
         <w:r>
           <w:rPr>
             <w:lang w:val="zh_TW" w:bidi="zh_TW"/>
@@ -9633,7 +9590,7 @@
         </w:rPr>
         <w:t>儘管有神的愛，但以色列已成為一個叛逆的孩子，向巴力獻祭。而叛逆的兒子的懲罰是死亡（</w:t>
       </w:r>
-      <w:hyperlink r:id="rId136">
+      <w:hyperlink r:id="rId134">
         <w:r>
           <w:rPr>
             <w:lang w:val="zh_TW" w:bidi="zh_TW"/>
@@ -9837,7 +9794,7 @@
         </w:rPr>
         <w:t>押瑪和洗扁是靠近所多瑪和蛾摩拉的城市，神撤底毀滅了這些城市（</w:t>
       </w:r>
-      <w:hyperlink r:id="rId137">
+      <w:hyperlink r:id="rId135">
         <w:r>
           <w:rPr>
             <w:lang w:val="zh_TW" w:bidi="zh_TW"/>
@@ -10009,7 +9966,7 @@
         </w:rPr>
         <w:t>以色列的罪不會是最後的決定；神在祂聖潔的愛中，會像獅子一樣吼叫（見</w:t>
       </w:r>
-      <w:hyperlink r:id="rId138">
+      <w:hyperlink r:id="rId136">
         <w:r>
           <w:rPr>
             <w:lang w:val="zh_TW" w:bidi="zh_TW"/>
@@ -10027,7 +9984,7 @@
         </w:rPr>
         <w:t>，</w:t>
       </w:r>
-      <w:hyperlink r:id="rId139">
+      <w:hyperlink r:id="rId137">
         <w:r>
           <w:rPr>
             <w:lang w:val="zh_TW" w:bidi="zh_TW"/>
@@ -10145,7 +10102,7 @@
         </w:rPr>
         <w:t>與亞述立約：何細亞為了拯救他的土地，他成為了亞述王撒縵以色的附庸（</w:t>
       </w:r>
-      <w:hyperlink r:id="rId77">
+      <w:hyperlink r:id="rId75">
         <w:r>
           <w:rPr>
             <w:lang w:val="zh_TW" w:bidi="zh_TW"/>
@@ -10175,7 +10132,7 @@
         </w:rPr>
         <w:t>投誠，尋求支持（</w:t>
       </w:r>
-      <w:hyperlink r:id="rId140">
+      <w:hyperlink r:id="rId138">
         <w:r>
           <w:rPr>
             <w:lang w:val="zh_TW" w:bidi="zh_TW"/>
@@ -10300,7 +10257,7 @@
         </w:rPr>
         <w:t>）：這個動詞（希伯來文 ‘aqab）構成了雅各名字的字根。甚至在他出生之前，雅各就取代他的兄弟以掃來體現他名字本身的意義（</w:t>
       </w:r>
-      <w:hyperlink r:id="rId141">
+      <w:hyperlink r:id="rId139">
         <w:r>
           <w:rPr>
             <w:lang w:val="zh_TW" w:bidi="zh_TW"/>
@@ -10336,7 +10293,7 @@
         </w:rPr>
         <w:t>成年後，雅各甚至與神爭鬥（見</w:t>
       </w:r>
-      <w:hyperlink r:id="rId142">
+      <w:hyperlink r:id="rId140">
         <w:r>
           <w:rPr>
             <w:lang w:val="zh_TW" w:bidi="zh_TW"/>
@@ -10408,7 +10365,7 @@
         </w:rPr>
         <w:t>：見</w:t>
       </w:r>
-      <w:hyperlink r:id="rId143">
+      <w:hyperlink r:id="rId141">
         <w:r>
           <w:rPr>
             <w:lang w:val="zh_TW" w:bidi="zh_TW"/>
@@ -10538,7 +10495,7 @@
         </w:rPr>
         <w:t>在耶羅波安二世（公元前793–753年）統治期間，以色列商人變得十分富有，致富的原因通常是使用商業詐騙的手段，如不誠實的秤（見</w:t>
       </w:r>
-      <w:hyperlink r:id="rId144">
+      <w:hyperlink r:id="rId142">
         <w:r>
           <w:rPr>
             <w:lang w:val="zh_TW" w:bidi="zh_TW"/>
@@ -10628,7 +10585,7 @@
         </w:rPr>
         <w:t>：神對富有的以色列商人的審判，是要他們回到出埃及時貧寒的居所。這裡也是一個帶有盼望的信息：神對以色列救恩的計劃將在曠野重新開始（見</w:t>
       </w:r>
-      <w:hyperlink r:id="rId103">
+      <w:hyperlink r:id="rId101">
         <w:r>
           <w:rPr>
             <w:lang w:val="zh_TW" w:bidi="zh_TW"/>
@@ -10694,7 +10651,7 @@
         </w:rPr>
         <w:t>基列山和吉甲是以色列人的城市，在那裡百姓崇拜巴力而不是耶和華（見</w:t>
       </w:r>
-      <w:hyperlink r:id="rId145">
+      <w:hyperlink r:id="rId143">
         <w:r>
           <w:rPr>
             <w:lang w:val="zh_TW" w:bidi="zh_TW"/>
@@ -10712,7 +10669,7 @@
         </w:rPr>
         <w:t>，</w:t>
       </w:r>
-      <w:hyperlink r:id="rId146">
+      <w:hyperlink r:id="rId144">
         <w:r>
           <w:rPr>
             <w:lang w:val="zh_TW" w:bidi="zh_TW"/>
@@ -10730,7 +10687,7 @@
         </w:rPr>
         <w:t>，</w:t>
       </w:r>
-      <w:hyperlink r:id="rId147">
+      <w:hyperlink r:id="rId145">
         <w:r>
           <w:rPr>
             <w:lang w:val="zh_TW" w:bidi="zh_TW"/>
@@ -10874,7 +10831,7 @@
         </w:rPr>
         <w:t>其他以色列人人心惶惶（見</w:t>
       </w:r>
-      <w:hyperlink r:id="rId148">
+      <w:hyperlink r:id="rId146">
         <w:r>
           <w:rPr>
             <w:lang w:val="zh_TW" w:bidi="zh_TW"/>
@@ -10988,7 +10945,7 @@
         </w:rPr>
         <w:t>希伯來文中翻譯為偶像一詞與金牛犢所用的詞相同（</w:t>
       </w:r>
-      <w:hyperlink r:id="rId149">
+      <w:hyperlink r:id="rId147">
         <w:r>
           <w:rPr>
             <w:lang w:val="zh_TW" w:bidi="zh_TW"/>
@@ -11006,7 +10963,7 @@
         </w:rPr>
         <w:t>、</w:t>
       </w:r>
-      <w:hyperlink r:id="rId150">
+      <w:hyperlink r:id="rId148">
         <w:r>
           <w:rPr>
             <w:lang w:val="zh_TW" w:bidi="zh_TW"/>
@@ -11024,7 +10981,7 @@
         </w:rPr>
         <w:t>；另見</w:t>
       </w:r>
-      <w:hyperlink r:id="rId151">
+      <w:hyperlink r:id="rId149">
         <w:r>
           <w:rPr>
             <w:lang w:val="zh_TW" w:bidi="zh_TW"/>
@@ -11042,7 +10999,7 @@
         </w:rPr>
         <w:t>；</w:t>
       </w:r>
-      <w:hyperlink r:id="rId152">
+      <w:hyperlink r:id="rId150">
         <w:r>
           <w:rPr>
             <w:lang w:val="zh_TW" w:bidi="zh_TW"/>
@@ -11084,7 +11041,7 @@
         </w:rPr>
         <w:t>：迦南的宗教儀式包括親吻巴力的像（</w:t>
       </w:r>
-      <w:hyperlink r:id="rId153">
+      <w:hyperlink r:id="rId151">
         <w:r>
           <w:rPr>
             <w:lang w:val="zh_TW" w:bidi="zh_TW"/>
@@ -11160,7 +11117,7 @@
         </w:rPr>
         <w:t>（參</w:t>
       </w:r>
-      <w:hyperlink r:id="rId80">
+      <w:hyperlink r:id="rId78">
         <w:r>
           <w:rPr>
             <w:lang w:val="zh_TW" w:bidi="zh_TW"/>
@@ -11304,7 +11261,7 @@
         </w:rPr>
         <w:t>：他們不依靠耶和華來獲得平安，而是依賴他們的國王、軍隊和經濟繁榮（見</w:t>
       </w:r>
-      <w:hyperlink r:id="rId40">
+      <w:hyperlink r:id="rId38">
         <w:r>
           <w:rPr>
             <w:lang w:val="zh_TW" w:bidi="zh_TW"/>
@@ -11430,7 +11387,7 @@
         </w:rPr>
         <w:t>）：見</w:t>
       </w:r>
-      <w:hyperlink r:id="rId154">
+      <w:hyperlink r:id="rId152">
         <w:r>
           <w:rPr>
             <w:lang w:val="zh_TW" w:bidi="zh_TW"/>
@@ -11448,7 +11405,7 @@
         </w:rPr>
         <w:t>，</w:t>
       </w:r>
-      <w:hyperlink r:id="rId155">
+      <w:hyperlink r:id="rId153">
         <w:r>
           <w:rPr>
             <w:lang w:val="zh_TW" w:bidi="zh_TW"/>
@@ -11466,7 +11423,7 @@
         </w:rPr>
         <w:t>，</w:t>
       </w:r>
-      <w:hyperlink r:id="rId156">
+      <w:hyperlink r:id="rId154">
         <w:r>
           <w:rPr>
             <w:lang w:val="zh_TW" w:bidi="zh_TW"/>
@@ -11484,7 +11441,7 @@
         </w:rPr>
         <w:t>，</w:t>
       </w:r>
-      <w:hyperlink r:id="rId157">
+      <w:hyperlink r:id="rId155">
         <w:r>
           <w:rPr>
             <w:lang w:val="zh_TW" w:bidi="zh_TW"/>
@@ -11562,7 +11519,7 @@
         </w:rPr>
         <w:t>？當何細亞與埃及的聯盟失敗時（見</w:t>
       </w:r>
-      <w:hyperlink r:id="rId158">
+      <w:hyperlink r:id="rId156">
         <w:r>
           <w:rPr>
             <w:lang w:val="zh_TW" w:bidi="zh_TW"/>
@@ -11580,7 +11537,7 @@
         </w:rPr>
         <w:t>），他試圖與亞述和解，但他被捕和囚禁（</w:t>
       </w:r>
-      <w:hyperlink r:id="rId140">
+      <w:hyperlink r:id="rId138">
         <w:r>
           <w:rPr>
             <w:lang w:val="zh_TW" w:bidi="zh_TW"/>
@@ -11827,7 +11784,7 @@
         </w:rPr>
         <w:t>；希伯來文「陰間」）指的是死者的境界（見</w:t>
       </w:r>
-      <w:hyperlink r:id="rId159">
+      <w:hyperlink r:id="rId157">
         <w:r>
           <w:rPr>
             <w:lang w:val="zh_TW" w:bidi="zh_TW"/>
@@ -11909,7 +11866,7 @@
         </w:rPr>
         <w:t>在公元前 722 年，亞述人攻陷了北國首都撒馬利亞（</w:t>
       </w:r>
-      <w:hyperlink r:id="rId160">
+      <w:hyperlink r:id="rId158">
         <w:r>
           <w:rPr>
             <w:lang w:val="zh_TW" w:bidi="zh_TW"/>
@@ -11957,7 +11914,7 @@
         </w:rPr>
         <w:t>在</w:t>
       </w:r>
-      <w:hyperlink r:id="rId161">
+      <w:hyperlink r:id="rId159">
         <w:r>
           <w:rPr>
             <w:lang w:val="zh_TW" w:bidi="zh_TW"/>
@@ -11975,7 +11932,7 @@
         </w:rPr>
         <w:t>和</w:t>
       </w:r>
-      <w:hyperlink r:id="rId162">
+      <w:hyperlink r:id="rId160">
         <w:r>
           <w:rPr>
             <w:lang w:val="zh_TW" w:bidi="zh_TW"/>
@@ -12105,7 +12062,7 @@
         </w:rPr>
         <w:t>（另見</w:t>
       </w:r>
-      <w:hyperlink r:id="rId163">
+      <w:hyperlink r:id="rId161">
         <w:r>
           <w:rPr>
             <w:lang w:val="zh_TW" w:bidi="zh_TW"/>
@@ -12189,7 +12146,7 @@
         </w:rPr>
         <w:t>）：以色列傾向為罪獻上動物為祭，但耶和華已經明確表示祭物不是解決方案（見</w:t>
       </w:r>
-      <w:hyperlink r:id="rId101">
+      <w:hyperlink r:id="rId99">
         <w:r>
           <w:rPr>
             <w:lang w:val="zh_TW" w:bidi="zh_TW"/>
@@ -12255,7 +12212,7 @@
         </w:rPr>
         <w:t>以色列人必須放棄對偶像、與外邦人結盟和自身軍事力量的依賴。雖然他們是神的孩子（</w:t>
       </w:r>
-      <w:hyperlink r:id="rId164">
+      <w:hyperlink r:id="rId162">
         <w:r>
           <w:rPr>
             <w:lang w:val="zh_TW" w:bidi="zh_TW"/>
@@ -12339,7 +12296,7 @@
         </w:rPr>
         <w:t>是對罪這個災病唯一解決的方法。耶和華會醫治我們身體上和屬靈上的所有的疾病 （</w:t>
       </w:r>
-      <w:hyperlink r:id="rId165">
+      <w:hyperlink r:id="rId163">
         <w:r>
           <w:rPr>
             <w:lang w:val="zh_TW" w:bidi="zh_TW"/>
@@ -12415,7 +12372,7 @@
         </w:rPr>
         <w:t>：在以色列半荒漠的氣候中，露水是重要的生命之源 （</w:t>
       </w:r>
-      <w:hyperlink r:id="rId166">
+      <w:hyperlink r:id="rId164">
         <w:r>
           <w:rPr>
             <w:lang w:val="zh_TW" w:bidi="zh_TW"/>
@@ -12433,7 +12390,7 @@
         </w:rPr>
         <w:t>；</w:t>
       </w:r>
-      <w:hyperlink r:id="rId167">
+      <w:hyperlink r:id="rId165">
         <w:r>
           <w:rPr>
             <w:lang w:val="zh_TW" w:bidi="zh_TW"/>
@@ -12475,7 +12432,7 @@
         </w:rPr>
         <w:t>：當以色列忠心於與耶和華的盟約時，他們將如同黎巴嫩雄偉的雪松一樣屹立不搖（</w:t>
       </w:r>
-      <w:hyperlink r:id="rId168">
+      <w:hyperlink r:id="rId166">
         <w:r>
           <w:rPr>
             <w:lang w:val="zh_TW" w:bidi="zh_TW"/>
@@ -12595,7 +12552,7 @@
         </w:rPr>
         <w:t>：一個安全和慰藉的地方（</w:t>
       </w:r>
-      <w:hyperlink r:id="rId169">
+      <w:hyperlink r:id="rId167">
         <w:r>
           <w:rPr>
             <w:lang w:val="zh_TW" w:bidi="zh_TW"/>
@@ -12613,7 +12570,7 @@
         </w:rPr>
         <w:t>；</w:t>
       </w:r>
-      <w:hyperlink r:id="rId170">
+      <w:hyperlink r:id="rId168">
         <w:r>
           <w:rPr>
             <w:lang w:val="zh_TW" w:bidi="zh_TW"/>

--- a/zht/docx/28.content.docx
+++ b/zht/docx/28.content.docx
@@ -163,13 +163,6 @@
         <w:rPr>
           <w:lang w:val="zh_TW" w:bidi="zh_TW"/>
         </w:rPr>
-      </w:r>
-      <w:r>
-        <w:rPr>
-          <w:i/>
-          <w:lang w:val="zh_TW" w:bidi="zh_TW"/>
-        </w:rPr>
-        <w:t>何西阿書 1:1, 何西阿書 1:2–3, 何西阿書 1:2–3:5, 何西阿書 1:4, 何西阿書 1:5, 何西阿書 1:6, 何西阿書 1:7, 何西阿書 1:9, 何西阿書 1:10, 何西阿書 1:10–11, 何西阿書 1:11, 何西阿書 2:1, 何西阿書 2:2–23, 何西阿書 2:3, 何西阿書 2:5, 何西阿書 2:6–7, 何西阿書 2:8, 何西阿書 2:9–13, 何西阿書 2:11, 何西阿書 2:13, 何西阿書 2:14–15, 何西阿書 2:16, 何西阿書 2:17, 何西阿書 2:18, 何西阿書 2:19–20, 何西阿書 2:21–22, 何西阿書 2:23, 何西阿書 3:1, 何西阿書 3:2, 何西阿書 3:3–4, 何西阿書 3:5, 何西阿書 4:1, 何西阿書 4:1–14:9, 何西阿書 4:2, 何西阿書 4:3, 何西阿書 4:4–5, 何西阿書 4:6, 何西阿書 4:9, 何西阿書 4:10, 何西阿書 4:12, 何西阿書 4:13, 何西阿書 4:14, 何西阿書 4:15, 何西阿書 5:1, 何西阿書 5:2, 何西阿書 5:3, 何西阿書 5:4, 何西阿書 5:6–7, 何西阿書 5:8–9, 何西阿書 5:10, 何西阿書 5:12, 何西阿書 5:13, 何西阿書 5:15, 何西阿書 6:1–3, 何西阿書 6:4, 何西阿書 6:6, 何西阿書 6:7–11, 何西阿書 6:9, 何西阿書 6:10, 何西阿書 7:1–2, 何西阿書 7:3, 何西阿書 7:3–7, 何西阿書 7:4, 何西阿書 7:6, 何西阿書 7:7, 何西阿書 7:8, 何西阿書 7:8–12, 何西阿書 7:9, 何西阿書 7:11, 何西阿書 7:12, 何西阿書 7:13, 何西阿書 7:14, 何西阿書 7:16, 何西阿書 8:1, 何西阿書 8:3, 何西阿書 8:4, 何西阿書 8:5–6, 何西阿書 8:7, 何西阿書 8:9, 何西阿書 8:10, 何西阿書 8:11, 何西阿書 8:13, 何西阿書 8:14, 何西阿書 9:1, 何西阿書 9:2, 何西阿書 9:3, 何西阿書 9:4, 何西阿書 9:6, 何西阿書 9:7, 何西阿書 9:8, 何西阿書 9:9, 何西阿書 9:10, 何西阿書 9:11, 何西阿書 9:13, 何西阿書 9:15, 何西阿書 9:17, 何西阿書 10:1, 何西阿書 10:3, 何西阿書 10:4, 何西阿書 10:5–6, 何西阿書 10:8, 何西阿書 10:9–10, 何西阿書 10:11, 何西阿書 10:12, 何西阿書 10:14, 何西阿書 11:1, 何西阿書 11:1–11, 何西阿書 11:2, 何西阿書 11:3–4, 何西阿書 11:5–7, 何西阿書 11:8, 何西阿書 11:9, 何西阿書 11:10–11, 何西阿書 11:12–12:14, 何西阿書 12:1, 何西阿書 12:3, 何西阿書 12:4, 何西阿書 12:6, 何西阿書 12:7–8, 何西阿書 12:9, 何西阿書 12:11, 何西阿書 12:13, 何西阿書 13:1, 何西阿書 13:2, 何西阿書 13:3, 何西阿書 13:4–5, 何西阿書 13:6, 何西阿書 13:7–8, 何西阿書 13:9, 何西阿書 13:10, 何西阿書 13:11, 何西阿書 13:12, 何西阿書 13:13, 何西阿書 13:14, 何西阿書 13:16, 何西阿書 14:1–9, 何西阿書 14:2–3, 何西阿書 14:3, 何西阿書 14:4, 何西阿書 14:5, 何西阿書 14:5–7, 何西阿書 14:7, 何西阿書 14:8, 何西阿書 14:9</w:t>
       </w:r>
       <w:r>
         <w:rPr>

--- a/zht/docx/28.content.docx
+++ b/zht/docx/28.content.docx
@@ -150,19 +150,6 @@
           <w:lang w:val="zh_TW" w:bidi="zh_TW"/>
         </w:rPr>
         <w:t>HOS</w:t>
-      </w:r>
-      <w:r>
-        <w:rPr>
-          <w:lang w:val="zh_TW" w:bidi="zh_TW"/>
-        </w:rPr>
-      </w:r>
-    </w:p>
-    <w:p>
-      <w:pPr/>
-      <w:r>
-        <w:rPr>
-          <w:lang w:val="zh_TW" w:bidi="zh_TW"/>
-        </w:rPr>
       </w:r>
       <w:r>
         <w:rPr>

--- a/zht/docx/28.content.docx
+++ b/zht/docx/28.content.docx
@@ -19,7 +19,7 @@
         <w:rPr>
           <w:lang w:val="zh_TW" w:bidi="zh_TW"/>
         </w:rPr>
-        <w:t>Resource: 研讀筆記 (Tyndale)</w:t>
+        <w:t>Resource: Tyndale Open Study Notes</w:t>
       </w:r>
       <w:r>
         <w:rPr>
@@ -112,7 +112,7 @@
         <w:rPr>
           <w:lang w:val="zh_TW" w:bidi="zh_TW"/>
         </w:rPr>
-        <w:t>研讀筆記 (Tyndale)</w:t>
+        <w:t>Tyndale Open Study Notes</w:t>
       </w:r>
     </w:p>
     <w:p>

--- a/zht/docx/28.content.docx
+++ b/zht/docx/28.content.docx
@@ -19,7 +19,7 @@
         <w:rPr>
           <w:lang w:val="zh_TW" w:bidi="zh_TW"/>
         </w:rPr>
-        <w:t>Resource: Tyndale Open Study Notes</w:t>
+        <w:t>Resource: Aquifer Open Study Notes</w:t>
       </w:r>
       <w:r>
         <w:rPr>
@@ -112,7 +112,7 @@
         <w:rPr>
           <w:lang w:val="zh_TW" w:bidi="zh_TW"/>
         </w:rPr>
-        <w:t>Tyndale Open Study Notes</w:t>
+        <w:t>Aquifer Open Study Notes</w:t>
       </w:r>
     </w:p>
     <w:p>

--- a/zht/docx/28.content.docx
+++ b/zht/docx/28.content.docx
@@ -255,54 +255,36 @@
         </w:rPr>
         <w:t>（參</w:t>
       </w:r>
-      <w:hyperlink r:id="rId13">
-        <w:r>
-          <w:rPr>
-            <w:lang w:val="zh_TW" w:bidi="zh_TW"/>
-          </w:rPr>
-          <w:rPr>
-            <w:color w:val="0000EE"/>
-            <w:u w:val="single"/>
-          </w:rPr>
-          <w:t>珥1:1</w:t>
-        </w:r>
-      </w:hyperlink>
+      <w:r>
+        <w:rPr>
+          <w:lang w:val="zh_TW" w:bidi="zh_TW"/>
+        </w:rPr>
+        <w:t>珥1:1</w:t>
+      </w:r>
       <w:r>
         <w:rPr>
           <w:lang w:val="zh_TW" w:bidi="zh_TW"/>
         </w:rPr>
         <w:t>；</w:t>
       </w:r>
-      <w:hyperlink r:id="rId14">
-        <w:r>
-          <w:rPr>
-            <w:lang w:val="zh_TW" w:bidi="zh_TW"/>
-          </w:rPr>
-          <w:rPr>
-            <w:color w:val="0000EE"/>
-            <w:u w:val="single"/>
-          </w:rPr>
-          <w:t>彌1:1</w:t>
-        </w:r>
-      </w:hyperlink>
+      <w:r>
+        <w:rPr>
+          <w:lang w:val="zh_TW" w:bidi="zh_TW"/>
+        </w:rPr>
+        <w:t>彌1:1</w:t>
+      </w:r>
       <w:r>
         <w:rPr>
           <w:lang w:val="zh_TW" w:bidi="zh_TW"/>
         </w:rPr>
         <w:t>；</w:t>
       </w:r>
-      <w:hyperlink r:id="rId15">
-        <w:r>
-          <w:rPr>
-            <w:lang w:val="zh_TW" w:bidi="zh_TW"/>
-          </w:rPr>
-          <w:rPr>
-            <w:color w:val="0000EE"/>
-            <w:u w:val="single"/>
-          </w:rPr>
-          <w:t>番1:1</w:t>
-        </w:r>
-      </w:hyperlink>
+      <w:r>
+        <w:rPr>
+          <w:lang w:val="zh_TW" w:bidi="zh_TW"/>
+        </w:rPr>
+        <w:t>番1:1</w:t>
+      </w:r>
       <w:r>
         <w:rPr>
           <w:lang w:val="zh_TW" w:bidi="zh_TW"/>
@@ -339,36 +321,24 @@
         </w:rPr>
         <w:t>；在希伯來文中的拼寫相同；</w:t>
       </w:r>
-      <w:hyperlink r:id="rId16">
-        <w:r>
-          <w:rPr>
-            <w:lang w:val="zh_TW" w:bidi="zh_TW"/>
-          </w:rPr>
-          <w:rPr>
-            <w:color w:val="0000EE"/>
-            <w:u w:val="single"/>
-          </w:rPr>
-          <w:t>民13:8</w:t>
-        </w:r>
-      </w:hyperlink>
+      <w:r>
+        <w:rPr>
+          <w:lang w:val="zh_TW" w:bidi="zh_TW"/>
+        </w:rPr>
+        <w:t>民13:8</w:t>
+      </w:r>
       <w:r>
         <w:rPr>
           <w:lang w:val="zh_TW" w:bidi="zh_TW"/>
         </w:rPr>
         <w:t>；</w:t>
       </w:r>
-      <w:hyperlink r:id="rId17">
-        <w:r>
-          <w:rPr>
-            <w:lang w:val="zh_TW" w:bidi="zh_TW"/>
-          </w:rPr>
-          <w:rPr>
-            <w:color w:val="0000EE"/>
-            <w:u w:val="single"/>
-          </w:rPr>
-          <w:t>王下17:1</w:t>
-        </w:r>
-      </w:hyperlink>
+      <w:r>
+        <w:rPr>
+          <w:lang w:val="zh_TW" w:bidi="zh_TW"/>
+        </w:rPr>
+        <w:t>王下17:1</w:t>
+      </w:r>
       <w:r>
         <w:rPr>
           <w:lang w:val="zh_TW" w:bidi="zh_TW"/>
@@ -613,18 +583,12 @@
         </w:rPr>
         <w:t>耶戶在耶斯列犯下的謀殺案記載於</w:t>
       </w:r>
-      <w:hyperlink r:id="rId18">
-        <w:r>
-          <w:rPr>
-            <w:lang w:val="zh_TW" w:bidi="zh_TW"/>
-          </w:rPr>
-          <w:rPr>
-            <w:color w:val="0000EE"/>
-            <w:u w:val="single"/>
-          </w:rPr>
-          <w:t>列王紀下九至十章</w:t>
-        </w:r>
-      </w:hyperlink>
+      <w:r>
+        <w:rPr>
+          <w:lang w:val="zh_TW" w:bidi="zh_TW"/>
+        </w:rPr>
+        <w:t>列王紀下九至十章</w:t>
+      </w:r>
       <w:r>
         <w:rPr>
           <w:lang w:val="zh_TW" w:bidi="zh_TW"/>
@@ -727,18 +691,12 @@
         </w:rPr>
         <w:t>羅‧路哈瑪：何西阿的孩子們的名字是他預言信息的一部份（參</w:t>
       </w:r>
-      <w:hyperlink r:id="rId19">
-        <w:r>
-          <w:rPr>
-            <w:lang w:val="zh_TW" w:bidi="zh_TW"/>
-          </w:rPr>
-          <w:rPr>
-            <w:color w:val="0000EE"/>
-            <w:u w:val="single"/>
-          </w:rPr>
-          <w:t>賽7:10–8:8</w:t>
-        </w:r>
-      </w:hyperlink>
+      <w:r>
+        <w:rPr>
+          <w:lang w:val="zh_TW" w:bidi="zh_TW"/>
+        </w:rPr>
+        <w:t>賽7:10–8:8</w:t>
+      </w:r>
       <w:r>
         <w:rPr>
           <w:lang w:val="zh_TW" w:bidi="zh_TW"/>
@@ -869,36 +827,24 @@
         </w:rPr>
         <w:t>活出盟約時被賜予的（</w:t>
       </w:r>
-      <w:hyperlink r:id="rId20">
-        <w:r>
-          <w:rPr>
-            <w:lang w:val="zh_TW" w:bidi="zh_TW"/>
-          </w:rPr>
-          <w:rPr>
-            <w:color w:val="0000EE"/>
-            <w:u w:val="single"/>
-          </w:rPr>
-          <w:t>利26:12</w:t>
-        </w:r>
-      </w:hyperlink>
+      <w:r>
+        <w:rPr>
+          <w:lang w:val="zh_TW" w:bidi="zh_TW"/>
+        </w:rPr>
+        <w:t>利26:12</w:t>
+      </w:r>
       <w:r>
         <w:rPr>
           <w:lang w:val="zh_TW" w:bidi="zh_TW"/>
         </w:rPr>
         <w:t>；另見</w:t>
       </w:r>
-      <w:hyperlink r:id="rId21">
-        <w:r>
-          <w:rPr>
-            <w:lang w:val="zh_TW" w:bidi="zh_TW"/>
-          </w:rPr>
-          <w:rPr>
-            <w:color w:val="0000EE"/>
-            <w:u w:val="single"/>
-          </w:rPr>
-          <w:t>出6:7</w:t>
-        </w:r>
-      </w:hyperlink>
+      <w:r>
+        <w:rPr>
+          <w:lang w:val="zh_TW" w:bidi="zh_TW"/>
+        </w:rPr>
+        <w:t>出6:7</w:t>
+      </w:r>
       <w:r>
         <w:rPr>
           <w:lang w:val="zh_TW" w:bidi="zh_TW"/>
@@ -941,18 +887,12 @@
         </w:rPr>
         <w:t>『我是』」（參</w:t>
       </w:r>
-      <w:hyperlink r:id="rId22">
-        <w:r>
-          <w:rPr>
-            <w:lang w:val="zh_TW" w:bidi="zh_TW"/>
-          </w:rPr>
-          <w:rPr>
-            <w:color w:val="0000EE"/>
-            <w:u w:val="single"/>
-          </w:rPr>
-          <w:t>出3:14</w:t>
-        </w:r>
-      </w:hyperlink>
+      <w:r>
+        <w:rPr>
+          <w:lang w:val="zh_TW" w:bidi="zh_TW"/>
+        </w:rPr>
+        <w:t>出3:14</w:t>
+      </w:r>
       <w:r>
         <w:rPr>
           <w:lang w:val="zh_TW" w:bidi="zh_TW"/>
@@ -1011,36 +951,24 @@
         </w:rPr>
         <w:t>海沙：這令讀者憶起神對族長亞伯拉罕和雅各的應許，預示了神的子民將人數倍增（</w:t>
       </w:r>
-      <w:hyperlink r:id="rId23">
-        <w:r>
-          <w:rPr>
-            <w:lang w:val="zh_TW" w:bidi="zh_TW"/>
-          </w:rPr>
-          <w:rPr>
-            <w:color w:val="0000EE"/>
-            <w:u w:val="single"/>
-          </w:rPr>
-          <w:t>創22:17</w:t>
-        </w:r>
-      </w:hyperlink>
+      <w:r>
+        <w:rPr>
+          <w:lang w:val="zh_TW" w:bidi="zh_TW"/>
+        </w:rPr>
+        <w:t>創22:17</w:t>
+      </w:r>
       <w:r>
         <w:rPr>
           <w:lang w:val="zh_TW" w:bidi="zh_TW"/>
         </w:rPr>
         <w:t>，</w:t>
       </w:r>
-      <w:hyperlink r:id="rId24">
-        <w:r>
-          <w:rPr>
-            <w:lang w:val="zh_TW" w:bidi="zh_TW"/>
-          </w:rPr>
-          <w:rPr>
-            <w:color w:val="0000EE"/>
-            <w:u w:val="single"/>
-          </w:rPr>
-          <w:t>32:12</w:t>
-        </w:r>
-      </w:hyperlink>
+      <w:r>
+        <w:rPr>
+          <w:lang w:val="zh_TW" w:bidi="zh_TW"/>
+        </w:rPr>
+        <w:t>32:12</w:t>
+      </w:r>
       <w:r>
         <w:rPr>
           <w:lang w:val="zh_TW" w:bidi="zh_TW"/>
@@ -1065,18 +993,12 @@
         </w:rPr>
         <w:t>你們是永生神的兒子：這種表達方式在舊約聖經中別處皆未出現，但保羅引用了這節經文（</w:t>
       </w:r>
-      <w:hyperlink r:id="rId25">
-        <w:r>
-          <w:rPr>
-            <w:lang w:val="zh_TW" w:bidi="zh_TW"/>
-          </w:rPr>
-          <w:rPr>
-            <w:color w:val="0000EE"/>
-            <w:u w:val="single"/>
-          </w:rPr>
-          <w:t>羅9:26</w:t>
-        </w:r>
-      </w:hyperlink>
+      <w:r>
+        <w:rPr>
+          <w:lang w:val="zh_TW" w:bidi="zh_TW"/>
+        </w:rPr>
+        <w:t>羅9:26</w:t>
+      </w:r>
       <w:r>
         <w:rPr>
           <w:lang w:val="zh_TW" w:bidi="zh_TW"/>
@@ -1195,18 +1117,12 @@
         </w:rPr>
         <w:t>：將近200年來，以色列和猶大因政治競爭而分裂成兩個獨立國加。當神恢復祂的子民時，必如大衛時代一樣，在一位君王的統治下使分裂的王國重新合一，並扭轉被擄的咒詛（另見</w:t>
       </w:r>
-      <w:hyperlink r:id="rId26">
-        <w:r>
-          <w:rPr>
-            <w:lang w:val="zh_TW" w:bidi="zh_TW"/>
-          </w:rPr>
-          <w:rPr>
-            <w:color w:val="0000EE"/>
-            <w:u w:val="single"/>
-          </w:rPr>
-          <w:t>結37:15–28</w:t>
-        </w:r>
-      </w:hyperlink>
+      <w:r>
+        <w:rPr>
+          <w:lang w:val="zh_TW" w:bidi="zh_TW"/>
+        </w:rPr>
+        <w:t>結37:15–28</w:t>
+      </w:r>
       <w:r>
         <w:rPr>
           <w:lang w:val="zh_TW" w:bidi="zh_TW"/>
@@ -1361,90 +1277,60 @@
         </w:rPr>
         <w:t>）：乍看之下，耶和華作為受委屈的丈夫，似乎正在對不忠的配偶以色列發出休書（見</w:t>
       </w:r>
-      <w:hyperlink r:id="rId27">
-        <w:r>
-          <w:rPr>
-            <w:lang w:val="zh_TW" w:bidi="zh_TW"/>
-          </w:rPr>
-          <w:rPr>
-            <w:color w:val="0000EE"/>
-            <w:u w:val="single"/>
-          </w:rPr>
-          <w:t>申24:1</w:t>
-        </w:r>
-      </w:hyperlink>
+      <w:r>
+        <w:rPr>
+          <w:lang w:val="zh_TW" w:bidi="zh_TW"/>
+        </w:rPr>
+        <w:t>申24:1</w:t>
+      </w:r>
       <w:r>
         <w:rPr>
           <w:lang w:val="zh_TW" w:bidi="zh_TW"/>
         </w:rPr>
         <w:t>）。然而，隨著經文的推進，神在這場訴訟中的目的明顯不是休妻，而是和好（</w:t>
       </w:r>
-      <w:hyperlink r:id="rId28">
-        <w:r>
-          <w:rPr>
-            <w:lang w:val="zh_TW" w:bidi="zh_TW"/>
-          </w:rPr>
-          <w:rPr>
-            <w:color w:val="0000EE"/>
-            <w:u w:val="single"/>
-          </w:rPr>
-          <w:t>何2:14–23</w:t>
-        </w:r>
-      </w:hyperlink>
+      <w:r>
+        <w:rPr>
+          <w:lang w:val="zh_TW" w:bidi="zh_TW"/>
+        </w:rPr>
+        <w:t>何2:14–23</w:t>
+      </w:r>
       <w:r>
         <w:rPr>
           <w:lang w:val="zh_TW" w:bidi="zh_TW"/>
         </w:rPr>
         <w:t>）。神對以色列的控訴旨在喚醒以色列認識她的罪，且給予她回歸真正丈夫的機會。耶和華渴望與以色列和好的意願，在律法明文規定通姦的配偶應處死刑的情況下，顯得尤為令人驚奇（</w:t>
       </w:r>
-      <w:hyperlink r:id="rId29">
-        <w:r>
-          <w:rPr>
-            <w:lang w:val="zh_TW" w:bidi="zh_TW"/>
-          </w:rPr>
-          <w:rPr>
-            <w:color w:val="0000EE"/>
-            <w:u w:val="single"/>
-          </w:rPr>
-          <w:t>申22:22</w:t>
-        </w:r>
-      </w:hyperlink>
+      <w:r>
+        <w:rPr>
+          <w:lang w:val="zh_TW" w:bidi="zh_TW"/>
+        </w:rPr>
+        <w:t>申22:22</w:t>
+      </w:r>
       <w:r>
         <w:rPr>
           <w:lang w:val="zh_TW" w:bidi="zh_TW"/>
         </w:rPr>
         <w:t>；另見</w:t>
       </w:r>
-      <w:hyperlink r:id="rId30">
-        <w:r>
-          <w:rPr>
-            <w:lang w:val="zh_TW" w:bidi="zh_TW"/>
-          </w:rPr>
-          <w:rPr>
-            <w:color w:val="0000EE"/>
-            <w:u w:val="single"/>
-          </w:rPr>
-          <w:t>創38:24</w:t>
-        </w:r>
-      </w:hyperlink>
+      <w:r>
+        <w:rPr>
+          <w:lang w:val="zh_TW" w:bidi="zh_TW"/>
+        </w:rPr>
+        <w:t>創38:24</w:t>
+      </w:r>
       <w:r>
         <w:rPr>
           <w:lang w:val="zh_TW" w:bidi="zh_TW"/>
         </w:rPr>
         <w:t>；</w:t>
       </w:r>
-      <w:hyperlink r:id="rId31">
-        <w:r>
-          <w:rPr>
-            <w:lang w:val="zh_TW" w:bidi="zh_TW"/>
-          </w:rPr>
-          <w:rPr>
-            <w:color w:val="0000EE"/>
-            <w:u w:val="single"/>
-          </w:rPr>
-          <w:t>利21:9</w:t>
-        </w:r>
-      </w:hyperlink>
+      <w:r>
+        <w:rPr>
+          <w:lang w:val="zh_TW" w:bidi="zh_TW"/>
+        </w:rPr>
+        <w:t>利21:9</w:t>
+      </w:r>
       <w:r>
         <w:rPr>
           <w:lang w:val="zh_TW" w:bidi="zh_TW"/>
@@ -1499,36 +1385,24 @@
         </w:rPr>
         <w:t>耶和華警告不忠的以色列，除非她悔改並回到與她立約的伴侶身邊，否則他將剝去她的衣服……使她赤身裸體（另見</w:t>
       </w:r>
-      <w:hyperlink r:id="rId32">
-        <w:r>
-          <w:rPr>
-            <w:lang w:val="zh_TW" w:bidi="zh_TW"/>
-          </w:rPr>
-          <w:rPr>
-            <w:color w:val="0000EE"/>
-            <w:u w:val="single"/>
-          </w:rPr>
-          <w:t>2:10</w:t>
-        </w:r>
-      </w:hyperlink>
+      <w:r>
+        <w:rPr>
+          <w:lang w:val="zh_TW" w:bidi="zh_TW"/>
+        </w:rPr>
+        <w:t>2:10</w:t>
+      </w:r>
       <w:r>
         <w:rPr>
           <w:lang w:val="zh_TW" w:bidi="zh_TW"/>
         </w:rPr>
         <w:t>）。以西結也使用了這個審判和羞恥的意象（</w:t>
       </w:r>
-      <w:hyperlink r:id="rId33">
-        <w:r>
-          <w:rPr>
-            <w:lang w:val="zh_TW" w:bidi="zh_TW"/>
-          </w:rPr>
-          <w:rPr>
-            <w:color w:val="0000EE"/>
-            <w:u w:val="single"/>
-          </w:rPr>
-          <w:t>結16:36–37</w:t>
-        </w:r>
-      </w:hyperlink>
+      <w:r>
+        <w:rPr>
+          <w:lang w:val="zh_TW" w:bidi="zh_TW"/>
+        </w:rPr>
+        <w:t>結16:36–37</w:t>
+      </w:r>
       <w:r>
         <w:rPr>
           <w:lang w:val="zh_TW" w:bidi="zh_TW"/>
@@ -1656,54 +1530,36 @@
         </w:rPr>
         <w:t>）：</w:t>
       </w:r>
-      <w:hyperlink r:id="rId34">
-        <w:r>
-          <w:rPr>
-            <w:lang w:val="zh_TW" w:bidi="zh_TW"/>
-          </w:rPr>
-          <w:rPr>
-            <w:color w:val="0000EE"/>
-            <w:u w:val="single"/>
-          </w:rPr>
-          <w:t>二章6節</w:t>
-        </w:r>
-      </w:hyperlink>
+      <w:r>
+        <w:rPr>
+          <w:lang w:val="zh_TW" w:bidi="zh_TW"/>
+        </w:rPr>
+        <w:t>二章6節</w:t>
+      </w:r>
       <w:r>
         <w:rPr>
           <w:lang w:val="zh_TW" w:bidi="zh_TW"/>
         </w:rPr>
         <w:t>中開頭的希伯來文字詞（也同樣於</w:t>
       </w:r>
-      <w:hyperlink r:id="rId35">
-        <w:r>
-          <w:rPr>
-            <w:lang w:val="zh_TW" w:bidi="zh_TW"/>
-          </w:rPr>
-          <w:rPr>
-            <w:color w:val="0000EE"/>
-            <w:u w:val="single"/>
-          </w:rPr>
-          <w:t>2:9</w:t>
-        </w:r>
-      </w:hyperlink>
+      <w:r>
+        <w:rPr>
+          <w:lang w:val="zh_TW" w:bidi="zh_TW"/>
+        </w:rPr>
+        <w:t>2:9</w:t>
+      </w:r>
       <w:r>
         <w:rPr>
           <w:lang w:val="zh_TW" w:bidi="zh_TW"/>
         </w:rPr>
         <w:t>和</w:t>
       </w:r>
-      <w:hyperlink r:id="rId36">
-        <w:r>
-          <w:rPr>
-            <w:lang w:val="zh_TW" w:bidi="zh_TW"/>
-          </w:rPr>
-          <w:rPr>
-            <w:color w:val="0000EE"/>
-            <w:u w:val="single"/>
-          </w:rPr>
-          <w:t>2:14</w:t>
-        </w:r>
-      </w:hyperlink>
+      <w:r>
+        <w:rPr>
+          <w:lang w:val="zh_TW" w:bidi="zh_TW"/>
+        </w:rPr>
+        <w:t>2:14</w:t>
+      </w:r>
       <w:r>
         <w:rPr>
           <w:lang w:val="zh_TW" w:bidi="zh_TW"/>
@@ -1831,18 +1687,12 @@
         </w:rPr>
         <w:t>神的第一次審判（</w:t>
       </w:r>
-      <w:hyperlink r:id="rId37">
-        <w:r>
-          <w:rPr>
-            <w:lang w:val="zh_TW" w:bidi="zh_TW"/>
-          </w:rPr>
-          <w:rPr>
-            <w:color w:val="0000EE"/>
-            <w:u w:val="single"/>
-          </w:rPr>
-          <w:t>2:6–7</w:t>
-        </w:r>
-      </w:hyperlink>
+      <w:r>
+        <w:rPr>
+          <w:lang w:val="zh_TW" w:bidi="zh_TW"/>
+        </w:rPr>
+        <w:t>2:6–7</w:t>
+      </w:r>
       <w:r>
         <w:rPr>
           <w:lang w:val="zh_TW" w:bidi="zh_TW"/>
@@ -1897,72 +1747,48 @@
         </w:rPr>
         <w:t>從上下文（</w:t>
       </w:r>
-      <w:hyperlink r:id="rId38">
-        <w:r>
-          <w:rPr>
-            <w:lang w:val="zh_TW" w:bidi="zh_TW"/>
-          </w:rPr>
-          <w:rPr>
-            <w:color w:val="0000EE"/>
-            <w:u w:val="single"/>
-          </w:rPr>
-          <w:t>2:13</w:t>
-        </w:r>
-      </w:hyperlink>
+      <w:r>
+        <w:rPr>
+          <w:lang w:val="zh_TW" w:bidi="zh_TW"/>
+        </w:rPr>
+        <w:t>2:13</w:t>
+      </w:r>
       <w:r>
         <w:rPr>
           <w:lang w:val="zh_TW" w:bidi="zh_TW"/>
         </w:rPr>
         <w:t>、</w:t>
       </w:r>
-      <w:hyperlink r:id="rId39">
-        <w:r>
-          <w:rPr>
-            <w:lang w:val="zh_TW" w:bidi="zh_TW"/>
-          </w:rPr>
-          <w:rPr>
-            <w:color w:val="0000EE"/>
-            <w:u w:val="single"/>
-          </w:rPr>
-          <w:t>16–17</w:t>
-        </w:r>
-      </w:hyperlink>
+      <w:r>
+        <w:rPr>
+          <w:lang w:val="zh_TW" w:bidi="zh_TW"/>
+        </w:rPr>
+        <w:t>16–17</w:t>
+      </w:r>
       <w:r>
         <w:rPr>
           <w:lang w:val="zh_TW" w:bidi="zh_TW"/>
         </w:rPr>
         <w:t>）以及在類似的經文——如</w:t>
       </w:r>
-      <w:hyperlink r:id="rId40">
-        <w:r>
-          <w:rPr>
-            <w:lang w:val="zh_TW" w:bidi="zh_TW"/>
-          </w:rPr>
-          <w:rPr>
-            <w:color w:val="0000EE"/>
-            <w:u w:val="single"/>
-          </w:rPr>
-          <w:t>以賽亞書一章12至17節</w:t>
-        </w:r>
-      </w:hyperlink>
+      <w:r>
+        <w:rPr>
+          <w:lang w:val="zh_TW" w:bidi="zh_TW"/>
+        </w:rPr>
+        <w:t>以賽亞書一章12至17節</w:t>
+      </w:r>
       <w:r>
         <w:rPr>
           <w:lang w:val="zh_TW" w:bidi="zh_TW"/>
         </w:rPr>
         <w:t>和</w:t>
       </w:r>
-      <w:hyperlink r:id="rId41">
-        <w:r>
-          <w:rPr>
-            <w:lang w:val="zh_TW" w:bidi="zh_TW"/>
-          </w:rPr>
-          <w:rPr>
-            <w:color w:val="0000EE"/>
-            <w:u w:val="single"/>
-          </w:rPr>
-          <w:t>阿摩司書五章21至24節</w:t>
-        </w:r>
-      </w:hyperlink>
+      <w:r>
+        <w:rPr>
+          <w:lang w:val="zh_TW" w:bidi="zh_TW"/>
+        </w:rPr>
+        <w:t>阿摩司書五章21至24節</w:t>
+      </w:r>
       <w:r>
         <w:rPr>
           <w:lang w:val="zh_TW" w:bidi="zh_TW"/>
@@ -2080,54 +1906,36 @@
         </w:rPr>
         <w:t>耶和華相反的作為（參</w:t>
       </w:r>
-      <w:hyperlink r:id="rId42">
-        <w:r>
-          <w:rPr>
-            <w:lang w:val="zh_TW" w:bidi="zh_TW"/>
-          </w:rPr>
-          <w:rPr>
-            <w:color w:val="0000EE"/>
-            <w:u w:val="single"/>
-          </w:rPr>
-          <w:t>8:14</w:t>
-        </w:r>
-      </w:hyperlink>
+      <w:r>
+        <w:rPr>
+          <w:lang w:val="zh_TW" w:bidi="zh_TW"/>
+        </w:rPr>
+        <w:t>8:14</w:t>
+      </w:r>
       <w:r>
         <w:rPr>
           <w:lang w:val="zh_TW" w:bidi="zh_TW"/>
         </w:rPr>
         <w:t>，</w:t>
       </w:r>
-      <w:hyperlink r:id="rId43">
-        <w:r>
-          <w:rPr>
-            <w:lang w:val="zh_TW" w:bidi="zh_TW"/>
-          </w:rPr>
-          <w:rPr>
-            <w:color w:val="0000EE"/>
-            <w:u w:val="single"/>
-          </w:rPr>
-          <w:t>13:6</w:t>
-        </w:r>
-      </w:hyperlink>
+      <w:r>
+        <w:rPr>
+          <w:lang w:val="zh_TW" w:bidi="zh_TW"/>
+        </w:rPr>
+        <w:t>13:6</w:t>
+      </w:r>
       <w:r>
         <w:rPr>
           <w:lang w:val="zh_TW" w:bidi="zh_TW"/>
         </w:rPr>
         <w:t>；</w:t>
       </w:r>
-      <w:hyperlink r:id="rId44">
-        <w:r>
-          <w:rPr>
-            <w:lang w:val="zh_TW" w:bidi="zh_TW"/>
-          </w:rPr>
-          <w:rPr>
-            <w:color w:val="0000EE"/>
-            <w:u w:val="single"/>
-          </w:rPr>
-          <w:t>伯8:12–13</w:t>
-        </w:r>
-      </w:hyperlink>
+      <w:r>
+        <w:rPr>
+          <w:lang w:val="zh_TW" w:bidi="zh_TW"/>
+        </w:rPr>
+        <w:t>伯8:12–13</w:t>
+      </w:r>
       <w:r>
         <w:rPr>
           <w:lang w:val="zh_TW" w:bidi="zh_TW"/>
@@ -2186,18 +1994,12 @@
         </w:rPr>
         <w:t>第三次審判（見</w:t>
       </w:r>
-      <w:hyperlink r:id="rId37">
-        <w:r>
-          <w:rPr>
-            <w:lang w:val="zh_TW" w:bidi="zh_TW"/>
-          </w:rPr>
-          <w:rPr>
-            <w:color w:val="0000EE"/>
-            <w:u w:val="single"/>
-          </w:rPr>
-          <w:t>2:6–7</w:t>
-        </w:r>
-      </w:hyperlink>
+      <w:r>
+        <w:rPr>
+          <w:lang w:val="zh_TW" w:bidi="zh_TW"/>
+        </w:rPr>
+        <w:t>2:6–7</w:t>
+      </w:r>
       <w:r>
         <w:rPr>
           <w:lang w:val="zh_TW" w:bidi="zh_TW"/>
@@ -2234,36 +2036,24 @@
         </w:rPr>
         <w:t>谷）是以色列進入應許之地後首次不順服神的地方（</w:t>
       </w:r>
-      <w:hyperlink r:id="rId45">
-        <w:r>
-          <w:rPr>
-            <w:lang w:val="zh_TW" w:bidi="zh_TW"/>
-          </w:rPr>
-          <w:rPr>
-            <w:color w:val="0000EE"/>
-            <w:u w:val="single"/>
-          </w:rPr>
-          <w:t>書7:24–26</w:t>
-        </w:r>
-      </w:hyperlink>
+      <w:r>
+        <w:rPr>
+          <w:lang w:val="zh_TW" w:bidi="zh_TW"/>
+        </w:rPr>
+        <w:t>書7:24–26</w:t>
+      </w:r>
       <w:r>
         <w:rPr>
           <w:lang w:val="zh_TW" w:bidi="zh_TW"/>
         </w:rPr>
         <w:t>）。在以色列得罪神和製造麻煩之後，耶和華卻又願意彰顯祂的大能，賜予他們一個新的開始（</w:t>
       </w:r>
-      <w:hyperlink r:id="rId46">
-        <w:r>
-          <w:rPr>
-            <w:lang w:val="zh_TW" w:bidi="zh_TW"/>
-          </w:rPr>
-          <w:rPr>
-            <w:color w:val="0000EE"/>
-            <w:u w:val="single"/>
-          </w:rPr>
-          <w:t>書8:1–22</w:t>
-        </w:r>
-      </w:hyperlink>
+      <w:r>
+        <w:rPr>
+          <w:lang w:val="zh_TW" w:bidi="zh_TW"/>
+        </w:rPr>
+        <w:t>書8:1–22</w:t>
+      </w:r>
       <w:r>
         <w:rPr>
           <w:lang w:val="zh_TW" w:bidi="zh_TW"/>
@@ -2322,54 +2112,36 @@
         </w:rPr>
         <w:t>那日：這個看似不起眼的片語在先知書中其實相當重要。它指的是耶和華將來臨的日子（見</w:t>
       </w:r>
-      <w:hyperlink r:id="rId47">
-        <w:r>
-          <w:rPr>
-            <w:lang w:val="zh_TW" w:bidi="zh_TW"/>
-          </w:rPr>
-          <w:rPr>
-            <w:color w:val="0000EE"/>
-            <w:u w:val="single"/>
-          </w:rPr>
-          <w:t>珥1:15</w:t>
-        </w:r>
-      </w:hyperlink>
+      <w:r>
+        <w:rPr>
+          <w:lang w:val="zh_TW" w:bidi="zh_TW"/>
+        </w:rPr>
+        <w:t>珥1:15</w:t>
+      </w:r>
       <w:r>
         <w:rPr>
           <w:lang w:val="zh_TW" w:bidi="zh_TW"/>
         </w:rPr>
         <w:t>，</w:t>
       </w:r>
-      <w:hyperlink r:id="rId48">
-        <w:r>
-          <w:rPr>
-            <w:lang w:val="zh_TW" w:bidi="zh_TW"/>
-          </w:rPr>
-          <w:rPr>
-            <w:color w:val="0000EE"/>
-            <w:u w:val="single"/>
-          </w:rPr>
-          <w:t>2:1</w:t>
-        </w:r>
-      </w:hyperlink>
+      <w:r>
+        <w:rPr>
+          <w:lang w:val="zh_TW" w:bidi="zh_TW"/>
+        </w:rPr>
+        <w:t>2:1</w:t>
+      </w:r>
       <w:r>
         <w:rPr>
           <w:lang w:val="zh_TW" w:bidi="zh_TW"/>
         </w:rPr>
         <w:t>；</w:t>
       </w:r>
-      <w:hyperlink r:id="rId49">
-        <w:r>
-          <w:rPr>
-            <w:lang w:val="zh_TW" w:bidi="zh_TW"/>
-          </w:rPr>
-          <w:rPr>
-            <w:color w:val="0000EE"/>
-            <w:u w:val="single"/>
-          </w:rPr>
-          <w:t>摩5:18</w:t>
-        </w:r>
-      </w:hyperlink>
+      <w:r>
+        <w:rPr>
+          <w:lang w:val="zh_TW" w:bidi="zh_TW"/>
+        </w:rPr>
+        <w:t>摩5:18</w:t>
+      </w:r>
       <w:r>
         <w:rPr>
           <w:lang w:val="zh_TW" w:bidi="zh_TW"/>
@@ -2454,18 +2226,12 @@
         </w:rPr>
         <w:t>（</w:t>
       </w:r>
-      <w:hyperlink r:id="rId50">
-        <w:r>
-          <w:rPr>
-            <w:lang w:val="zh_TW" w:bidi="zh_TW"/>
-          </w:rPr>
-          <w:rPr>
-            <w:color w:val="0000EE"/>
-            <w:u w:val="single"/>
-          </w:rPr>
-          <w:t>創2:23–24</w:t>
-        </w:r>
-      </w:hyperlink>
+      <w:r>
+        <w:rPr>
+          <w:lang w:val="zh_TW" w:bidi="zh_TW"/>
+        </w:rPr>
+        <w:t>創2:23–24</w:t>
+      </w:r>
       <w:r>
         <w:rPr>
           <w:lang w:val="zh_TW" w:bidi="zh_TW"/>
@@ -2647,18 +2413,12 @@
         </w:rPr>
         <w:t>，以及誠實。因此，耶和華說，以色列終將認識我（參</w:t>
       </w:r>
-      <w:hyperlink r:id="rId38">
-        <w:r>
-          <w:rPr>
-            <w:lang w:val="zh_TW" w:bidi="zh_TW"/>
-          </w:rPr>
-          <w:rPr>
-            <w:color w:val="0000EE"/>
-            <w:u w:val="single"/>
-          </w:rPr>
-          <w:t>2:13</w:t>
-        </w:r>
-      </w:hyperlink>
+      <w:r>
+        <w:rPr>
+          <w:lang w:val="zh_TW" w:bidi="zh_TW"/>
+        </w:rPr>
+        <w:t>2:13</w:t>
+      </w:r>
       <w:r>
         <w:rPr>
           <w:lang w:val="zh_TW" w:bidi="zh_TW"/>
@@ -2713,18 +2473,12 @@
         </w:rPr>
         <w:t>不忠的以色列以為她的食物和衣服是從她的情人巴力那裡得來的禮物（</w:t>
       </w:r>
-      <w:hyperlink r:id="rId51">
-        <w:r>
-          <w:rPr>
-            <w:lang w:val="zh_TW" w:bidi="zh_TW"/>
-          </w:rPr>
-          <w:rPr>
-            <w:color w:val="0000EE"/>
-            <w:u w:val="single"/>
-          </w:rPr>
-          <w:t>2:5</w:t>
-        </w:r>
-      </w:hyperlink>
+      <w:r>
+        <w:rPr>
+          <w:lang w:val="zh_TW" w:bidi="zh_TW"/>
+        </w:rPr>
+        <w:t>2:5</w:t>
+      </w:r>
       <w:r>
         <w:rPr>
           <w:lang w:val="zh_TW" w:bidi="zh_TW"/>
@@ -2779,18 +2533,12 @@
         </w:rPr>
         <w:t>正如神所應許的（</w:t>
       </w:r>
-      <w:hyperlink r:id="rId52">
-        <w:r>
-          <w:rPr>
-            <w:lang w:val="zh_TW" w:bidi="zh_TW"/>
-          </w:rPr>
-          <w:rPr>
-            <w:color w:val="0000EE"/>
-            <w:u w:val="single"/>
-          </w:rPr>
-          <w:t>2:1</w:t>
-        </w:r>
-      </w:hyperlink>
+      <w:r>
+        <w:rPr>
+          <w:lang w:val="zh_TW" w:bidi="zh_TW"/>
+        </w:rPr>
+        <w:t>2:1</w:t>
+      </w:r>
       <w:r>
         <w:rPr>
           <w:lang w:val="zh_TW" w:bidi="zh_TW"/>
@@ -3000,36 +2748,24 @@
         </w:rPr>
         <w:t>：聖經文本並未指出為什麼先知需要購買他的妻子。大多數解經家認為，不忠的歌篾可能因負債而成為奴隸。何西阿為她支付的是微薄的價格，這個價格可能表明了歌篾是價值低廉的奴隸（見</w:t>
       </w:r>
-      <w:hyperlink r:id="rId53">
-        <w:r>
-          <w:rPr>
-            <w:lang w:val="zh_TW" w:bidi="zh_TW"/>
-          </w:rPr>
-          <w:rPr>
-            <w:color w:val="0000EE"/>
-            <w:u w:val="single"/>
-          </w:rPr>
-          <w:t>出21:32</w:t>
-        </w:r>
-      </w:hyperlink>
+      <w:r>
+        <w:rPr>
+          <w:lang w:val="zh_TW" w:bidi="zh_TW"/>
+        </w:rPr>
+        <w:t>出21:32</w:t>
+      </w:r>
       <w:r>
         <w:rPr>
           <w:lang w:val="zh_TW" w:bidi="zh_TW"/>
         </w:rPr>
         <w:t>；</w:t>
       </w:r>
-      <w:hyperlink r:id="rId54">
-        <w:r>
-          <w:rPr>
-            <w:lang w:val="zh_TW" w:bidi="zh_TW"/>
-          </w:rPr>
-          <w:rPr>
-            <w:color w:val="0000EE"/>
-            <w:u w:val="single"/>
-          </w:rPr>
-          <w:t>利27:4</w:t>
-        </w:r>
-      </w:hyperlink>
+      <w:r>
+        <w:rPr>
+          <w:lang w:val="zh_TW" w:bidi="zh_TW"/>
+        </w:rPr>
+        <w:t>利27:4</w:t>
+      </w:r>
       <w:r>
         <w:rPr>
           <w:lang w:val="zh_TW" w:bidi="zh_TW"/>
@@ -3234,36 +2970,24 @@
         </w:rPr>
         <w:t>：何西阿對以色列發出了從神而來的控訴，因為他們違背了與耶和華的約（另見</w:t>
       </w:r>
-      <w:hyperlink r:id="rId55">
-        <w:r>
-          <w:rPr>
-            <w:lang w:val="zh_TW" w:bidi="zh_TW"/>
-          </w:rPr>
-          <w:rPr>
-            <w:color w:val="0000EE"/>
-            <w:u w:val="single"/>
-          </w:rPr>
-          <w:t>賽3:13</w:t>
-        </w:r>
-      </w:hyperlink>
+      <w:r>
+        <w:rPr>
+          <w:lang w:val="zh_TW" w:bidi="zh_TW"/>
+        </w:rPr>
+        <w:t>賽3:13</w:t>
+      </w:r>
       <w:r>
         <w:rPr>
           <w:lang w:val="zh_TW" w:bidi="zh_TW"/>
         </w:rPr>
         <w:t>；</w:t>
       </w:r>
-      <w:hyperlink r:id="rId56">
-        <w:r>
-          <w:rPr>
-            <w:lang w:val="zh_TW" w:bidi="zh_TW"/>
-          </w:rPr>
-          <w:rPr>
-            <w:color w:val="0000EE"/>
-            <w:u w:val="single"/>
-          </w:rPr>
-          <w:t>彌6:2</w:t>
-        </w:r>
-      </w:hyperlink>
+      <w:r>
+        <w:rPr>
+          <w:lang w:val="zh_TW" w:bidi="zh_TW"/>
+        </w:rPr>
+        <w:t>彌6:2</w:t>
+      </w:r>
       <w:r>
         <w:rPr>
           <w:lang w:val="zh_TW" w:bidi="zh_TW"/>
@@ -3378,36 +3102,24 @@
         </w:rPr>
         <w:t>先知也指責以色列人犯下的罪行，這裡所列出的罪行在十誡中都是被禁止的（</w:t>
       </w:r>
-      <w:hyperlink r:id="rId57">
-        <w:r>
-          <w:rPr>
-            <w:lang w:val="zh_TW" w:bidi="zh_TW"/>
-          </w:rPr>
-          <w:rPr>
-            <w:color w:val="0000EE"/>
-            <w:u w:val="single"/>
-          </w:rPr>
-          <w:t>出20:3–17</w:t>
-        </w:r>
-      </w:hyperlink>
+      <w:r>
+        <w:rPr>
+          <w:lang w:val="zh_TW" w:bidi="zh_TW"/>
+        </w:rPr>
+        <w:t>出20:3–17</w:t>
+      </w:r>
       <w:r>
         <w:rPr>
           <w:lang w:val="zh_TW" w:bidi="zh_TW"/>
         </w:rPr>
         <w:t>；</w:t>
       </w:r>
-      <w:hyperlink r:id="rId58">
-        <w:r>
-          <w:rPr>
-            <w:lang w:val="zh_TW" w:bidi="zh_TW"/>
-          </w:rPr>
-          <w:rPr>
-            <w:color w:val="0000EE"/>
-            <w:u w:val="single"/>
-          </w:rPr>
-          <w:t>申5:7–21</w:t>
-        </w:r>
-      </w:hyperlink>
+      <w:r>
+        <w:rPr>
+          <w:lang w:val="zh_TW" w:bidi="zh_TW"/>
+        </w:rPr>
+        <w:t>申5:7–21</w:t>
+      </w:r>
       <w:r>
         <w:rPr>
           <w:lang w:val="zh_TW" w:bidi="zh_TW"/>
@@ -3770,54 +3482,36 @@
         </w:rPr>
         <w:t>（</w:t>
       </w:r>
-      <w:hyperlink r:id="rId59">
-        <w:r>
-          <w:rPr>
-            <w:lang w:val="zh_TW" w:bidi="zh_TW"/>
-          </w:rPr>
-          <w:rPr>
-            <w:color w:val="0000EE"/>
-            <w:u w:val="single"/>
-          </w:rPr>
-          <w:t>耶2:27</w:t>
-        </w:r>
-      </w:hyperlink>
+      <w:r>
+        <w:rPr>
+          <w:lang w:val="zh_TW" w:bidi="zh_TW"/>
+        </w:rPr>
+        <w:t>耶2:27</w:t>
+      </w:r>
       <w:r>
         <w:rPr>
           <w:lang w:val="zh_TW" w:bidi="zh_TW"/>
         </w:rPr>
         <w:t>）。依據聖經的宗教完全拒絕這些行為和信仰（</w:t>
       </w:r>
-      <w:hyperlink r:id="rId60">
-        <w:r>
-          <w:rPr>
-            <w:lang w:val="zh_TW" w:bidi="zh_TW"/>
-          </w:rPr>
-          <w:rPr>
-            <w:color w:val="0000EE"/>
-            <w:u w:val="single"/>
-          </w:rPr>
-          <w:t>出20:4–5</w:t>
-        </w:r>
-      </w:hyperlink>
+      <w:r>
+        <w:rPr>
+          <w:lang w:val="zh_TW" w:bidi="zh_TW"/>
+        </w:rPr>
+        <w:t>出20:4–5</w:t>
+      </w:r>
       <w:r>
         <w:rPr>
           <w:lang w:val="zh_TW" w:bidi="zh_TW"/>
         </w:rPr>
         <w:t>；</w:t>
       </w:r>
-      <w:hyperlink r:id="rId61">
-        <w:r>
-          <w:rPr>
-            <w:lang w:val="zh_TW" w:bidi="zh_TW"/>
-          </w:rPr>
-          <w:rPr>
-            <w:color w:val="0000EE"/>
-            <w:u w:val="single"/>
-          </w:rPr>
-          <w:t>賽44:19</w:t>
-        </w:r>
-      </w:hyperlink>
+      <w:r>
+        <w:rPr>
+          <w:lang w:val="zh_TW" w:bidi="zh_TW"/>
+        </w:rPr>
+        <w:t>賽44:19</w:t>
+      </w:r>
       <w:r>
         <w:rPr>
           <w:lang w:val="zh_TW" w:bidi="zh_TW"/>
@@ -3876,36 +3570,24 @@
         </w:rPr>
         <w:t>許多迦南宗教儀式是在山頂和山丘上進行的。在這些異教的「邱壇」上，神聖的樹木常用於生育的崇拜（</w:t>
       </w:r>
-      <w:hyperlink r:id="rId62">
-        <w:r>
-          <w:rPr>
-            <w:lang w:val="zh_TW" w:bidi="zh_TW"/>
-          </w:rPr>
-          <w:rPr>
-            <w:color w:val="0000EE"/>
-            <w:u w:val="single"/>
-          </w:rPr>
-          <w:t>王上14:23</w:t>
-        </w:r>
-      </w:hyperlink>
+      <w:r>
+        <w:rPr>
+          <w:lang w:val="zh_TW" w:bidi="zh_TW"/>
+        </w:rPr>
+        <w:t>王上14:23</w:t>
+      </w:r>
       <w:r>
         <w:rPr>
           <w:lang w:val="zh_TW" w:bidi="zh_TW"/>
         </w:rPr>
         <w:t>；</w:t>
       </w:r>
-      <w:hyperlink r:id="rId63">
-        <w:r>
-          <w:rPr>
-            <w:lang w:val="zh_TW" w:bidi="zh_TW"/>
-          </w:rPr>
-          <w:rPr>
-            <w:color w:val="0000EE"/>
-            <w:u w:val="single"/>
-          </w:rPr>
-          <w:t>耶2:20</w:t>
-        </w:r>
-      </w:hyperlink>
+      <w:r>
+        <w:rPr>
+          <w:lang w:val="zh_TW" w:bidi="zh_TW"/>
+        </w:rPr>
+        <w:t>耶2:20</w:t>
+      </w:r>
       <w:r>
         <w:rPr>
           <w:lang w:val="zh_TW" w:bidi="zh_TW"/>
@@ -4024,18 +3706,12 @@
         </w:rPr>
         <w:t>）：希伯來文指的是那些在巴力的廟宇中奉獻給巴力和亞舍拉的妓女（</w:t>
       </w:r>
-      <w:hyperlink r:id="rId64">
-        <w:r>
-          <w:rPr>
-            <w:lang w:val="zh_TW" w:bidi="zh_TW"/>
-          </w:rPr>
-          <w:rPr>
-            <w:color w:val="0000EE"/>
-            <w:u w:val="single"/>
-          </w:rPr>
-          <w:t>申23:18</w:t>
-        </w:r>
-      </w:hyperlink>
+      <w:r>
+        <w:rPr>
+          <w:lang w:val="zh_TW" w:bidi="zh_TW"/>
+        </w:rPr>
+        <w:t>申23:18</w:t>
+      </w:r>
       <w:r>
         <w:rPr>
           <w:lang w:val="zh_TW" w:bidi="zh_TW"/>
@@ -4090,54 +3766,36 @@
         </w:rPr>
         <w:t>伯‧亞文指的是百姓在伯特利所行的邪惡的行為，伯特利是北方以色列國最重要的敬拜中心（見</w:t>
       </w:r>
-      <w:hyperlink r:id="rId65">
-        <w:r>
-          <w:rPr>
-            <w:lang w:val="zh_TW" w:bidi="zh_TW"/>
-          </w:rPr>
-          <w:rPr>
-            <w:color w:val="0000EE"/>
-            <w:u w:val="single"/>
-          </w:rPr>
-          <w:t>摩7:13</w:t>
-        </w:r>
-      </w:hyperlink>
+      <w:r>
+        <w:rPr>
+          <w:lang w:val="zh_TW" w:bidi="zh_TW"/>
+        </w:rPr>
+        <w:t>摩7:13</w:t>
+      </w:r>
       <w:r>
         <w:rPr>
           <w:lang w:val="zh_TW" w:bidi="zh_TW"/>
         </w:rPr>
         <w:t>；參</w:t>
       </w:r>
-      <w:hyperlink r:id="rId66">
-        <w:r>
-          <w:rPr>
-            <w:lang w:val="zh_TW" w:bidi="zh_TW"/>
-          </w:rPr>
-          <w:rPr>
-            <w:color w:val="0000EE"/>
-            <w:u w:val="single"/>
-          </w:rPr>
-          <w:t>何5:8</w:t>
-        </w:r>
-      </w:hyperlink>
+      <w:r>
+        <w:rPr>
+          <w:lang w:val="zh_TW" w:bidi="zh_TW"/>
+        </w:rPr>
+        <w:t>何5:8</w:t>
+      </w:r>
       <w:r>
         <w:rPr>
           <w:lang w:val="zh_TW" w:bidi="zh_TW"/>
         </w:rPr>
         <w:t>，</w:t>
       </w:r>
-      <w:hyperlink r:id="rId67">
-        <w:r>
-          <w:rPr>
-            <w:lang w:val="zh_TW" w:bidi="zh_TW"/>
-          </w:rPr>
-          <w:rPr>
-            <w:color w:val="0000EE"/>
-            <w:u w:val="single"/>
-          </w:rPr>
-          <w:t>10:5</w:t>
-        </w:r>
-      </w:hyperlink>
+      <w:r>
+        <w:rPr>
+          <w:lang w:val="zh_TW" w:bidi="zh_TW"/>
+        </w:rPr>
+        <w:t>10:5</w:t>
+      </w:r>
       <w:r>
         <w:rPr>
           <w:lang w:val="zh_TW" w:bidi="zh_TW"/>
@@ -4341,18 +3999,12 @@
         </w:rPr>
         <w:t>詞在摩西五經中經常用來描述禮儀上的不潔，這是一種使人無法在聖殿中敬拜神的身體狀況（</w:t>
       </w:r>
-      <w:hyperlink r:id="rId68">
-        <w:r>
-          <w:rPr>
-            <w:lang w:val="zh_TW" w:bidi="zh_TW"/>
-          </w:rPr>
-          <w:rPr>
-            <w:color w:val="0000EE"/>
-            <w:u w:val="single"/>
-          </w:rPr>
-          <w:t>利11–15章</w:t>
-        </w:r>
-      </w:hyperlink>
+      <w:r>
+        <w:rPr>
+          <w:lang w:val="zh_TW" w:bidi="zh_TW"/>
+        </w:rPr>
+        <w:t>利11–15章</w:t>
+      </w:r>
       <w:r>
         <w:rPr>
           <w:lang w:val="zh_TW" w:bidi="zh_TW"/>
@@ -4371,36 +4023,24 @@
         </w:rPr>
         <w:t>（</w:t>
       </w:r>
-      <w:hyperlink r:id="rId69">
-        <w:r>
-          <w:rPr>
-            <w:lang w:val="zh_TW" w:bidi="zh_TW"/>
-          </w:rPr>
-          <w:rPr>
-            <w:color w:val="0000EE"/>
-            <w:u w:val="single"/>
-          </w:rPr>
-          <w:t>賽6:5</w:t>
-        </w:r>
-      </w:hyperlink>
+      <w:r>
+        <w:rPr>
+          <w:lang w:val="zh_TW" w:bidi="zh_TW"/>
+        </w:rPr>
+        <w:t>賽6:5</w:t>
+      </w:r>
       <w:r>
         <w:rPr>
           <w:lang w:val="zh_TW" w:bidi="zh_TW"/>
         </w:rPr>
         <w:t>；</w:t>
       </w:r>
-      <w:hyperlink r:id="rId70">
-        <w:r>
-          <w:rPr>
-            <w:lang w:val="zh_TW" w:bidi="zh_TW"/>
-          </w:rPr>
-          <w:rPr>
-            <w:color w:val="0000EE"/>
-            <w:u w:val="single"/>
-          </w:rPr>
-          <w:t>彌2:10</w:t>
-        </w:r>
-      </w:hyperlink>
+      <w:r>
+        <w:rPr>
+          <w:lang w:val="zh_TW" w:bidi="zh_TW"/>
+        </w:rPr>
+        <w:t>彌2:10</w:t>
+      </w:r>
       <w:r>
         <w:rPr>
           <w:lang w:val="zh_TW" w:bidi="zh_TW"/>
@@ -4707,18 +4347,12 @@
         </w:rPr>
         <w:t>）：耶和華才是土地的擁有者，祂在征服後將土地託付給各支派（見</w:t>
       </w:r>
-      <w:hyperlink r:id="rId71">
-        <w:r>
-          <w:rPr>
-            <w:lang w:val="zh_TW" w:bidi="zh_TW"/>
-          </w:rPr>
-          <w:rPr>
-            <w:color w:val="0000EE"/>
-            <w:u w:val="single"/>
-          </w:rPr>
-          <w:t>書13:8–19:51</w:t>
-        </w:r>
-      </w:hyperlink>
+      <w:r>
+        <w:rPr>
+          <w:lang w:val="zh_TW" w:bidi="zh_TW"/>
+        </w:rPr>
+        <w:t>書13:8–19:51</w:t>
+      </w:r>
       <w:r>
         <w:rPr>
           <w:lang w:val="zh_TW" w:bidi="zh_TW"/>
@@ -4737,36 +4371,24 @@
         </w:rPr>
         <w:t>並改變神所分配的界限，就是偷竊從神那裡所得的（</w:t>
       </w:r>
-      <w:hyperlink r:id="rId72">
-        <w:r>
-          <w:rPr>
-            <w:lang w:val="zh_TW" w:bidi="zh_TW"/>
-          </w:rPr>
-          <w:rPr>
-            <w:color w:val="0000EE"/>
-            <w:u w:val="single"/>
-          </w:rPr>
-          <w:t>申19:14</w:t>
-        </w:r>
-      </w:hyperlink>
+      <w:r>
+        <w:rPr>
+          <w:lang w:val="zh_TW" w:bidi="zh_TW"/>
+        </w:rPr>
+        <w:t>申19:14</w:t>
+      </w:r>
       <w:r>
         <w:rPr>
           <w:lang w:val="zh_TW" w:bidi="zh_TW"/>
         </w:rPr>
         <w:t>）。這樣的行為理應招致神的懲罰（</w:t>
       </w:r>
-      <w:hyperlink r:id="rId73">
-        <w:r>
-          <w:rPr>
-            <w:lang w:val="zh_TW" w:bidi="zh_TW"/>
-          </w:rPr>
-          <w:rPr>
-            <w:color w:val="0000EE"/>
-            <w:u w:val="single"/>
-          </w:rPr>
-          <w:t>申27:17</w:t>
-        </w:r>
-      </w:hyperlink>
+      <w:r>
+        <w:rPr>
+          <w:lang w:val="zh_TW" w:bidi="zh_TW"/>
+        </w:rPr>
+        <w:t>申27:17</w:t>
+      </w:r>
       <w:r>
         <w:rPr>
           <w:lang w:val="zh_TW" w:bidi="zh_TW"/>
@@ -4875,36 +4497,24 @@
         </w:rPr>
         <w:t>為了避免滅國，以色列人推翻了他們的王比加，並讓新王何細亞登上王位。何細亞隨後向亞述王撒縵以色尋求庇護（</w:t>
       </w:r>
-      <w:hyperlink r:id="rId74">
-        <w:r>
-          <w:rPr>
-            <w:lang w:val="zh_TW" w:bidi="zh_TW"/>
-          </w:rPr>
-          <w:rPr>
-            <w:color w:val="0000EE"/>
-            <w:u w:val="single"/>
-          </w:rPr>
-          <w:t>王下15:29–30</w:t>
-        </w:r>
-      </w:hyperlink>
+      <w:r>
+        <w:rPr>
+          <w:lang w:val="zh_TW" w:bidi="zh_TW"/>
+        </w:rPr>
+        <w:t>王下15:29–30</w:t>
+      </w:r>
       <w:r>
         <w:rPr>
           <w:lang w:val="zh_TW" w:bidi="zh_TW"/>
         </w:rPr>
         <w:t>，</w:t>
       </w:r>
-      <w:hyperlink r:id="rId75">
-        <w:r>
-          <w:rPr>
-            <w:lang w:val="zh_TW" w:bidi="zh_TW"/>
-          </w:rPr>
-          <w:rPr>
-            <w:color w:val="0000EE"/>
-            <w:u w:val="single"/>
-          </w:rPr>
-          <w:t>17:3</w:t>
-        </w:r>
-      </w:hyperlink>
+      <w:r>
+        <w:rPr>
+          <w:lang w:val="zh_TW" w:bidi="zh_TW"/>
+        </w:rPr>
+        <w:t>17:3</w:t>
+      </w:r>
       <w:r>
         <w:rPr>
           <w:lang w:val="zh_TW" w:bidi="zh_TW"/>
@@ -4959,36 +4569,24 @@
         </w:rPr>
         <w:t>何西阿再次提醒以色列，神的審判不僅僅是懲罰性的。神的目的是要讓以色列承認他們的罪過並回到耶和華的身邊（見</w:t>
       </w:r>
-      <w:hyperlink r:id="rId76">
-        <w:r>
-          <w:rPr>
-            <w:lang w:val="zh_TW" w:bidi="zh_TW"/>
-          </w:rPr>
-          <w:rPr>
-            <w:color w:val="0000EE"/>
-            <w:u w:val="single"/>
-          </w:rPr>
-          <w:t>2:2</w:t>
-        </w:r>
-      </w:hyperlink>
+      <w:r>
+        <w:rPr>
+          <w:lang w:val="zh_TW" w:bidi="zh_TW"/>
+        </w:rPr>
+        <w:t>2:2</w:t>
+      </w:r>
       <w:r>
         <w:rPr>
           <w:lang w:val="zh_TW" w:bidi="zh_TW"/>
         </w:rPr>
         <w:t>、</w:t>
       </w:r>
-      <w:hyperlink r:id="rId36">
-        <w:r>
-          <w:rPr>
-            <w:lang w:val="zh_TW" w:bidi="zh_TW"/>
-          </w:rPr>
-          <w:rPr>
-            <w:color w:val="0000EE"/>
-            <w:u w:val="single"/>
-          </w:rPr>
-          <w:t>14</w:t>
-        </w:r>
-      </w:hyperlink>
+      <w:r>
+        <w:rPr>
+          <w:lang w:val="zh_TW" w:bidi="zh_TW"/>
+        </w:rPr>
+        <w:t>14</w:t>
+      </w:r>
       <w:r>
         <w:rPr>
           <w:lang w:val="zh_TW" w:bidi="zh_TW"/>
@@ -5173,54 +4771,36 @@
         </w:rPr>
         <w:t>在何西阿書的這段關鍵經文中，神指出了以色列人與祂立約的生活中應有的重要特質。首先，耶和華希望祂的子民表現出愛，勝過祂所要的祭祀。愛（希伯來文 khesed）包含了信實（見</w:t>
       </w:r>
-      <w:hyperlink r:id="rId77">
-        <w:r>
-          <w:rPr>
-            <w:lang w:val="zh_TW" w:bidi="zh_TW"/>
-          </w:rPr>
-          <w:rPr>
-            <w:color w:val="0000EE"/>
-            <w:u w:val="single"/>
-          </w:rPr>
-          <w:t>4:1</w:t>
-        </w:r>
-      </w:hyperlink>
+      <w:r>
+        <w:rPr>
+          <w:lang w:val="zh_TW" w:bidi="zh_TW"/>
+        </w:rPr>
+        <w:t>4:1</w:t>
+      </w:r>
       <w:r>
         <w:rPr>
           <w:lang w:val="zh_TW" w:bidi="zh_TW"/>
         </w:rPr>
         <w:t>，</w:t>
       </w:r>
-      <w:hyperlink r:id="rId78">
-        <w:r>
-          <w:rPr>
-            <w:lang w:val="zh_TW" w:bidi="zh_TW"/>
-          </w:rPr>
-          <w:rPr>
-            <w:color w:val="0000EE"/>
-            <w:u w:val="single"/>
-          </w:rPr>
-          <w:t>6:4</w:t>
-        </w:r>
-      </w:hyperlink>
+      <w:r>
+        <w:rPr>
+          <w:lang w:val="zh_TW" w:bidi="zh_TW"/>
+        </w:rPr>
+        <w:t>6:4</w:t>
+      </w:r>
       <w:r>
         <w:rPr>
           <w:lang w:val="zh_TW" w:bidi="zh_TW"/>
         </w:rPr>
         <w:t>）。神始終是信實的（</w:t>
       </w:r>
-      <w:hyperlink r:id="rId79">
-        <w:r>
-          <w:rPr>
-            <w:lang w:val="zh_TW" w:bidi="zh_TW"/>
-          </w:rPr>
-          <w:rPr>
-            <w:color w:val="0000EE"/>
-            <w:u w:val="single"/>
-          </w:rPr>
-          <w:t>詩136篇</w:t>
-        </w:r>
-      </w:hyperlink>
+      <w:r>
+        <w:rPr>
+          <w:lang w:val="zh_TW" w:bidi="zh_TW"/>
+        </w:rPr>
+        <w:t>詩136篇</w:t>
+      </w:r>
       <w:r>
         <w:rPr>
           <w:lang w:val="zh_TW" w:bidi="zh_TW"/>
@@ -5251,54 +4831,36 @@
         </w:rPr>
         <w:t>。只有當獻祭是由真正認識和愛神的子民所獻上時，獻祭在以色列宗教中才有其適當的地位（見</w:t>
       </w:r>
-      <w:hyperlink r:id="rId80">
-        <w:r>
-          <w:rPr>
-            <w:lang w:val="zh_TW" w:bidi="zh_TW"/>
-          </w:rPr>
-          <w:rPr>
-            <w:color w:val="0000EE"/>
-            <w:u w:val="single"/>
-          </w:rPr>
-          <w:t>賽1:10–17</w:t>
-        </w:r>
-      </w:hyperlink>
+      <w:r>
+        <w:rPr>
+          <w:lang w:val="zh_TW" w:bidi="zh_TW"/>
+        </w:rPr>
+        <w:t>賽1:10–17</w:t>
+      </w:r>
       <w:r>
         <w:rPr>
           <w:lang w:val="zh_TW" w:bidi="zh_TW"/>
         </w:rPr>
         <w:t>；</w:t>
       </w:r>
-      <w:hyperlink r:id="rId41">
-        <w:r>
-          <w:rPr>
-            <w:lang w:val="zh_TW" w:bidi="zh_TW"/>
-          </w:rPr>
-          <w:rPr>
-            <w:color w:val="0000EE"/>
-            <w:u w:val="single"/>
-          </w:rPr>
-          <w:t>摩5:21–24</w:t>
-        </w:r>
-      </w:hyperlink>
+      <w:r>
+        <w:rPr>
+          <w:lang w:val="zh_TW" w:bidi="zh_TW"/>
+        </w:rPr>
+        <w:t>摩5:21–24</w:t>
+      </w:r>
       <w:r>
         <w:rPr>
           <w:lang w:val="zh_TW" w:bidi="zh_TW"/>
         </w:rPr>
         <w:t>；</w:t>
       </w:r>
-      <w:hyperlink r:id="rId81">
-        <w:r>
-          <w:rPr>
-            <w:lang w:val="zh_TW" w:bidi="zh_TW"/>
-          </w:rPr>
-          <w:rPr>
-            <w:color w:val="0000EE"/>
-            <w:u w:val="single"/>
-          </w:rPr>
-          <w:t>彌6:6–8</w:t>
-        </w:r>
-      </w:hyperlink>
+      <w:r>
+        <w:rPr>
+          <w:lang w:val="zh_TW" w:bidi="zh_TW"/>
+        </w:rPr>
+        <w:t>彌6:6–8</w:t>
+      </w:r>
       <w:r>
         <w:rPr>
           <w:lang w:val="zh_TW" w:bidi="zh_TW"/>
@@ -5413,18 +4975,12 @@
         </w:rPr>
         <w:t>：何西阿再次譴責宗教領袖的罪行（見</w:t>
       </w:r>
-      <w:hyperlink r:id="rId82">
-        <w:r>
-          <w:rPr>
-            <w:lang w:val="zh_TW" w:bidi="zh_TW"/>
-          </w:rPr>
-          <w:rPr>
-            <w:color w:val="0000EE"/>
-            <w:u w:val="single"/>
-          </w:rPr>
-          <w:t>4:4–8</w:t>
-        </w:r>
-      </w:hyperlink>
+      <w:r>
+        <w:rPr>
+          <w:lang w:val="zh_TW" w:bidi="zh_TW"/>
+        </w:rPr>
+        <w:t>4:4–8</w:t>
+      </w:r>
       <w:r>
         <w:rPr>
           <w:lang w:val="zh_TW" w:bidi="zh_TW"/>
@@ -5491,18 +5047,12 @@
         </w:rPr>
         <w:t>的事：先知使用這個罕見的詞語（另見於</w:t>
       </w:r>
-      <w:hyperlink r:id="rId83">
-        <w:r>
-          <w:rPr>
-            <w:lang w:val="zh_TW" w:bidi="zh_TW"/>
-          </w:rPr>
-          <w:rPr>
-            <w:color w:val="0000EE"/>
-            <w:u w:val="single"/>
-          </w:rPr>
-          <w:t>耶18:13</w:t>
-        </w:r>
-      </w:hyperlink>
+      <w:r>
+        <w:rPr>
+          <w:lang w:val="zh_TW" w:bidi="zh_TW"/>
+        </w:rPr>
+        <w:t>耶18:13</w:t>
+      </w:r>
       <w:r>
         <w:rPr>
           <w:lang w:val="zh_TW" w:bidi="zh_TW"/>
@@ -5573,18 +5123,12 @@
         </w:rPr>
         <w:t>我想醫治以色列：神極其渴望醫治以色列的淫行（見</w:t>
       </w:r>
-      <w:hyperlink r:id="rId84">
-        <w:r>
-          <w:rPr>
-            <w:lang w:val="zh_TW" w:bidi="zh_TW"/>
-          </w:rPr>
-          <w:rPr>
-            <w:color w:val="0000EE"/>
-            <w:u w:val="single"/>
-          </w:rPr>
-          <w:t>14:4</w:t>
-        </w:r>
-      </w:hyperlink>
+      <w:r>
+        <w:rPr>
+          <w:lang w:val="zh_TW" w:bidi="zh_TW"/>
+        </w:rPr>
+        <w:t>14:4</w:t>
+      </w:r>
       <w:r>
         <w:rPr>
           <w:lang w:val="zh_TW" w:bidi="zh_TW"/>
@@ -5759,18 +5303,12 @@
         </w:rPr>
         <w:t>：何西阿書在較早的章節中用這個用語來描述屬靈上的淫亂（</w:t>
       </w:r>
-      <w:hyperlink r:id="rId85">
-        <w:r>
-          <w:rPr>
-            <w:lang w:val="zh_TW" w:bidi="zh_TW"/>
-          </w:rPr>
-          <w:rPr>
-            <w:color w:val="0000EE"/>
-            <w:u w:val="single"/>
-          </w:rPr>
-          <w:t>3:1</w:t>
-        </w:r>
-      </w:hyperlink>
+      <w:r>
+        <w:rPr>
+          <w:lang w:val="zh_TW" w:bidi="zh_TW"/>
+        </w:rPr>
+        <w:t>3:1</w:t>
+      </w:r>
       <w:r>
         <w:rPr>
           <w:lang w:val="zh_TW" w:bidi="zh_TW"/>
@@ -6333,36 +5871,24 @@
         </w:rPr>
         <w:t>他們自割自己（和合本譯為：他們......聚集）：自殘是迦南崇拜的特徵（見</w:t>
       </w:r>
-      <w:hyperlink r:id="rId86">
-        <w:r>
-          <w:rPr>
-            <w:lang w:val="zh_TW" w:bidi="zh_TW"/>
-          </w:rPr>
-          <w:rPr>
-            <w:color w:val="0000EE"/>
-            <w:u w:val="single"/>
-          </w:rPr>
-          <w:t>王上18:28</w:t>
-        </w:r>
-      </w:hyperlink>
+      <w:r>
+        <w:rPr>
+          <w:lang w:val="zh_TW" w:bidi="zh_TW"/>
+        </w:rPr>
+        <w:t>王上18:28</w:t>
+      </w:r>
       <w:r>
         <w:rPr>
           <w:lang w:val="zh_TW" w:bidi="zh_TW"/>
         </w:rPr>
         <w:t>）；這在以色列是被禁止的（</w:t>
       </w:r>
-      <w:hyperlink r:id="rId87">
-        <w:r>
-          <w:rPr>
-            <w:lang w:val="zh_TW" w:bidi="zh_TW"/>
-          </w:rPr>
-          <w:rPr>
-            <w:color w:val="0000EE"/>
-            <w:u w:val="single"/>
-          </w:rPr>
-          <w:t>申14:1</w:t>
-        </w:r>
-      </w:hyperlink>
+      <w:r>
+        <w:rPr>
+          <w:lang w:val="zh_TW" w:bidi="zh_TW"/>
+        </w:rPr>
+        <w:t>申14:1</w:t>
+      </w:r>
       <w:r>
         <w:rPr>
           <w:lang w:val="zh_TW" w:bidi="zh_TW"/>
@@ -6436,36 +5962,24 @@
         </w:rPr>
         <w:t>）弓無法將箭射向目標；這描繪了以色列在沒有神的情況下的徒勞無功（見</w:t>
       </w:r>
-      <w:hyperlink r:id="rId88">
-        <w:r>
-          <w:rPr>
-            <w:lang w:val="zh_TW" w:bidi="zh_TW"/>
-          </w:rPr>
-          <w:rPr>
-            <w:color w:val="0000EE"/>
-            <w:u w:val="single"/>
-          </w:rPr>
-          <w:t>7:8</w:t>
-        </w:r>
-      </w:hyperlink>
+      <w:r>
+        <w:rPr>
+          <w:lang w:val="zh_TW" w:bidi="zh_TW"/>
+        </w:rPr>
+        <w:t>7:8</w:t>
+      </w:r>
       <w:r>
         <w:rPr>
           <w:lang w:val="zh_TW" w:bidi="zh_TW"/>
         </w:rPr>
         <w:t>、</w:t>
       </w:r>
-      <w:hyperlink r:id="rId89">
-        <w:r>
-          <w:rPr>
-            <w:lang w:val="zh_TW" w:bidi="zh_TW"/>
-          </w:rPr>
-          <w:rPr>
-            <w:color w:val="0000EE"/>
-            <w:u w:val="single"/>
-          </w:rPr>
-          <w:t>11</w:t>
-        </w:r>
-      </w:hyperlink>
+      <w:r>
+        <w:rPr>
+          <w:lang w:val="zh_TW" w:bidi="zh_TW"/>
+        </w:rPr>
+        <w:t>11</w:t>
+      </w:r>
       <w:r>
         <w:rPr>
           <w:lang w:val="zh_TW" w:bidi="zh_TW"/>
@@ -6530,36 +6044,24 @@
         </w:rPr>
         <w:t>：羊角號（shofar）召集百姓敬拜（</w:t>
       </w:r>
-      <w:hyperlink r:id="rId90">
-        <w:r>
-          <w:rPr>
-            <w:lang w:val="zh_TW" w:bidi="zh_TW"/>
-          </w:rPr>
-          <w:rPr>
-            <w:color w:val="0000EE"/>
-            <w:u w:val="single"/>
-          </w:rPr>
-          <w:t>詩98:6</w:t>
-        </w:r>
-      </w:hyperlink>
+      <w:r>
+        <w:rPr>
+          <w:lang w:val="zh_TW" w:bidi="zh_TW"/>
+        </w:rPr>
+        <w:t>詩98:6</w:t>
+      </w:r>
       <w:r>
         <w:rPr>
           <w:lang w:val="zh_TW" w:bidi="zh_TW"/>
         </w:rPr>
         <w:t>）；它也（就如此處）是戰鬥的信號（</w:t>
       </w:r>
-      <w:hyperlink r:id="rId91">
-        <w:r>
-          <w:rPr>
-            <w:lang w:val="zh_TW" w:bidi="zh_TW"/>
-          </w:rPr>
-          <w:rPr>
-            <w:color w:val="0000EE"/>
-            <w:u w:val="single"/>
-          </w:rPr>
-          <w:t>撒下20:1</w:t>
-        </w:r>
-      </w:hyperlink>
+      <w:r>
+        <w:rPr>
+          <w:lang w:val="zh_TW" w:bidi="zh_TW"/>
+        </w:rPr>
+        <w:t>撒下20:1</w:t>
+      </w:r>
       <w:r>
         <w:rPr>
           <w:lang w:val="zh_TW" w:bidi="zh_TW"/>
@@ -6638,18 +6140,12 @@
         </w:rPr>
         <w:t>耶穌告訴我們，只有神是良善的（</w:t>
       </w:r>
-      <w:hyperlink r:id="rId92">
-        <w:r>
-          <w:rPr>
-            <w:lang w:val="zh_TW" w:bidi="zh_TW"/>
-          </w:rPr>
-          <w:rPr>
-            <w:color w:val="0000EE"/>
-            <w:u w:val="single"/>
-          </w:rPr>
-          <w:t>可10:18</w:t>
-        </w:r>
-      </w:hyperlink>
+      <w:r>
+        <w:rPr>
+          <w:lang w:val="zh_TW" w:bidi="zh_TW"/>
+        </w:rPr>
+        <w:t>可10:18</w:t>
+      </w:r>
       <w:r>
         <w:rPr>
           <w:lang w:val="zh_TW" w:bidi="zh_TW"/>
@@ -6710,18 +6206,12 @@
         </w:rPr>
         <w:t>：以色列人迅速廢黜一位王，並任命另一位王，他們認為這樣做便能拯救他們的國家（見</w:t>
       </w:r>
-      <w:hyperlink r:id="rId93">
-        <w:r>
-          <w:rPr>
-            <w:lang w:val="zh_TW" w:bidi="zh_TW"/>
-          </w:rPr>
-          <w:rPr>
-            <w:color w:val="0000EE"/>
-            <w:u w:val="single"/>
-          </w:rPr>
-          <w:t>7:7</w:t>
-        </w:r>
-      </w:hyperlink>
+      <w:r>
+        <w:rPr>
+          <w:lang w:val="zh_TW" w:bidi="zh_TW"/>
+        </w:rPr>
+        <w:t>7:7</w:t>
+      </w:r>
       <w:r>
         <w:rPr>
           <w:lang w:val="zh_TW" w:bidi="zh_TW"/>
@@ -6776,18 +6266,12 @@
         </w:rPr>
         <w:t>牛犢：當北國以色列的第一位國王耶羅波安一世（公元前931–910年）登上王位時，他在但和伯特利兩座城市建立了敬拜場所，好讓百姓不需前往南國首都耶路撒冷的聖殿。在每個地點，他都豎立了一隻金牛犢供百姓敬拜（</w:t>
       </w:r>
-      <w:hyperlink r:id="rId94">
-        <w:r>
-          <w:rPr>
-            <w:lang w:val="zh_TW" w:bidi="zh_TW"/>
-          </w:rPr>
-          <w:rPr>
-            <w:color w:val="0000EE"/>
-            <w:u w:val="single"/>
-          </w:rPr>
-          <w:t>王上12:26–30</w:t>
-        </w:r>
-      </w:hyperlink>
+      <w:r>
+        <w:rPr>
+          <w:lang w:val="zh_TW" w:bidi="zh_TW"/>
+        </w:rPr>
+        <w:t>王上12:26–30</w:t>
+      </w:r>
       <w:r>
         <w:rPr>
           <w:lang w:val="zh_TW" w:bidi="zh_TW"/>
@@ -6854,18 +6338,12 @@
         </w:rPr>
         <w:t>）。透過他們的偶像崇拜和政治陰謀，以色列人種下了自我毀滅的種子（見</w:t>
       </w:r>
-      <w:hyperlink r:id="rId95">
-        <w:r>
-          <w:rPr>
-            <w:lang w:val="zh_TW" w:bidi="zh_TW"/>
-          </w:rPr>
-          <w:rPr>
-            <w:color w:val="0000EE"/>
-            <w:u w:val="single"/>
-          </w:rPr>
-          <w:t>加6:7</w:t>
-        </w:r>
-      </w:hyperlink>
+      <w:r>
+        <w:rPr>
+          <w:lang w:val="zh_TW" w:bidi="zh_TW"/>
+        </w:rPr>
+        <w:t>加6:7</w:t>
+      </w:r>
       <w:r>
         <w:rPr>
           <w:lang w:val="zh_TW" w:bidi="zh_TW"/>
@@ -6938,18 +6416,12 @@
         </w:rPr>
         <w:t>（見</w:t>
       </w:r>
-      <w:hyperlink r:id="rId96">
-        <w:r>
-          <w:rPr>
-            <w:lang w:val="zh_TW" w:bidi="zh_TW"/>
-          </w:rPr>
-          <w:rPr>
-            <w:color w:val="0000EE"/>
-            <w:u w:val="single"/>
-          </w:rPr>
-          <w:t>耶2:23–24</w:t>
-        </w:r>
-      </w:hyperlink>
+      <w:r>
+        <w:rPr>
+          <w:lang w:val="zh_TW" w:bidi="zh_TW"/>
+        </w:rPr>
+        <w:t>耶2:23–24</w:t>
+      </w:r>
       <w:r>
         <w:rPr>
           <w:lang w:val="zh_TW" w:bidi="zh_TW"/>
@@ -7023,36 +6495,24 @@
         </w:rPr>
         <w:t>：雖然神有時承諾要聚集祂的子民以拯救他們（</w:t>
       </w:r>
-      <w:hyperlink r:id="rId97">
-        <w:r>
-          <w:rPr>
-            <w:lang w:val="zh_TW" w:bidi="zh_TW"/>
-          </w:rPr>
-          <w:rPr>
-            <w:color w:val="0000EE"/>
-            <w:u w:val="single"/>
-          </w:rPr>
-          <w:t>亞10:8–10</w:t>
-        </w:r>
-      </w:hyperlink>
+      <w:r>
+        <w:rPr>
+          <w:lang w:val="zh_TW" w:bidi="zh_TW"/>
+        </w:rPr>
+        <w:t>亞10:8–10</w:t>
+      </w:r>
       <w:r>
         <w:rPr>
           <w:lang w:val="zh_TW" w:bidi="zh_TW"/>
         </w:rPr>
         <w:t>），但在這裡，耶和華聚集他們是為了審判他們（</w:t>
       </w:r>
-      <w:hyperlink r:id="rId98">
-        <w:r>
-          <w:rPr>
-            <w:lang w:val="zh_TW" w:bidi="zh_TW"/>
-          </w:rPr>
-          <w:rPr>
-            <w:color w:val="0000EE"/>
-            <w:u w:val="single"/>
-          </w:rPr>
-          <w:t>珥3:11</w:t>
-        </w:r>
-      </w:hyperlink>
+      <w:r>
+        <w:rPr>
+          <w:lang w:val="zh_TW" w:bidi="zh_TW"/>
+        </w:rPr>
+        <w:t>珥3:11</w:t>
+      </w:r>
       <w:r>
         <w:rPr>
           <w:lang w:val="zh_TW" w:bidi="zh_TW"/>
@@ -7177,72 +6637,48 @@
         </w:rPr>
         <w:t>：見</w:t>
       </w:r>
-      <w:hyperlink r:id="rId99">
-        <w:r>
-          <w:rPr>
-            <w:lang w:val="zh_TW" w:bidi="zh_TW"/>
-          </w:rPr>
-          <w:rPr>
-            <w:color w:val="0000EE"/>
-            <w:u w:val="single"/>
-          </w:rPr>
-          <w:t>六章6節</w:t>
-        </w:r>
-      </w:hyperlink>
+      <w:r>
+        <w:rPr>
+          <w:lang w:val="zh_TW" w:bidi="zh_TW"/>
+        </w:rPr>
+        <w:t>六章6節</w:t>
+      </w:r>
       <w:r>
         <w:rPr>
           <w:lang w:val="zh_TW" w:bidi="zh_TW"/>
         </w:rPr>
         <w:t>；</w:t>
       </w:r>
-      <w:hyperlink r:id="rId80">
-        <w:r>
-          <w:rPr>
-            <w:lang w:val="zh_TW" w:bidi="zh_TW"/>
-          </w:rPr>
-          <w:rPr>
-            <w:color w:val="0000EE"/>
-            <w:u w:val="single"/>
-          </w:rPr>
-          <w:t>以賽亞書一章10至17節</w:t>
-        </w:r>
-      </w:hyperlink>
+      <w:r>
+        <w:rPr>
+          <w:lang w:val="zh_TW" w:bidi="zh_TW"/>
+        </w:rPr>
+        <w:t>以賽亞書一章10至17節</w:t>
+      </w:r>
       <w:r>
         <w:rPr>
           <w:lang w:val="zh_TW" w:bidi="zh_TW"/>
         </w:rPr>
         <w:t>；</w:t>
       </w:r>
-      <w:hyperlink r:id="rId41">
-        <w:r>
-          <w:rPr>
-            <w:lang w:val="zh_TW" w:bidi="zh_TW"/>
-          </w:rPr>
-          <w:rPr>
-            <w:color w:val="0000EE"/>
-            <w:u w:val="single"/>
-          </w:rPr>
-          <w:t>阿摩司書五章21至24節</w:t>
-        </w:r>
-      </w:hyperlink>
+      <w:r>
+        <w:rPr>
+          <w:lang w:val="zh_TW" w:bidi="zh_TW"/>
+        </w:rPr>
+        <w:t>阿摩司書五章21至24節</w:t>
+      </w:r>
       <w:r>
         <w:rPr>
           <w:lang w:val="zh_TW" w:bidi="zh_TW"/>
         </w:rPr>
         <w:t>；</w:t>
       </w:r>
-      <w:hyperlink r:id="rId81">
-        <w:r>
-          <w:rPr>
-            <w:lang w:val="zh_TW" w:bidi="zh_TW"/>
-          </w:rPr>
-          <w:rPr>
-            <w:color w:val="0000EE"/>
-            <w:u w:val="single"/>
-          </w:rPr>
-          <w:t>彌迦書六章6至8節</w:t>
-        </w:r>
-      </w:hyperlink>
+      <w:r>
+        <w:rPr>
+          <w:lang w:val="zh_TW" w:bidi="zh_TW"/>
+        </w:rPr>
+        <w:t>彌迦書六章6至8節</w:t>
+      </w:r>
       <w:r>
         <w:rPr>
           <w:lang w:val="zh_TW" w:bidi="zh_TW"/>
@@ -7279,36 +6715,24 @@
         </w:rPr>
         <w:t>埃及，那奴役之地（</w:t>
       </w:r>
-      <w:hyperlink r:id="rId100">
-        <w:r>
-          <w:rPr>
-            <w:lang w:val="zh_TW" w:bidi="zh_TW"/>
-          </w:rPr>
-          <w:rPr>
-            <w:color w:val="0000EE"/>
-            <w:u w:val="single"/>
-          </w:rPr>
-          <w:t>申28:68</w:t>
-        </w:r>
-      </w:hyperlink>
+      <w:r>
+        <w:rPr>
+          <w:lang w:val="zh_TW" w:bidi="zh_TW"/>
+        </w:rPr>
+        <w:t>申28:68</w:t>
+      </w:r>
       <w:r>
         <w:rPr>
           <w:lang w:val="zh_TW" w:bidi="zh_TW"/>
         </w:rPr>
         <w:t>）。神對以色列的行動並未隨著審判而結束。神審判的目的在於回覆以色列至他們出埃及時的地位，以便他們能夠經歷一個全新的開始（見</w:t>
       </w:r>
-      <w:hyperlink r:id="rId101">
-        <w:r>
-          <w:rPr>
-            <w:lang w:val="zh_TW" w:bidi="zh_TW"/>
-          </w:rPr>
-          <w:rPr>
-            <w:color w:val="0000EE"/>
-            <w:u w:val="single"/>
-          </w:rPr>
-          <w:t>何2:14–15</w:t>
-        </w:r>
-      </w:hyperlink>
+      <w:r>
+        <w:rPr>
+          <w:lang w:val="zh_TW" w:bidi="zh_TW"/>
+        </w:rPr>
+        <w:t>何2:14–15</w:t>
+      </w:r>
       <w:r>
         <w:rPr>
           <w:lang w:val="zh_TW" w:bidi="zh_TW"/>
@@ -7373,18 +6797,12 @@
         </w:rPr>
         <w:t>：見</w:t>
       </w:r>
-      <w:hyperlink r:id="rId38">
-        <w:r>
-          <w:rPr>
-            <w:lang w:val="zh_TW" w:bidi="zh_TW"/>
-          </w:rPr>
-          <w:rPr>
-            <w:color w:val="0000EE"/>
-            <w:u w:val="single"/>
-          </w:rPr>
-          <w:t>二章13節</w:t>
-        </w:r>
-      </w:hyperlink>
+      <w:r>
+        <w:rPr>
+          <w:lang w:val="zh_TW" w:bidi="zh_TW"/>
+        </w:rPr>
+        <w:t>二章13節</w:t>
+      </w:r>
       <w:r>
         <w:rPr>
           <w:lang w:val="zh_TW" w:bidi="zh_TW"/>
@@ -7433,36 +6851,24 @@
         </w:rPr>
         <w:t>上的火（見</w:t>
       </w:r>
-      <w:hyperlink r:id="rId102">
-        <w:r>
-          <w:rPr>
-            <w:lang w:val="zh_TW" w:bidi="zh_TW"/>
-          </w:rPr>
-          <w:rPr>
-            <w:color w:val="0000EE"/>
-            <w:u w:val="single"/>
-          </w:rPr>
-          <w:t>摩1:4</w:t>
-        </w:r>
-      </w:hyperlink>
+      <w:r>
+        <w:rPr>
+          <w:lang w:val="zh_TW" w:bidi="zh_TW"/>
+        </w:rPr>
+        <w:t>摩1:4</w:t>
+      </w:r>
       <w:r>
         <w:rPr>
           <w:lang w:val="zh_TW" w:bidi="zh_TW"/>
         </w:rPr>
         <w:t>、</w:t>
       </w:r>
-      <w:hyperlink r:id="rId103">
-        <w:r>
-          <w:rPr>
-            <w:lang w:val="zh_TW" w:bidi="zh_TW"/>
-          </w:rPr>
-          <w:rPr>
-            <w:color w:val="0000EE"/>
-            <w:u w:val="single"/>
-          </w:rPr>
-          <w:t>7</w:t>
-        </w:r>
-      </w:hyperlink>
+      <w:r>
+        <w:rPr>
+          <w:lang w:val="zh_TW" w:bidi="zh_TW"/>
+        </w:rPr>
+        <w:t>7</w:t>
+      </w:r>
       <w:r>
         <w:rPr>
           <w:lang w:val="zh_TW" w:bidi="zh_TW"/>
@@ -7539,18 +6945,12 @@
         </w:rPr>
         <w:t>。這個節日是由神設立的（</w:t>
       </w:r>
-      <w:hyperlink r:id="rId104">
-        <w:r>
-          <w:rPr>
-            <w:lang w:val="zh_TW" w:bidi="zh_TW"/>
-          </w:rPr>
-          <w:rPr>
-            <w:color w:val="0000EE"/>
-            <w:u w:val="single"/>
-          </w:rPr>
-          <w:t>申16:13–15</w:t>
-        </w:r>
-      </w:hyperlink>
+      <w:r>
+        <w:rPr>
+          <w:lang w:val="zh_TW" w:bidi="zh_TW"/>
+        </w:rPr>
+        <w:t>申16:13–15</w:t>
+      </w:r>
       <w:r>
         <w:rPr>
           <w:lang w:val="zh_TW" w:bidi="zh_TW"/>
@@ -7660,18 +7060,12 @@
         </w:rPr>
         <w:t>耶和華會減少以色列人的收成，以至他們挨餓，作為對他們行淫的懲罰（參</w:t>
       </w:r>
-      <w:hyperlink r:id="rId105">
-        <w:r>
-          <w:rPr>
-            <w:lang w:val="zh_TW" w:bidi="zh_TW"/>
-          </w:rPr>
-          <w:rPr>
-            <w:color w:val="0000EE"/>
-            <w:u w:val="single"/>
-          </w:rPr>
-          <w:t>該1:3–11</w:t>
-        </w:r>
-      </w:hyperlink>
+      <w:r>
+        <w:rPr>
+          <w:lang w:val="zh_TW" w:bidi="zh_TW"/>
+        </w:rPr>
+        <w:t>該1:3–11</w:t>
+      </w:r>
       <w:r>
         <w:rPr>
           <w:lang w:val="zh_TW" w:bidi="zh_TW"/>
@@ -7966,54 +7360,36 @@
         </w:rPr>
         <w:t>守望者站在城牆上以警戒威脅的來臨（例，</w:t>
       </w:r>
-      <w:hyperlink r:id="rId106">
-        <w:r>
-          <w:rPr>
-            <w:lang w:val="zh_TW" w:bidi="zh_TW"/>
-          </w:rPr>
-          <w:rPr>
-            <w:color w:val="0000EE"/>
-            <w:u w:val="single"/>
-          </w:rPr>
-          <w:t>撒上14:16</w:t>
-        </w:r>
-      </w:hyperlink>
+      <w:r>
+        <w:rPr>
+          <w:lang w:val="zh_TW" w:bidi="zh_TW"/>
+        </w:rPr>
+        <w:t>撒上14:16</w:t>
+      </w:r>
       <w:r>
         <w:rPr>
           <w:lang w:val="zh_TW" w:bidi="zh_TW"/>
         </w:rPr>
         <w:t>）。同樣地，先知是神的守望者，被派來警告以色列所犯的罪和罪必然帶來的審判（見</w:t>
       </w:r>
-      <w:hyperlink r:id="rId107">
-        <w:r>
-          <w:rPr>
-            <w:lang w:val="zh_TW" w:bidi="zh_TW"/>
-          </w:rPr>
-          <w:rPr>
-            <w:color w:val="0000EE"/>
-            <w:u w:val="single"/>
-          </w:rPr>
-          <w:t>耶6:17</w:t>
-        </w:r>
-      </w:hyperlink>
+      <w:r>
+        <w:rPr>
+          <w:lang w:val="zh_TW" w:bidi="zh_TW"/>
+        </w:rPr>
+        <w:t>耶6:17</w:t>
+      </w:r>
       <w:r>
         <w:rPr>
           <w:lang w:val="zh_TW" w:bidi="zh_TW"/>
         </w:rPr>
         <w:t>；</w:t>
       </w:r>
-      <w:hyperlink r:id="rId108">
-        <w:r>
-          <w:rPr>
-            <w:lang w:val="zh_TW" w:bidi="zh_TW"/>
-          </w:rPr>
-          <w:rPr>
-            <w:color w:val="0000EE"/>
-            <w:u w:val="single"/>
-          </w:rPr>
-          <w:t>結3:17</w:t>
-        </w:r>
-      </w:hyperlink>
+      <w:r>
+        <w:rPr>
+          <w:lang w:val="zh_TW" w:bidi="zh_TW"/>
+        </w:rPr>
+        <w:t>結3:17</w:t>
+      </w:r>
       <w:r>
         <w:rPr>
           <w:lang w:val="zh_TW" w:bidi="zh_TW"/>
@@ -8074,18 +7450,12 @@
         </w:rPr>
         <w:t>：見</w:t>
       </w:r>
-      <w:hyperlink r:id="rId109">
-        <w:r>
-          <w:rPr>
-            <w:lang w:val="zh_TW" w:bidi="zh_TW"/>
-          </w:rPr>
-          <w:rPr>
-            <w:color w:val="0000EE"/>
-            <w:u w:val="single"/>
-          </w:rPr>
-          <w:t>士師記十九至二十一章</w:t>
-        </w:r>
-      </w:hyperlink>
+      <w:r>
+        <w:rPr>
+          <w:lang w:val="zh_TW" w:bidi="zh_TW"/>
+        </w:rPr>
+        <w:t>士師記十九至二十一章</w:t>
+      </w:r>
       <w:r>
         <w:rPr>
           <w:lang w:val="zh_TW" w:bidi="zh_TW"/>
@@ -8152,72 +7522,48 @@
         </w:rPr>
         <w:t>）：何西阿像以西結一樣（</w:t>
       </w:r>
-      <w:hyperlink r:id="rId110">
-        <w:r>
-          <w:rPr>
-            <w:lang w:val="zh_TW" w:bidi="zh_TW"/>
-          </w:rPr>
-          <w:rPr>
-            <w:color w:val="0000EE"/>
-            <w:u w:val="single"/>
-          </w:rPr>
-          <w:t>結16章</w:t>
-        </w:r>
-      </w:hyperlink>
+      <w:r>
+        <w:rPr>
+          <w:lang w:val="zh_TW" w:bidi="zh_TW"/>
+        </w:rPr>
+        <w:t>結16章</w:t>
+      </w:r>
       <w:r>
         <w:rPr>
           <w:lang w:val="zh_TW" w:bidi="zh_TW"/>
         </w:rPr>
         <w:t>），講述耶和華在曠野找到純潔、無辜的以色列，便收養她們。但以色列很快便在巴力‧毗珥因偶像而背棄神（</w:t>
       </w:r>
-      <w:hyperlink r:id="rId111">
-        <w:r>
-          <w:rPr>
-            <w:lang w:val="zh_TW" w:bidi="zh_TW"/>
-          </w:rPr>
-          <w:rPr>
-            <w:color w:val="0000EE"/>
-            <w:u w:val="single"/>
-          </w:rPr>
-          <w:t>民25:1–4</w:t>
-        </w:r>
-      </w:hyperlink>
+      <w:r>
+        <w:rPr>
+          <w:lang w:val="zh_TW" w:bidi="zh_TW"/>
+        </w:rPr>
+        <w:t>民25:1–4</w:t>
+      </w:r>
       <w:r>
         <w:rPr>
           <w:lang w:val="zh_TW" w:bidi="zh_TW"/>
         </w:rPr>
         <w:t>）。參與偶像崇拜使以色列人變得卑賤。這個強烈的字詞也可以翻譯為「可憎的」（</w:t>
       </w:r>
-      <w:hyperlink r:id="rId112">
-        <w:r>
-          <w:rPr>
-            <w:lang w:val="zh_TW" w:bidi="zh_TW"/>
-          </w:rPr>
-          <w:rPr>
-            <w:color w:val="0000EE"/>
-            <w:u w:val="single"/>
-          </w:rPr>
-          <w:t>申29:17</w:t>
-        </w:r>
-      </w:hyperlink>
+      <w:r>
+        <w:rPr>
+          <w:lang w:val="zh_TW" w:bidi="zh_TW"/>
+        </w:rPr>
+        <w:t>申29:17</w:t>
+      </w:r>
       <w:r>
         <w:rPr>
           <w:lang w:val="zh_TW" w:bidi="zh_TW"/>
         </w:rPr>
         <w:t>）或「可惡的」（</w:t>
       </w:r>
-      <w:hyperlink r:id="rId113">
-        <w:r>
-          <w:rPr>
-            <w:lang w:val="zh_TW" w:bidi="zh_TW"/>
-          </w:rPr>
-          <w:rPr>
-            <w:color w:val="0000EE"/>
-            <w:u w:val="single"/>
-          </w:rPr>
-          <w:t>耶7:30</w:t>
-        </w:r>
-      </w:hyperlink>
+      <w:r>
+        <w:rPr>
+          <w:lang w:val="zh_TW" w:bidi="zh_TW"/>
+        </w:rPr>
+        <w:t>耶7:30</w:t>
+      </w:r>
       <w:r>
         <w:rPr>
           <w:lang w:val="zh_TW" w:bidi="zh_TW"/>
@@ -8408,108 +7754,72 @@
         </w:rPr>
         <w:t>：吉甲是約書亞軍隊的基地（</w:t>
       </w:r>
-      <w:hyperlink r:id="rId114">
-        <w:r>
-          <w:rPr>
-            <w:lang w:val="zh_TW" w:bidi="zh_TW"/>
-          </w:rPr>
-          <w:rPr>
-            <w:color w:val="0000EE"/>
-            <w:u w:val="single"/>
-          </w:rPr>
-          <w:t>書5:10</w:t>
-        </w:r>
-      </w:hyperlink>
+      <w:r>
+        <w:rPr>
+          <w:lang w:val="zh_TW" w:bidi="zh_TW"/>
+        </w:rPr>
+        <w:t>書5:10</w:t>
+      </w:r>
       <w:r>
         <w:rPr>
           <w:lang w:val="zh_TW" w:bidi="zh_TW"/>
         </w:rPr>
         <w:t>，</w:t>
       </w:r>
-      <w:hyperlink r:id="rId115">
-        <w:r>
-          <w:rPr>
-            <w:lang w:val="zh_TW" w:bidi="zh_TW"/>
-          </w:rPr>
-          <w:rPr>
-            <w:color w:val="0000EE"/>
-            <w:u w:val="single"/>
-          </w:rPr>
-          <w:t>10:6</w:t>
-        </w:r>
-      </w:hyperlink>
+      <w:r>
+        <w:rPr>
+          <w:lang w:val="zh_TW" w:bidi="zh_TW"/>
+        </w:rPr>
+        <w:t>10:6</w:t>
+      </w:r>
       <w:r>
         <w:rPr>
           <w:lang w:val="zh_TW" w:bidi="zh_TW"/>
         </w:rPr>
         <w:t>、</w:t>
       </w:r>
-      <w:hyperlink r:id="rId116">
-        <w:r>
-          <w:rPr>
-            <w:lang w:val="zh_TW" w:bidi="zh_TW"/>
-          </w:rPr>
-          <w:rPr>
-            <w:color w:val="0000EE"/>
-            <w:u w:val="single"/>
-          </w:rPr>
-          <w:t>43</w:t>
-        </w:r>
-      </w:hyperlink>
+      <w:r>
+        <w:rPr>
+          <w:lang w:val="zh_TW" w:bidi="zh_TW"/>
+        </w:rPr>
+        <w:t>43</w:t>
+      </w:r>
       <w:r>
         <w:rPr>
           <w:lang w:val="zh_TW" w:bidi="zh_TW"/>
         </w:rPr>
         <w:t>），也是掃羅被膏立為王的地方（</w:t>
       </w:r>
-      <w:hyperlink r:id="rId117">
-        <w:r>
-          <w:rPr>
-            <w:lang w:val="zh_TW" w:bidi="zh_TW"/>
-          </w:rPr>
-          <w:rPr>
-            <w:color w:val="0000EE"/>
-            <w:u w:val="single"/>
-          </w:rPr>
-          <w:t>撒上11:15</w:t>
-        </w:r>
-      </w:hyperlink>
+      <w:r>
+        <w:rPr>
+          <w:lang w:val="zh_TW" w:bidi="zh_TW"/>
+        </w:rPr>
+        <w:t>撒上11:15</w:t>
+      </w:r>
       <w:r>
         <w:rPr>
           <w:lang w:val="zh_TW" w:bidi="zh_TW"/>
         </w:rPr>
         <w:t>）。掃羅在吉甲違背神的命令，又被廢除其王位（</w:t>
       </w:r>
-      <w:hyperlink r:id="rId118">
-        <w:r>
-          <w:rPr>
-            <w:lang w:val="zh_TW" w:bidi="zh_TW"/>
-          </w:rPr>
-          <w:rPr>
-            <w:color w:val="0000EE"/>
-            <w:u w:val="single"/>
-          </w:rPr>
-          <w:t>撒上13:8–15</w:t>
-        </w:r>
-      </w:hyperlink>
+      <w:r>
+        <w:rPr>
+          <w:lang w:val="zh_TW" w:bidi="zh_TW"/>
+        </w:rPr>
+        <w:t>撒上13:8–15</w:t>
+      </w:r>
       <w:r>
         <w:rPr>
           <w:lang w:val="zh_TW" w:bidi="zh_TW"/>
         </w:rPr>
         <w:t>，</w:t>
       </w:r>
-      <w:hyperlink r:id="rId119">
-        <w:r>
-          <w:rPr>
-            <w:lang w:val="zh_TW" w:bidi="zh_TW"/>
-          </w:rPr>
-          <w:rPr>
-            <w:color w:val="0000EE"/>
-            <w:u w:val="single"/>
-          </w:rPr>
-          <w:t>15:10–23</w:t>
-        </w:r>
-      </w:hyperlink>
+      <w:r>
+        <w:rPr>
+          <w:lang w:val="zh_TW" w:bidi="zh_TW"/>
+        </w:rPr>
+        <w:t>15:10–23</w:t>
+      </w:r>
       <w:r>
         <w:rPr>
           <w:lang w:val="zh_TW" w:bidi="zh_TW"/>
@@ -8540,18 +7850,12 @@
         </w:rPr>
         <w:t>：雖然這裡使用了不同的希伯來文字詞，但先知性的審判反映了何西阿女兒的名字（</w:t>
       </w:r>
-      <w:hyperlink r:id="rId120">
-        <w:r>
-          <w:rPr>
-            <w:lang w:val="zh_TW" w:bidi="zh_TW"/>
-          </w:rPr>
-          <w:rPr>
-            <w:color w:val="0000EE"/>
-            <w:u w:val="single"/>
-          </w:rPr>
-          <w:t>何1:6</w:t>
-        </w:r>
-      </w:hyperlink>
+      <w:r>
+        <w:rPr>
+          <w:lang w:val="zh_TW" w:bidi="zh_TW"/>
+        </w:rPr>
+        <w:t>何1:6</w:t>
+      </w:r>
       <w:r>
         <w:rPr>
           <w:lang w:val="zh_TW" w:bidi="zh_TW"/>
@@ -8676,54 +7980,36 @@
         </w:rPr>
         <w:t>的葡萄樹（見</w:t>
       </w:r>
-      <w:hyperlink r:id="rId121">
-        <w:r>
-          <w:rPr>
-            <w:lang w:val="zh_TW" w:bidi="zh_TW"/>
-          </w:rPr>
-          <w:rPr>
-            <w:color w:val="0000EE"/>
-            <w:u w:val="single"/>
-          </w:rPr>
-          <w:t>賽5:1–7</w:t>
-        </w:r>
-      </w:hyperlink>
+      <w:r>
+        <w:rPr>
+          <w:lang w:val="zh_TW" w:bidi="zh_TW"/>
+        </w:rPr>
+        <w:t>賽5:1–7</w:t>
+      </w:r>
       <w:r>
         <w:rPr>
           <w:lang w:val="zh_TW" w:bidi="zh_TW"/>
         </w:rPr>
         <w:t>；</w:t>
       </w:r>
-      <w:hyperlink r:id="rId122">
-        <w:r>
-          <w:rPr>
-            <w:lang w:val="zh_TW" w:bidi="zh_TW"/>
-          </w:rPr>
-          <w:rPr>
-            <w:color w:val="0000EE"/>
-            <w:u w:val="single"/>
-          </w:rPr>
-          <w:t>耶2:21</w:t>
-        </w:r>
-      </w:hyperlink>
+      <w:r>
+        <w:rPr>
+          <w:lang w:val="zh_TW" w:bidi="zh_TW"/>
+        </w:rPr>
+        <w:t>耶2:21</w:t>
+      </w:r>
       <w:r>
         <w:rPr>
           <w:lang w:val="zh_TW" w:bidi="zh_TW"/>
         </w:rPr>
         <w:t>；</w:t>
       </w:r>
-      <w:hyperlink r:id="rId123">
-        <w:r>
-          <w:rPr>
-            <w:lang w:val="zh_TW" w:bidi="zh_TW"/>
-          </w:rPr>
-          <w:rPr>
-            <w:color w:val="0000EE"/>
-            <w:u w:val="single"/>
-          </w:rPr>
-          <w:t>結17:6</w:t>
-        </w:r>
-      </w:hyperlink>
+      <w:r>
+        <w:rPr>
+          <w:lang w:val="zh_TW" w:bidi="zh_TW"/>
+        </w:rPr>
+        <w:t>結17:6</w:t>
+      </w:r>
       <w:r>
         <w:rPr>
           <w:lang w:val="zh_TW" w:bidi="zh_TW"/>
@@ -8766,72 +8052,48 @@
         </w:rPr>
         <w:t>作為紀念物是可接受的（</w:t>
       </w:r>
-      <w:hyperlink r:id="rId124">
-        <w:r>
-          <w:rPr>
-            <w:lang w:val="zh_TW" w:bidi="zh_TW"/>
-          </w:rPr>
-          <w:rPr>
-            <w:color w:val="0000EE"/>
-            <w:u w:val="single"/>
-          </w:rPr>
-          <w:t>創35:20</w:t>
-        </w:r>
-      </w:hyperlink>
+      <w:r>
+        <w:rPr>
+          <w:lang w:val="zh_TW" w:bidi="zh_TW"/>
+        </w:rPr>
+        <w:t>創35:20</w:t>
+      </w:r>
       <w:r>
         <w:rPr>
           <w:lang w:val="zh_TW" w:bidi="zh_TW"/>
         </w:rPr>
         <w:t>；</w:t>
       </w:r>
-      <w:hyperlink r:id="rId125">
-        <w:r>
-          <w:rPr>
-            <w:lang w:val="zh_TW" w:bidi="zh_TW"/>
-          </w:rPr>
-          <w:rPr>
-            <w:color w:val="0000EE"/>
-            <w:u w:val="single"/>
-          </w:rPr>
-          <w:t>書24:26–27</w:t>
-        </w:r>
-      </w:hyperlink>
+      <w:r>
+        <w:rPr>
+          <w:lang w:val="zh_TW" w:bidi="zh_TW"/>
+        </w:rPr>
+        <w:t>書24:26–27</w:t>
+      </w:r>
       <w:r>
         <w:rPr>
           <w:lang w:val="zh_TW" w:bidi="zh_TW"/>
         </w:rPr>
         <w:t>），但神禁止以色列人像迦南人那樣在崇拜中使用它們（</w:t>
       </w:r>
-      <w:hyperlink r:id="rId126">
-        <w:r>
-          <w:rPr>
-            <w:lang w:val="zh_TW" w:bidi="zh_TW"/>
-          </w:rPr>
-          <w:rPr>
-            <w:color w:val="0000EE"/>
-            <w:u w:val="single"/>
-          </w:rPr>
-          <w:t>出23:24</w:t>
-        </w:r>
-      </w:hyperlink>
+      <w:r>
+        <w:rPr>
+          <w:lang w:val="zh_TW" w:bidi="zh_TW"/>
+        </w:rPr>
+        <w:t>出23:24</w:t>
+      </w:r>
       <w:r>
         <w:rPr>
           <w:lang w:val="zh_TW" w:bidi="zh_TW"/>
         </w:rPr>
         <w:t>；</w:t>
       </w:r>
-      <w:hyperlink r:id="rId127">
-        <w:r>
-          <w:rPr>
-            <w:lang w:val="zh_TW" w:bidi="zh_TW"/>
-          </w:rPr>
-          <w:rPr>
-            <w:color w:val="0000EE"/>
-            <w:u w:val="single"/>
-          </w:rPr>
-          <w:t>申16:22</w:t>
-        </w:r>
-      </w:hyperlink>
+      <w:r>
+        <w:rPr>
+          <w:lang w:val="zh_TW" w:bidi="zh_TW"/>
+        </w:rPr>
+        <w:t>申16:22</w:t>
+      </w:r>
       <w:r>
         <w:rPr>
           <w:lang w:val="zh_TW" w:bidi="zh_TW"/>
@@ -8940,18 +8202,12 @@
         </w:rPr>
         <w:t>就像苦澀、有毒的雜草一樣（</w:t>
       </w:r>
-      <w:hyperlink r:id="rId128">
-        <w:r>
-          <w:rPr>
-            <w:lang w:val="zh_TW" w:bidi="zh_TW"/>
-          </w:rPr>
-          <w:rPr>
-            <w:color w:val="0000EE"/>
-            <w:u w:val="single"/>
-          </w:rPr>
-          <w:t>摩6:12</w:t>
-        </w:r>
-      </w:hyperlink>
+      <w:r>
+        <w:rPr>
+          <w:lang w:val="zh_TW" w:bidi="zh_TW"/>
+        </w:rPr>
+        <w:t>摩6:12</w:t>
+      </w:r>
       <w:r>
         <w:rPr>
           <w:lang w:val="zh_TW" w:bidi="zh_TW"/>
@@ -9006,18 +8262,12 @@
         </w:rPr>
         <w:t>以色列的金牛犢（見</w:t>
       </w:r>
-      <w:hyperlink r:id="rId129">
-        <w:r>
-          <w:rPr>
-            <w:lang w:val="zh_TW" w:bidi="zh_TW"/>
-          </w:rPr>
-          <w:rPr>
-            <w:color w:val="0000EE"/>
-            <w:u w:val="single"/>
-          </w:rPr>
-          <w:t>8:5–6</w:t>
-        </w:r>
-      </w:hyperlink>
+      <w:r>
+        <w:rPr>
+          <w:lang w:val="zh_TW" w:bidi="zh_TW"/>
+        </w:rPr>
+        <w:t>8:5–6</w:t>
+      </w:r>
       <w:r>
         <w:rPr>
           <w:lang w:val="zh_TW" w:bidi="zh_TW"/>
@@ -9132,54 +8382,36 @@
         </w:rPr>
         <w:t>基比亞可怕的事件（</w:t>
       </w:r>
-      <w:hyperlink r:id="rId109">
-        <w:r>
-          <w:rPr>
-            <w:lang w:val="zh_TW" w:bidi="zh_TW"/>
-          </w:rPr>
-          <w:rPr>
-            <w:color w:val="0000EE"/>
-            <w:u w:val="single"/>
-          </w:rPr>
-          <w:t>士19–21章</w:t>
-        </w:r>
-      </w:hyperlink>
+      <w:r>
+        <w:rPr>
+          <w:lang w:val="zh_TW" w:bidi="zh_TW"/>
+        </w:rPr>
+        <w:t>士19–21章</w:t>
+      </w:r>
       <w:r>
         <w:rPr>
           <w:lang w:val="zh_TW" w:bidi="zh_TW"/>
         </w:rPr>
         <w:t>）為北國以色列人埋下了罪的模式（見</w:t>
       </w:r>
-      <w:hyperlink r:id="rId130">
-        <w:r>
-          <w:rPr>
-            <w:lang w:val="zh_TW" w:bidi="zh_TW"/>
-          </w:rPr>
-          <w:rPr>
-            <w:color w:val="0000EE"/>
-            <w:u w:val="single"/>
-          </w:rPr>
-          <w:t>何9:9</w:t>
-        </w:r>
-      </w:hyperlink>
+      <w:r>
+        <w:rPr>
+          <w:lang w:val="zh_TW" w:bidi="zh_TW"/>
+        </w:rPr>
+        <w:t>何9:9</w:t>
+      </w:r>
       <w:r>
         <w:rPr>
           <w:lang w:val="zh_TW" w:bidi="zh_TW"/>
         </w:rPr>
         <w:t>）。神的懲罰就是他們會在戰爭中被壓倒性地擊敗，像在士師時代一樣（見</w:t>
       </w:r>
-      <w:hyperlink r:id="rId131">
-        <w:r>
-          <w:rPr>
-            <w:lang w:val="zh_TW" w:bidi="zh_TW"/>
-          </w:rPr>
-          <w:rPr>
-            <w:color w:val="0000EE"/>
-            <w:u w:val="single"/>
-          </w:rPr>
-          <w:t>士2:10–15</w:t>
-        </w:r>
-      </w:hyperlink>
+      <w:r>
+        <w:rPr>
+          <w:lang w:val="zh_TW" w:bidi="zh_TW"/>
+        </w:rPr>
+        <w:t>士2:10–15</w:t>
+      </w:r>
       <w:r>
         <w:rPr>
           <w:lang w:val="zh_TW" w:bidi="zh_TW"/>
@@ -9294,36 +8526,24 @@
         </w:rPr>
         <w:t>神以農業來比喻祂對祂的子民的要求，並承諾如果他們遵行祂的命令，將會得到祝福（見</w:t>
       </w:r>
-      <w:hyperlink r:id="rId99">
-        <w:r>
-          <w:rPr>
-            <w:lang w:val="zh_TW" w:bidi="zh_TW"/>
-          </w:rPr>
-          <w:rPr>
-            <w:color w:val="0000EE"/>
-            <w:u w:val="single"/>
-          </w:rPr>
-          <w:t>6:6</w:t>
-        </w:r>
-      </w:hyperlink>
+      <w:r>
+        <w:rPr>
+          <w:lang w:val="zh_TW" w:bidi="zh_TW"/>
+        </w:rPr>
+        <w:t>6:6</w:t>
+      </w:r>
       <w:r>
         <w:rPr>
           <w:lang w:val="zh_TW" w:bidi="zh_TW"/>
         </w:rPr>
         <w:t>，</w:t>
       </w:r>
-      <w:hyperlink r:id="rId132">
-        <w:r>
-          <w:rPr>
-            <w:lang w:val="zh_TW" w:bidi="zh_TW"/>
-          </w:rPr>
-          <w:rPr>
-            <w:color w:val="0000EE"/>
-            <w:u w:val="single"/>
-          </w:rPr>
-          <w:t>8:7</w:t>
-        </w:r>
-      </w:hyperlink>
+      <w:r>
+        <w:rPr>
+          <w:lang w:val="zh_TW" w:bidi="zh_TW"/>
+        </w:rPr>
+        <w:t>8:7</w:t>
+      </w:r>
       <w:r>
         <w:rPr>
           <w:lang w:val="zh_TW" w:bidi="zh_TW"/>
@@ -9444,18 +8664,12 @@
         </w:rPr>
         <w:t>我的兒子：當耶和華將他們從埃及領出來時，耶和華賜給以色列兒女的名份。這節經文在</w:t>
       </w:r>
-      <w:hyperlink r:id="rId133">
-        <w:r>
-          <w:rPr>
-            <w:lang w:val="zh_TW" w:bidi="zh_TW"/>
-          </w:rPr>
-          <w:rPr>
-            <w:color w:val="0000EE"/>
-            <w:u w:val="single"/>
-          </w:rPr>
-          <w:t>馬太福音二章15節</w:t>
-        </w:r>
-      </w:hyperlink>
+      <w:r>
+        <w:rPr>
+          <w:lang w:val="zh_TW" w:bidi="zh_TW"/>
+        </w:rPr>
+        <w:t>馬太福音二章15節</w:t>
+      </w:r>
       <w:r>
         <w:rPr>
           <w:lang w:val="zh_TW" w:bidi="zh_TW"/>
@@ -9570,18 +8784,12 @@
         </w:rPr>
         <w:t>儘管有神的愛，但以色列已成為一個叛逆的孩子，向巴力獻祭。而叛逆的兒子的懲罰是死亡（</w:t>
       </w:r>
-      <w:hyperlink r:id="rId134">
-        <w:r>
-          <w:rPr>
-            <w:lang w:val="zh_TW" w:bidi="zh_TW"/>
-          </w:rPr>
-          <w:rPr>
-            <w:color w:val="0000EE"/>
-            <w:u w:val="single"/>
-          </w:rPr>
-          <w:t>申21:18–21</w:t>
-        </w:r>
-      </w:hyperlink>
+      <w:r>
+        <w:rPr>
+          <w:lang w:val="zh_TW" w:bidi="zh_TW"/>
+        </w:rPr>
+        <w:t>申21:18–21</w:t>
+      </w:r>
       <w:r>
         <w:rPr>
           <w:lang w:val="zh_TW" w:bidi="zh_TW"/>
@@ -9774,18 +8982,12 @@
         </w:rPr>
         <w:t>押瑪和洗扁是靠近所多瑪和蛾摩拉的城市，神撤底毀滅了這些城市（</w:t>
       </w:r>
-      <w:hyperlink r:id="rId135">
-        <w:r>
-          <w:rPr>
-            <w:lang w:val="zh_TW" w:bidi="zh_TW"/>
-          </w:rPr>
-          <w:rPr>
-            <w:color w:val="0000EE"/>
-            <w:u w:val="single"/>
-          </w:rPr>
-          <w:t>申29:23</w:t>
-        </w:r>
-      </w:hyperlink>
+      <w:r>
+        <w:rPr>
+          <w:lang w:val="zh_TW" w:bidi="zh_TW"/>
+        </w:rPr>
+        <w:t>申29:23</w:t>
+      </w:r>
       <w:r>
         <w:rPr>
           <w:lang w:val="zh_TW" w:bidi="zh_TW"/>
@@ -9946,36 +9148,24 @@
         </w:rPr>
         <w:t>以色列的罪不會是最後的決定；神在祂聖潔的愛中，會像獅子一樣吼叫（見</w:t>
       </w:r>
-      <w:hyperlink r:id="rId136">
-        <w:r>
-          <w:rPr>
-            <w:lang w:val="zh_TW" w:bidi="zh_TW"/>
-          </w:rPr>
-          <w:rPr>
-            <w:color w:val="0000EE"/>
-            <w:u w:val="single"/>
-          </w:rPr>
-          <w:t>摩1:2</w:t>
-        </w:r>
-      </w:hyperlink>
+      <w:r>
+        <w:rPr>
+          <w:lang w:val="zh_TW" w:bidi="zh_TW"/>
+        </w:rPr>
+        <w:t>摩1:2</w:t>
+      </w:r>
       <w:r>
         <w:rPr>
           <w:lang w:val="zh_TW" w:bidi="zh_TW"/>
         </w:rPr>
         <w:t>，</w:t>
       </w:r>
-      <w:hyperlink r:id="rId137">
-        <w:r>
-          <w:rPr>
-            <w:lang w:val="zh_TW" w:bidi="zh_TW"/>
-          </w:rPr>
-          <w:rPr>
-            <w:color w:val="0000EE"/>
-            <w:u w:val="single"/>
-          </w:rPr>
-          <w:t>3:8</w:t>
-        </w:r>
-      </w:hyperlink>
+      <w:r>
+        <w:rPr>
+          <w:lang w:val="zh_TW" w:bidi="zh_TW"/>
+        </w:rPr>
+        <w:t>3:8</w:t>
+      </w:r>
       <w:r>
         <w:rPr>
           <w:lang w:val="zh_TW" w:bidi="zh_TW"/>
@@ -10082,18 +9272,12 @@
         </w:rPr>
         <w:t>與亞述立約：何細亞為了拯救他的土地，他成為了亞述王撒縵以色的附庸（</w:t>
       </w:r>
-      <w:hyperlink r:id="rId75">
-        <w:r>
-          <w:rPr>
-            <w:lang w:val="zh_TW" w:bidi="zh_TW"/>
-          </w:rPr>
-          <w:rPr>
-            <w:color w:val="0000EE"/>
-            <w:u w:val="single"/>
-          </w:rPr>
-          <w:t>王下17:3</w:t>
-        </w:r>
-      </w:hyperlink>
+      <w:r>
+        <w:rPr>
+          <w:lang w:val="zh_TW" w:bidi="zh_TW"/>
+        </w:rPr>
+        <w:t>王下17:3</w:t>
+      </w:r>
       <w:r>
         <w:rPr>
           <w:lang w:val="zh_TW" w:bidi="zh_TW"/>
@@ -10112,18 +9296,12 @@
         </w:rPr>
         <w:t>投誠，尋求支持（</w:t>
       </w:r>
-      <w:hyperlink r:id="rId138">
-        <w:r>
-          <w:rPr>
-            <w:lang w:val="zh_TW" w:bidi="zh_TW"/>
-          </w:rPr>
-          <w:rPr>
-            <w:color w:val="0000EE"/>
-            <w:u w:val="single"/>
-          </w:rPr>
-          <w:t>王下17:4</w:t>
-        </w:r>
-      </w:hyperlink>
+      <w:r>
+        <w:rPr>
+          <w:lang w:val="zh_TW" w:bidi="zh_TW"/>
+        </w:rPr>
+        <w:t>王下17:4</w:t>
+      </w:r>
       <w:r>
         <w:rPr>
           <w:lang w:val="zh_TW" w:bidi="zh_TW"/>
@@ -10237,18 +9415,12 @@
         </w:rPr>
         <w:t>）：這個動詞（希伯來文 ‘aqab）構成了雅各名字的字根。甚至在他出生之前，雅各就取代他的兄弟以掃來體現他名字本身的意義（</w:t>
       </w:r>
-      <w:hyperlink r:id="rId139">
-        <w:r>
-          <w:rPr>
-            <w:lang w:val="zh_TW" w:bidi="zh_TW"/>
-          </w:rPr>
-          <w:rPr>
-            <w:color w:val="0000EE"/>
-            <w:u w:val="single"/>
-          </w:rPr>
-          <w:t>創25:26</w:t>
-        </w:r>
-      </w:hyperlink>
+      <w:r>
+        <w:rPr>
+          <w:lang w:val="zh_TW" w:bidi="zh_TW"/>
+        </w:rPr>
+        <w:t>創25:26</w:t>
+      </w:r>
       <w:r>
         <w:rPr>
           <w:lang w:val="zh_TW" w:bidi="zh_TW"/>
@@ -10273,18 +9445,12 @@
         </w:rPr>
         <w:t>成年後，雅各甚至與神爭鬥（見</w:t>
       </w:r>
-      <w:hyperlink r:id="rId140">
-        <w:r>
-          <w:rPr>
-            <w:lang w:val="zh_TW" w:bidi="zh_TW"/>
-          </w:rPr>
-          <w:rPr>
-            <w:color w:val="0000EE"/>
-            <w:u w:val="single"/>
-          </w:rPr>
-          <w:t>創32:22–30</w:t>
-        </w:r>
-      </w:hyperlink>
+      <w:r>
+        <w:rPr>
+          <w:lang w:val="zh_TW" w:bidi="zh_TW"/>
+        </w:rPr>
+        <w:t>創32:22–30</w:t>
+      </w:r>
       <w:r>
         <w:rPr>
           <w:lang w:val="zh_TW" w:bidi="zh_TW"/>
@@ -10345,18 +9511,12 @@
         </w:rPr>
         <w:t>：見</w:t>
       </w:r>
-      <w:hyperlink r:id="rId141">
-        <w:r>
-          <w:rPr>
-            <w:lang w:val="zh_TW" w:bidi="zh_TW"/>
-          </w:rPr>
-          <w:rPr>
-            <w:color w:val="0000EE"/>
-            <w:u w:val="single"/>
-          </w:rPr>
-          <w:t>創世記二十八章11至22節</w:t>
-        </w:r>
-      </w:hyperlink>
+      <w:r>
+        <w:rPr>
+          <w:lang w:val="zh_TW" w:bidi="zh_TW"/>
+        </w:rPr>
+        <w:t>創世記二十八章11至22節</w:t>
+      </w:r>
       <w:r>
         <w:rPr>
           <w:lang w:val="zh_TW" w:bidi="zh_TW"/>
@@ -10475,18 +9635,12 @@
         </w:rPr>
         <w:t>在耶羅波安二世（公元前793–753年）統治期間，以色列商人變得十分富有，致富的原因通常是使用商業詐騙的手段，如不誠實的秤（見</w:t>
       </w:r>
-      <w:hyperlink r:id="rId142">
-        <w:r>
-          <w:rPr>
-            <w:lang w:val="zh_TW" w:bidi="zh_TW"/>
-          </w:rPr>
-          <w:rPr>
-            <w:color w:val="0000EE"/>
-            <w:u w:val="single"/>
-          </w:rPr>
-          <w:t>摩8:5–6</w:t>
-        </w:r>
-      </w:hyperlink>
+      <w:r>
+        <w:rPr>
+          <w:lang w:val="zh_TW" w:bidi="zh_TW"/>
+        </w:rPr>
+        <w:t>摩8:5–6</w:t>
+      </w:r>
       <w:r>
         <w:rPr>
           <w:lang w:val="zh_TW" w:bidi="zh_TW"/>
@@ -10565,18 +9719,12 @@
         </w:rPr>
         <w:t>：神對富有的以色列商人的審判，是要他們回到出埃及時貧寒的居所。這裡也是一個帶有盼望的信息：神對以色列救恩的計劃將在曠野重新開始（見</w:t>
       </w:r>
-      <w:hyperlink r:id="rId101">
-        <w:r>
-          <w:rPr>
-            <w:lang w:val="zh_TW" w:bidi="zh_TW"/>
-          </w:rPr>
-          <w:rPr>
-            <w:color w:val="0000EE"/>
-            <w:u w:val="single"/>
-          </w:rPr>
-          <w:t>2:14–15</w:t>
-        </w:r>
-      </w:hyperlink>
+      <w:r>
+        <w:rPr>
+          <w:lang w:val="zh_TW" w:bidi="zh_TW"/>
+        </w:rPr>
+        <w:t>2:14–15</w:t>
+      </w:r>
       <w:r>
         <w:rPr>
           <w:lang w:val="zh_TW" w:bidi="zh_TW"/>
@@ -10631,54 +9779,36 @@
         </w:rPr>
         <w:t>基列山和吉甲是以色列人的城市，在那裡百姓崇拜巴力而不是耶和華（見</w:t>
       </w:r>
-      <w:hyperlink r:id="rId143">
-        <w:r>
-          <w:rPr>
-            <w:lang w:val="zh_TW" w:bidi="zh_TW"/>
-          </w:rPr>
-          <w:rPr>
-            <w:color w:val="0000EE"/>
-            <w:u w:val="single"/>
-          </w:rPr>
-          <w:t>4:15</w:t>
-        </w:r>
-      </w:hyperlink>
+      <w:r>
+        <w:rPr>
+          <w:lang w:val="zh_TW" w:bidi="zh_TW"/>
+        </w:rPr>
+        <w:t>4:15</w:t>
+      </w:r>
       <w:r>
         <w:rPr>
           <w:lang w:val="zh_TW" w:bidi="zh_TW"/>
         </w:rPr>
         <w:t>，</w:t>
       </w:r>
-      <w:hyperlink r:id="rId144">
-        <w:r>
-          <w:rPr>
-            <w:lang w:val="zh_TW" w:bidi="zh_TW"/>
-          </w:rPr>
-          <w:rPr>
-            <w:color w:val="0000EE"/>
-            <w:u w:val="single"/>
-          </w:rPr>
-          <w:t>6:8</w:t>
-        </w:r>
-      </w:hyperlink>
+      <w:r>
+        <w:rPr>
+          <w:lang w:val="zh_TW" w:bidi="zh_TW"/>
+        </w:rPr>
+        <w:t>6:8</w:t>
+      </w:r>
       <w:r>
         <w:rPr>
           <w:lang w:val="zh_TW" w:bidi="zh_TW"/>
         </w:rPr>
         <w:t>，</w:t>
       </w:r>
-      <w:hyperlink r:id="rId145">
-        <w:r>
-          <w:rPr>
-            <w:lang w:val="zh_TW" w:bidi="zh_TW"/>
-          </w:rPr>
-          <w:rPr>
-            <w:color w:val="0000EE"/>
-            <w:u w:val="single"/>
-          </w:rPr>
-          <w:t>9:15</w:t>
-        </w:r>
-      </w:hyperlink>
+      <w:r>
+        <w:rPr>
+          <w:lang w:val="zh_TW" w:bidi="zh_TW"/>
+        </w:rPr>
+        <w:t>9:15</w:t>
+      </w:r>
       <w:r>
         <w:rPr>
           <w:lang w:val="zh_TW" w:bidi="zh_TW"/>
@@ -10811,18 +9941,12 @@
         </w:rPr>
         <w:t>其他以色列人人心惶惶（見</w:t>
       </w:r>
-      <w:hyperlink r:id="rId146">
-        <w:r>
-          <w:rPr>
-            <w:lang w:val="zh_TW" w:bidi="zh_TW"/>
-          </w:rPr>
-          <w:rPr>
-            <w:color w:val="0000EE"/>
-            <w:u w:val="single"/>
-          </w:rPr>
-          <w:t>賽7:2</w:t>
-        </w:r>
-      </w:hyperlink>
+      <w:r>
+        <w:rPr>
+          <w:lang w:val="zh_TW" w:bidi="zh_TW"/>
+        </w:rPr>
+        <w:t>賽7:2</w:t>
+      </w:r>
       <w:r>
         <w:rPr>
           <w:lang w:val="zh_TW" w:bidi="zh_TW"/>
@@ -10925,72 +10049,48 @@
         </w:rPr>
         <w:t>希伯來文中翻譯為偶像一詞與金牛犢所用的詞相同（</w:t>
       </w:r>
-      <w:hyperlink r:id="rId147">
-        <w:r>
-          <w:rPr>
-            <w:lang w:val="zh_TW" w:bidi="zh_TW"/>
-          </w:rPr>
-          <w:rPr>
-            <w:color w:val="0000EE"/>
-            <w:u w:val="single"/>
-          </w:rPr>
-          <w:t>出32:4</w:t>
-        </w:r>
-      </w:hyperlink>
+      <w:r>
+        <w:rPr>
+          <w:lang w:val="zh_TW" w:bidi="zh_TW"/>
+        </w:rPr>
+        <w:t>出32:4</w:t>
+      </w:r>
       <w:r>
         <w:rPr>
           <w:lang w:val="zh_TW" w:bidi="zh_TW"/>
         </w:rPr>
         <w:t>、</w:t>
       </w:r>
-      <w:hyperlink r:id="rId148">
-        <w:r>
-          <w:rPr>
-            <w:lang w:val="zh_TW" w:bidi="zh_TW"/>
-          </w:rPr>
-          <w:rPr>
-            <w:color w:val="0000EE"/>
-            <w:u w:val="single"/>
-          </w:rPr>
-          <w:t>8</w:t>
-        </w:r>
-      </w:hyperlink>
+      <w:r>
+        <w:rPr>
+          <w:lang w:val="zh_TW" w:bidi="zh_TW"/>
+        </w:rPr>
+        <w:t>8</w:t>
+      </w:r>
       <w:r>
         <w:rPr>
           <w:lang w:val="zh_TW" w:bidi="zh_TW"/>
         </w:rPr>
         <w:t>；另見</w:t>
       </w:r>
-      <w:hyperlink r:id="rId149">
-        <w:r>
-          <w:rPr>
-            <w:lang w:val="zh_TW" w:bidi="zh_TW"/>
-          </w:rPr>
-          <w:rPr>
-            <w:color w:val="0000EE"/>
-            <w:u w:val="single"/>
-          </w:rPr>
-          <w:t>何10:5–6</w:t>
-        </w:r>
-      </w:hyperlink>
+      <w:r>
+        <w:rPr>
+          <w:lang w:val="zh_TW" w:bidi="zh_TW"/>
+        </w:rPr>
+        <w:t>何10:5–6</w:t>
+      </w:r>
       <w:r>
         <w:rPr>
           <w:lang w:val="zh_TW" w:bidi="zh_TW"/>
         </w:rPr>
         <w:t>；</w:t>
       </w:r>
-      <w:hyperlink r:id="rId150">
-        <w:r>
-          <w:rPr>
-            <w:lang w:val="zh_TW" w:bidi="zh_TW"/>
-          </w:rPr>
-          <w:rPr>
-            <w:color w:val="0000EE"/>
-            <w:u w:val="single"/>
-          </w:rPr>
-          <w:t>摩5:5–6</w:t>
-        </w:r>
-      </w:hyperlink>
+      <w:r>
+        <w:rPr>
+          <w:lang w:val="zh_TW" w:bidi="zh_TW"/>
+        </w:rPr>
+        <w:t>摩5:5–6</w:t>
+      </w:r>
       <w:r>
         <w:rPr>
           <w:lang w:val="zh_TW" w:bidi="zh_TW"/>
@@ -11021,18 +10121,12 @@
         </w:rPr>
         <w:t>：迦南的宗教儀式包括親吻巴力的像（</w:t>
       </w:r>
-      <w:hyperlink r:id="rId151">
-        <w:r>
-          <w:rPr>
-            <w:lang w:val="zh_TW" w:bidi="zh_TW"/>
-          </w:rPr>
-          <w:rPr>
-            <w:color w:val="0000EE"/>
-            <w:u w:val="single"/>
-          </w:rPr>
-          <w:t>王上19:18</w:t>
-        </w:r>
-      </w:hyperlink>
+      <w:r>
+        <w:rPr>
+          <w:lang w:val="zh_TW" w:bidi="zh_TW"/>
+        </w:rPr>
+        <w:t>王上19:18</w:t>
+      </w:r>
       <w:r>
         <w:rPr>
           <w:lang w:val="zh_TW" w:bidi="zh_TW"/>
@@ -11097,18 +10191,12 @@
         </w:rPr>
         <w:t>（參</w:t>
       </w:r>
-      <w:hyperlink r:id="rId78">
-        <w:r>
-          <w:rPr>
-            <w:lang w:val="zh_TW" w:bidi="zh_TW"/>
-          </w:rPr>
-          <w:rPr>
-            <w:color w:val="0000EE"/>
-            <w:u w:val="single"/>
-          </w:rPr>
-          <w:t>6:4</w:t>
-        </w:r>
-      </w:hyperlink>
+      <w:r>
+        <w:rPr>
+          <w:lang w:val="zh_TW" w:bidi="zh_TW"/>
+        </w:rPr>
+        <w:t>6:4</w:t>
+      </w:r>
       <w:r>
         <w:rPr>
           <w:lang w:val="zh_TW" w:bidi="zh_TW"/>
@@ -11241,18 +10329,12 @@
         </w:rPr>
         <w:t>：他們不依靠耶和華來獲得平安，而是依賴他們的國王、軍隊和經濟繁榮（見</w:t>
       </w:r>
-      <w:hyperlink r:id="rId38">
-        <w:r>
-          <w:rPr>
-            <w:lang w:val="zh_TW" w:bidi="zh_TW"/>
-          </w:rPr>
-          <w:rPr>
-            <w:color w:val="0000EE"/>
-            <w:u w:val="single"/>
-          </w:rPr>
-          <w:t>2:13</w:t>
-        </w:r>
-      </w:hyperlink>
+      <w:r>
+        <w:rPr>
+          <w:lang w:val="zh_TW" w:bidi="zh_TW"/>
+        </w:rPr>
+        <w:t>2:13</w:t>
+      </w:r>
       <w:r>
         <w:rPr>
           <w:lang w:val="zh_TW" w:bidi="zh_TW"/>
@@ -11367,72 +10449,48 @@
         </w:rPr>
         <w:t>）：見</w:t>
       </w:r>
-      <w:hyperlink r:id="rId152">
-        <w:r>
-          <w:rPr>
-            <w:lang w:val="zh_TW" w:bidi="zh_TW"/>
-          </w:rPr>
-          <w:rPr>
-            <w:color w:val="0000EE"/>
-            <w:u w:val="single"/>
-          </w:rPr>
-          <w:t>詩篇七十篇5節</w:t>
-        </w:r>
-      </w:hyperlink>
+      <w:r>
+        <w:rPr>
+          <w:lang w:val="zh_TW" w:bidi="zh_TW"/>
+        </w:rPr>
+        <w:t>詩篇七十篇5節</w:t>
+      </w:r>
       <w:r>
         <w:rPr>
           <w:lang w:val="zh_TW" w:bidi="zh_TW"/>
         </w:rPr>
         <w:t>，</w:t>
       </w:r>
-      <w:hyperlink r:id="rId153">
-        <w:r>
-          <w:rPr>
-            <w:lang w:val="zh_TW" w:bidi="zh_TW"/>
-          </w:rPr>
-          <w:rPr>
-            <w:color w:val="0000EE"/>
-            <w:u w:val="single"/>
-          </w:rPr>
-          <w:t>一一五篇9節</w:t>
-        </w:r>
-      </w:hyperlink>
+      <w:r>
+        <w:rPr>
+          <w:lang w:val="zh_TW" w:bidi="zh_TW"/>
+        </w:rPr>
+        <w:t>一一五篇9節</w:t>
+      </w:r>
       <w:r>
         <w:rPr>
           <w:lang w:val="zh_TW" w:bidi="zh_TW"/>
         </w:rPr>
         <w:t>，</w:t>
       </w:r>
-      <w:hyperlink r:id="rId154">
-        <w:r>
-          <w:rPr>
-            <w:lang w:val="zh_TW" w:bidi="zh_TW"/>
-          </w:rPr>
-          <w:rPr>
-            <w:color w:val="0000EE"/>
-            <w:u w:val="single"/>
-          </w:rPr>
-          <w:t>一二一篇2節</w:t>
-        </w:r>
-      </w:hyperlink>
+      <w:r>
+        <w:rPr>
+          <w:lang w:val="zh_TW" w:bidi="zh_TW"/>
+        </w:rPr>
+        <w:t>一二一篇2節</w:t>
+      </w:r>
       <w:r>
         <w:rPr>
           <w:lang w:val="zh_TW" w:bidi="zh_TW"/>
         </w:rPr>
         <w:t>，</w:t>
       </w:r>
-      <w:hyperlink r:id="rId155">
-        <w:r>
-          <w:rPr>
-            <w:lang w:val="zh_TW" w:bidi="zh_TW"/>
-          </w:rPr>
-          <w:rPr>
-            <w:color w:val="0000EE"/>
-            <w:u w:val="single"/>
-          </w:rPr>
-          <w:t>一二四篇8節</w:t>
-        </w:r>
-      </w:hyperlink>
+      <w:r>
+        <w:rPr>
+          <w:lang w:val="zh_TW" w:bidi="zh_TW"/>
+        </w:rPr>
+        <w:t>一二四篇8節</w:t>
+      </w:r>
       <w:r>
         <w:rPr>
           <w:lang w:val="zh_TW" w:bidi="zh_TW"/>
@@ -11499,36 +10557,24 @@
         </w:rPr>
         <w:t>？當何細亞與埃及的聯盟失敗時（見</w:t>
       </w:r>
-      <w:hyperlink r:id="rId156">
-        <w:r>
-          <w:rPr>
-            <w:lang w:val="zh_TW" w:bidi="zh_TW"/>
-          </w:rPr>
-          <w:rPr>
-            <w:color w:val="0000EE"/>
-            <w:u w:val="single"/>
-          </w:rPr>
-          <w:t>12:1</w:t>
-        </w:r>
-      </w:hyperlink>
+      <w:r>
+        <w:rPr>
+          <w:lang w:val="zh_TW" w:bidi="zh_TW"/>
+        </w:rPr>
+        <w:t>12:1</w:t>
+      </w:r>
       <w:r>
         <w:rPr>
           <w:lang w:val="zh_TW" w:bidi="zh_TW"/>
         </w:rPr>
         <w:t>），他試圖與亞述和解，但他被捕和囚禁（</w:t>
       </w:r>
-      <w:hyperlink r:id="rId138">
-        <w:r>
-          <w:rPr>
-            <w:lang w:val="zh_TW" w:bidi="zh_TW"/>
-          </w:rPr>
-          <w:rPr>
-            <w:color w:val="0000EE"/>
-            <w:u w:val="single"/>
-          </w:rPr>
-          <w:t>王下17:4</w:t>
-        </w:r>
-      </w:hyperlink>
+      <w:r>
+        <w:rPr>
+          <w:lang w:val="zh_TW" w:bidi="zh_TW"/>
+        </w:rPr>
+        <w:t>王下17:4</w:t>
+      </w:r>
       <w:r>
         <w:rPr>
           <w:lang w:val="zh_TW" w:bidi="zh_TW"/>
@@ -11764,18 +10810,12 @@
         </w:rPr>
         <w:t>；希伯來文「陰間」）指的是死者的境界（見</w:t>
       </w:r>
-      <w:hyperlink r:id="rId157">
-        <w:r>
-          <w:rPr>
-            <w:lang w:val="zh_TW" w:bidi="zh_TW"/>
-          </w:rPr>
-          <w:rPr>
-            <w:color w:val="0000EE"/>
-            <w:u w:val="single"/>
-          </w:rPr>
-          <w:t>伯3:11–19</w:t>
-        </w:r>
-      </w:hyperlink>
+      <w:r>
+        <w:rPr>
+          <w:lang w:val="zh_TW" w:bidi="zh_TW"/>
+        </w:rPr>
+        <w:t>伯3:11–19</w:t>
+      </w:r>
       <w:r>
         <w:rPr>
           <w:lang w:val="zh_TW" w:bidi="zh_TW"/>
@@ -11846,18 +10886,12 @@
         </w:rPr>
         <w:t>在公元前 722 年，亞述人攻陷了北國首都撒馬利亞（</w:t>
       </w:r>
-      <w:hyperlink r:id="rId158">
-        <w:r>
-          <w:rPr>
-            <w:lang w:val="zh_TW" w:bidi="zh_TW"/>
-          </w:rPr>
-          <w:rPr>
-            <w:color w:val="0000EE"/>
-            <w:u w:val="single"/>
-          </w:rPr>
-          <w:t>王下17:5–6</w:t>
-        </w:r>
-      </w:hyperlink>
+      <w:r>
+        <w:rPr>
+          <w:lang w:val="zh_TW" w:bidi="zh_TW"/>
+        </w:rPr>
+        <w:t>王下17:5–6</w:t>
+      </w:r>
       <w:r>
         <w:rPr>
           <w:lang w:val="zh_TW" w:bidi="zh_TW"/>
@@ -11894,36 +10928,24 @@
         </w:rPr>
         <w:t>在</w:t>
       </w:r>
-      <w:hyperlink r:id="rId159">
-        <w:r>
-          <w:rPr>
-            <w:lang w:val="zh_TW" w:bidi="zh_TW"/>
-          </w:rPr>
-          <w:rPr>
-            <w:color w:val="0000EE"/>
-            <w:u w:val="single"/>
-          </w:rPr>
-          <w:t>阿摩司書一章13節</w:t>
-        </w:r>
-      </w:hyperlink>
+      <w:r>
+        <w:rPr>
+          <w:lang w:val="zh_TW" w:bidi="zh_TW"/>
+        </w:rPr>
+        <w:t>阿摩司書一章13節</w:t>
+      </w:r>
       <w:r>
         <w:rPr>
           <w:lang w:val="zh_TW" w:bidi="zh_TW"/>
         </w:rPr>
         <w:t>和</w:t>
       </w:r>
-      <w:hyperlink r:id="rId160">
-        <w:r>
-          <w:rPr>
-            <w:lang w:val="zh_TW" w:bidi="zh_TW"/>
-          </w:rPr>
-          <w:rPr>
-            <w:color w:val="0000EE"/>
-            <w:u w:val="single"/>
-          </w:rPr>
-          <w:t>列王紀下十五章16節</w:t>
-        </w:r>
-      </w:hyperlink>
+      <w:r>
+        <w:rPr>
+          <w:lang w:val="zh_TW" w:bidi="zh_TW"/>
+        </w:rPr>
+        <w:t>列王紀下十五章16節</w:t>
+      </w:r>
       <w:r>
         <w:rPr>
           <w:lang w:val="zh_TW" w:bidi="zh_TW"/>
@@ -12042,18 +11064,12 @@
         </w:rPr>
         <w:t>（另見</w:t>
       </w:r>
-      <w:hyperlink r:id="rId161">
-        <w:r>
-          <w:rPr>
-            <w:lang w:val="zh_TW" w:bidi="zh_TW"/>
-          </w:rPr>
-          <w:rPr>
-            <w:color w:val="0000EE"/>
-            <w:u w:val="single"/>
-          </w:rPr>
-          <w:t>但9:4–19</w:t>
-        </w:r>
-      </w:hyperlink>
+      <w:r>
+        <w:rPr>
+          <w:lang w:val="zh_TW" w:bidi="zh_TW"/>
+        </w:rPr>
+        <w:t>但9:4–19</w:t>
+      </w:r>
       <w:r>
         <w:rPr>
           <w:lang w:val="zh_TW" w:bidi="zh_TW"/>
@@ -12126,18 +11142,12 @@
         </w:rPr>
         <w:t>）：以色列傾向為罪獻上動物為祭，但耶和華已經明確表示祭物不是解決方案（見</w:t>
       </w:r>
-      <w:hyperlink r:id="rId99">
-        <w:r>
-          <w:rPr>
-            <w:lang w:val="zh_TW" w:bidi="zh_TW"/>
-          </w:rPr>
-          <w:rPr>
-            <w:color w:val="0000EE"/>
-            <w:u w:val="single"/>
-          </w:rPr>
-          <w:t>何6:6</w:t>
-        </w:r>
-      </w:hyperlink>
+      <w:r>
+        <w:rPr>
+          <w:lang w:val="zh_TW" w:bidi="zh_TW"/>
+        </w:rPr>
+        <w:t>何6:6</w:t>
+      </w:r>
       <w:r>
         <w:rPr>
           <w:lang w:val="zh_TW" w:bidi="zh_TW"/>
@@ -12192,18 +11202,12 @@
         </w:rPr>
         <w:t>以色列人必須放棄對偶像、與外邦人結盟和自身軍事力量的依賴。雖然他們是神的孩子（</w:t>
       </w:r>
-      <w:hyperlink r:id="rId162">
-        <w:r>
-          <w:rPr>
-            <w:lang w:val="zh_TW" w:bidi="zh_TW"/>
-          </w:rPr>
-          <w:rPr>
-            <w:color w:val="0000EE"/>
-            <w:u w:val="single"/>
-          </w:rPr>
-          <w:t>11:1</w:t>
-        </w:r>
-      </w:hyperlink>
+      <w:r>
+        <w:rPr>
+          <w:lang w:val="zh_TW" w:bidi="zh_TW"/>
+        </w:rPr>
+        <w:t>11:1</w:t>
+      </w:r>
       <w:r>
         <w:rPr>
           <w:lang w:val="zh_TW" w:bidi="zh_TW"/>
@@ -12276,18 +11280,12 @@
         </w:rPr>
         <w:t>是對罪這個災病唯一解決的方法。耶和華會醫治我們身體上和屬靈上的所有的疾病 （</w:t>
       </w:r>
-      <w:hyperlink r:id="rId163">
-        <w:r>
-          <w:rPr>
-            <w:lang w:val="zh_TW" w:bidi="zh_TW"/>
-          </w:rPr>
-          <w:rPr>
-            <w:color w:val="0000EE"/>
-            <w:u w:val="single"/>
-          </w:rPr>
-          <w:t>詩103:3</w:t>
-        </w:r>
-      </w:hyperlink>
+      <w:r>
+        <w:rPr>
+          <w:lang w:val="zh_TW" w:bidi="zh_TW"/>
+        </w:rPr>
+        <w:t>詩103:3</w:t>
+      </w:r>
       <w:r>
         <w:rPr>
           <w:lang w:val="zh_TW" w:bidi="zh_TW"/>
@@ -12352,36 +11350,24 @@
         </w:rPr>
         <w:t>：在以色列半荒漠的氣候中，露水是重要的生命之源 （</w:t>
       </w:r>
-      <w:hyperlink r:id="rId164">
-        <w:r>
-          <w:rPr>
-            <w:lang w:val="zh_TW" w:bidi="zh_TW"/>
-          </w:rPr>
-          <w:rPr>
-            <w:color w:val="0000EE"/>
-            <w:u w:val="single"/>
-          </w:rPr>
-          <w:t>創27:28</w:t>
-        </w:r>
-      </w:hyperlink>
+      <w:r>
+        <w:rPr>
+          <w:lang w:val="zh_TW" w:bidi="zh_TW"/>
+        </w:rPr>
+        <w:t>創27:28</w:t>
+      </w:r>
       <w:r>
         <w:rPr>
           <w:lang w:val="zh_TW" w:bidi="zh_TW"/>
         </w:rPr>
         <w:t>；</w:t>
       </w:r>
-      <w:hyperlink r:id="rId165">
-        <w:r>
-          <w:rPr>
-            <w:lang w:val="zh_TW" w:bidi="zh_TW"/>
-          </w:rPr>
-          <w:rPr>
-            <w:color w:val="0000EE"/>
-            <w:u w:val="single"/>
-          </w:rPr>
-          <w:t>申33:28</w:t>
-        </w:r>
-      </w:hyperlink>
+      <w:r>
+        <w:rPr>
+          <w:lang w:val="zh_TW" w:bidi="zh_TW"/>
+        </w:rPr>
+        <w:t>申33:28</w:t>
+      </w:r>
       <w:r>
         <w:rPr>
           <w:lang w:val="zh_TW" w:bidi="zh_TW"/>
@@ -12412,18 +11398,12 @@
         </w:rPr>
         <w:t>：當以色列忠心於與耶和華的盟約時，他們將如同黎巴嫩雄偉的雪松一樣屹立不搖（</w:t>
       </w:r>
-      <w:hyperlink r:id="rId166">
-        <w:r>
-          <w:rPr>
-            <w:lang w:val="zh_TW" w:bidi="zh_TW"/>
-          </w:rPr>
-          <w:rPr>
-            <w:color w:val="0000EE"/>
-            <w:u w:val="single"/>
-          </w:rPr>
-          <w:t>詩92:12</w:t>
-        </w:r>
-      </w:hyperlink>
+      <w:r>
+        <w:rPr>
+          <w:lang w:val="zh_TW" w:bidi="zh_TW"/>
+        </w:rPr>
+        <w:t>詩92:12</w:t>
+      </w:r>
       <w:r>
         <w:rPr>
           <w:lang w:val="zh_TW" w:bidi="zh_TW"/>
@@ -12532,36 +11512,24 @@
         </w:rPr>
         <w:t>：一個安全和慰藉的地方（</w:t>
       </w:r>
-      <w:hyperlink r:id="rId167">
-        <w:r>
-          <w:rPr>
-            <w:lang w:val="zh_TW" w:bidi="zh_TW"/>
-          </w:rPr>
-          <w:rPr>
-            <w:color w:val="0000EE"/>
-            <w:u w:val="single"/>
-          </w:rPr>
-          <w:t>詩91:1</w:t>
-        </w:r>
-      </w:hyperlink>
+      <w:r>
+        <w:rPr>
+          <w:lang w:val="zh_TW" w:bidi="zh_TW"/>
+        </w:rPr>
+        <w:t>詩91:1</w:t>
+      </w:r>
       <w:r>
         <w:rPr>
           <w:lang w:val="zh_TW" w:bidi="zh_TW"/>
         </w:rPr>
         <w:t>；</w:t>
       </w:r>
-      <w:hyperlink r:id="rId168">
-        <w:r>
-          <w:rPr>
-            <w:lang w:val="zh_TW" w:bidi="zh_TW"/>
-          </w:rPr>
-          <w:rPr>
-            <w:color w:val="0000EE"/>
-            <w:u w:val="single"/>
-          </w:rPr>
-          <w:t>賽25:4</w:t>
-        </w:r>
-      </w:hyperlink>
+      <w:r>
+        <w:rPr>
+          <w:lang w:val="zh_TW" w:bidi="zh_TW"/>
+        </w:rPr>
+        <w:t>賽25:4</w:t>
+      </w:r>
       <w:r>
         <w:rPr>
           <w:lang w:val="zh_TW" w:bidi="zh_TW"/>
